--- a/docs/프로젝트_제출_양식.docx
+++ b/docs/프로젝트_제출_양식.docx
@@ -194,6 +194,7 @@
       <w:pPr>
         <w:shd w:val="clear" w:color="auto" w:fill="F3F6FA"/>
         <w:rPr>
+          <w:rFonts w:hint="eastAsia"/>
           <w:lang w:eastAsia="ko-KR"/>
         </w:rPr>
       </w:pPr>
@@ -743,15 +744,9 @@
             <w:r>
               <w:rPr>
                 <w:sz w:val="19"/>
-              </w:rPr>
-              <w:t xml:space="preserve">예: 홍길동 / 22123456 / </w:t>
-            </w:r>
-            <w:r>
-              <w:rPr>
-                <w:rFonts w:ascii="Consolas" w:hAnsi="Consolas"/>
-                <w:sz w:val="18"/>
-              </w:rPr>
-              <w:t>262mb22123456</w:t>
+                <w:lang w:eastAsia="ko-KR"/>
+              </w:rPr>
+              <w:t>박대승 / 22017041 / 262mb22017041</w:t>
             </w:r>
           </w:p>
         </w:tc>
@@ -797,23 +792,7 @@
                 <w:sz w:val="19"/>
                 <w:lang w:eastAsia="ko-KR"/>
               </w:rPr>
-              <w:t>"___를 위해 ___</w:t>
-            </w:r>
-            <w:proofErr w:type="spellStart"/>
-            <w:r>
-              <w:rPr>
-                <w:sz w:val="19"/>
-                <w:lang w:eastAsia="ko-KR"/>
-              </w:rPr>
-              <w:t>를</w:t>
-            </w:r>
-            <w:proofErr w:type="spellEnd"/>
-            <w:r>
-              <w:rPr>
-                <w:sz w:val="19"/>
-                <w:lang w:eastAsia="ko-KR"/>
-              </w:rPr>
-              <w:t xml:space="preserve"> 해 주는 서비스" (기획서 01과 같게 적어 주세요)</w:t>
+              <w:t>게임 리그오브레전드에서 게임의 요소 지표를 '감'으로 판단하는 유저를 위해, 각 행동이 승률을 얼마나 바꾸는지 데이터를 모델로 분해해 보여주고, 시뮬레이션에서 마치는 것이 아닌 실제 1대1 게임을 지원하는 서비스</w:t>
             </w:r>
           </w:p>
         </w:tc>
@@ -862,12 +841,82 @@
           <w:p>
             <w:pPr>
               <w:spacing w:after="20" w:line="264" w:lineRule="auto"/>
-            </w:pPr>
-            <w:r>
-              <w:rPr>
-                <w:sz w:val="19"/>
-              </w:rPr>
-              <w:t>2026-__-__ __:__</w:t>
+              <w:rPr>
+                <w:rFonts w:hint="eastAsia"/>
+                <w:lang w:eastAsia="ko-KR"/>
+              </w:rPr>
+            </w:pPr>
+            <w:r>
+              <w:rPr>
+                <w:sz w:val="19"/>
+              </w:rPr>
+              <w:t>2026-</w:t>
+            </w:r>
+            <w:r>
+              <w:rPr>
+                <w:rFonts w:hint="eastAsia"/>
+                <w:sz w:val="19"/>
+                <w:lang w:eastAsia="ko-KR"/>
+              </w:rPr>
+              <w:t>10</w:t>
+            </w:r>
+            <w:r>
+              <w:rPr>
+                <w:sz w:val="19"/>
+              </w:rPr>
+              <w:t>-</w:t>
+            </w:r>
+            <w:r>
+              <w:rPr>
+                <w:rFonts w:hint="eastAsia"/>
+                <w:sz w:val="19"/>
+                <w:lang w:eastAsia="ko-KR"/>
+              </w:rPr>
+              <w:t>23</w:t>
+            </w:r>
+            <w:r>
+              <w:rPr>
+                <w:sz w:val="19"/>
+              </w:rPr>
+              <w:t xml:space="preserve"> </w:t>
+            </w:r>
+            <w:r>
+              <w:rPr>
+                <w:rFonts w:hint="eastAsia"/>
+                <w:sz w:val="19"/>
+                <w:lang w:eastAsia="ko-KR"/>
+              </w:rPr>
+              <w:t>1</w:t>
+            </w:r>
+            <w:r>
+              <w:rPr>
+                <w:rFonts w:hint="eastAsia"/>
+                <w:sz w:val="19"/>
+                <w:lang w:eastAsia="ko-KR"/>
+              </w:rPr>
+              <w:t>7</w:t>
+            </w:r>
+            <w:r>
+              <w:rPr>
+                <w:sz w:val="19"/>
+              </w:rPr>
+              <w:t>:</w:t>
+            </w:r>
+            <w:r>
+              <w:rPr>
+                <w:rFonts w:hint="eastAsia"/>
+                <w:sz w:val="19"/>
+                <w:lang w:eastAsia="ko-KR"/>
+              </w:rPr>
+              <w:t>0</w:t>
+            </w:r>
+            <w:r>
+              <w:rPr>
+                <w:rFonts w:hint="eastAsia"/>
+                <w:sz w:val="19"/>
+                <w:lang w:eastAsia="ko-KR"/>
+              </w:rPr>
+              <w:t>0</w:t>
             </w:r>
           </w:p>
         </w:tc>
@@ -902,7 +951,7 @@
       </w:tblPr>
       <w:tblGrid>
         <w:gridCol w:w="2449"/>
-        <w:gridCol w:w="7756"/>
+        <w:gridCol w:w="7956"/>
       </w:tblGrid>
       <w:tr>
         <w:trPr>
@@ -919,6 +968,7 @@
             <w:pPr>
               <w:spacing w:after="20" w:line="264" w:lineRule="auto"/>
             </w:pPr>
+            <w:proofErr w:type="spellStart"/>
             <w:r>
               <w:rPr>
                 <w:b/>
@@ -926,6 +976,7 @@
               </w:rPr>
               <w:t>항목</w:t>
             </w:r>
+            <w:proofErr w:type="spellEnd"/>
           </w:p>
         </w:tc>
         <w:tc>
@@ -980,6 +1031,129 @@
                 <w:lang w:eastAsia="ko-KR"/>
               </w:rPr>
             </w:pPr>
+            <w:r>
+              <w:rPr>
+                <w:lang w:eastAsia="ko-KR"/>
+              </w:rPr>
+              <w:t>https://ahnbi4.suwon.ac.kr:5300/user/262mb22017041/proxy/8000/</w:t>
+            </w:r>
+          </w:p>
+          <w:p>
+            <w:pPr>
+              <w:spacing w:after="20" w:line="264" w:lineRule="auto"/>
+              <w:rPr>
+                <w:lang w:eastAsia="ko-KR"/>
+              </w:rPr>
+            </w:pPr>
+            <w:r>
+              <w:rPr>
+                <w:rFonts w:hint="eastAsia"/>
+                <w:lang w:eastAsia="ko-KR"/>
+              </w:rPr>
+              <w:t xml:space="preserve">launch </w:t>
+            </w:r>
+            <w:proofErr w:type="spellStart"/>
+            <w:r>
+              <w:rPr>
+                <w:rFonts w:hint="eastAsia"/>
+                <w:lang w:eastAsia="ko-KR"/>
+              </w:rPr>
+              <w:t>cmd</w:t>
+            </w:r>
+            <w:proofErr w:type="spellEnd"/>
+            <w:r>
+              <w:rPr>
+                <w:lang w:eastAsia="ko-KR"/>
+              </w:rPr>
+              <w:t>:</w:t>
+            </w:r>
+            <w:r>
+              <w:rPr>
+                <w:rFonts w:hint="eastAsia"/>
+                <w:lang w:eastAsia="ko-KR"/>
+              </w:rPr>
+              <w:t xml:space="preserve"> </w:t>
+            </w:r>
+            <w:r>
+              <w:rPr>
+                <w:rFonts w:ascii="Consolas" w:hAnsi="Consolas"/>
+                <w:sz w:val="19"/>
+                <w:lang w:eastAsia="ko-KR"/>
+              </w:rPr>
+              <w:t>cd ~/work/</w:t>
+            </w:r>
+            <w:proofErr w:type="spellStart"/>
+            <w:r>
+              <w:rPr>
+                <w:rFonts w:ascii="Consolas" w:hAnsi="Consolas"/>
+                <w:sz w:val="19"/>
+                <w:lang w:eastAsia="ko-KR"/>
+              </w:rPr>
+              <w:t>gg_battle</w:t>
+            </w:r>
+            <w:proofErr w:type="spellEnd"/>
+            <w:r>
+              <w:rPr>
+                <w:rFonts w:ascii="Consolas" w:hAnsi="Consolas"/>
+                <w:sz w:val="19"/>
+                <w:lang w:eastAsia="ko-KR"/>
+              </w:rPr>
+              <w:t xml:space="preserve"> &amp;&amp; </w:t>
+            </w:r>
+            <w:proofErr w:type="spellStart"/>
+            <w:r>
+              <w:rPr>
+                <w:rFonts w:ascii="Consolas" w:hAnsi="Consolas"/>
+                <w:sz w:val="19"/>
+                <w:lang w:eastAsia="ko-KR"/>
+              </w:rPr>
+              <w:t>streamlit</w:t>
+            </w:r>
+            <w:proofErr w:type="spellEnd"/>
+            <w:r>
+              <w:rPr>
+                <w:rFonts w:ascii="Consolas" w:hAnsi="Consolas"/>
+                <w:sz w:val="19"/>
+                <w:lang w:eastAsia="ko-KR"/>
+              </w:rPr>
+              <w:t xml:space="preserve"> run app.py --</w:t>
+            </w:r>
+            <w:proofErr w:type="spellStart"/>
+            <w:r>
+              <w:rPr>
+                <w:rFonts w:ascii="Consolas" w:hAnsi="Consolas"/>
+                <w:sz w:val="19"/>
+                <w:lang w:eastAsia="ko-KR"/>
+              </w:rPr>
+              <w:t>server.address</w:t>
+            </w:r>
+            <w:proofErr w:type="spellEnd"/>
+            <w:r>
+              <w:rPr>
+                <w:rFonts w:ascii="Consolas" w:hAnsi="Consolas"/>
+                <w:sz w:val="19"/>
+                <w:lang w:eastAsia="ko-KR"/>
+              </w:rPr>
+              <w:t xml:space="preserve"> 0.0.0.0 --</w:t>
+            </w:r>
+            <w:proofErr w:type="spellStart"/>
+            <w:r>
+              <w:rPr>
+                <w:rFonts w:ascii="Consolas" w:hAnsi="Consolas"/>
+                <w:sz w:val="19"/>
+                <w:lang w:eastAsia="ko-KR"/>
+              </w:rPr>
+              <w:t>server.port</w:t>
+            </w:r>
+            <w:proofErr w:type="spellEnd"/>
+            <w:r>
+              <w:rPr>
+                <w:rFonts w:ascii="Consolas" w:hAnsi="Consolas"/>
+                <w:sz w:val="19"/>
+                <w:lang w:eastAsia="ko-KR"/>
+              </w:rPr>
+              <w:t xml:space="preserve"> 8000</w:t>
+            </w:r>
           </w:p>
         </w:tc>
       </w:tr>
@@ -1012,46 +1186,16 @@
             <w:pPr>
               <w:spacing w:after="20" w:line="264" w:lineRule="auto"/>
               <w:rPr>
-                <w:lang w:eastAsia="ko-KR"/>
-              </w:rPr>
-            </w:pPr>
-            <w:r>
-              <w:rPr>
-                <w:sz w:val="19"/>
-                <w:lang w:eastAsia="ko-KR"/>
-              </w:rPr>
-              <w:t xml:space="preserve">외부에서 열리는 주소가 따로 있으면 적고, </w:t>
-            </w:r>
-            <w:r>
-              <w:rPr>
-                <w:b/>
-                <w:sz w:val="19"/>
-                <w:lang w:eastAsia="ko-KR"/>
-              </w:rPr>
-              <w:t>무엇으로 배포했는지</w:t>
-            </w:r>
-            <w:r>
-              <w:rPr>
-                <w:sz w:val="19"/>
-                <w:lang w:eastAsia="ko-KR"/>
-              </w:rPr>
-              <w:t xml:space="preserve">를 한 줄로 적어 주세요 (예: </w:t>
-            </w:r>
-            <w:proofErr w:type="spellStart"/>
-            <w:r>
-              <w:rPr>
-                <w:sz w:val="19"/>
-                <w:lang w:eastAsia="ko-KR"/>
-              </w:rPr>
-              <w:t>Streamlit</w:t>
-            </w:r>
-            <w:proofErr w:type="spellEnd"/>
-            <w:r>
-              <w:rPr>
-                <w:sz w:val="19"/>
-                <w:lang w:eastAsia="ko-KR"/>
-              </w:rPr>
-              <w:t xml:space="preserve"> Community Cloud + GitHub 저장소 주소). 없으면 "없음"이라고 적습니다.</w:t>
+                <w:color w:val="0000FF"/>
+                <w:lang w:eastAsia="ko-KR"/>
+              </w:rPr>
+            </w:pPr>
+            <w:r>
+              <w:rPr>
+                <w:sz w:val="19"/>
+                <w:lang w:eastAsia="ko-KR"/>
+              </w:rPr>
+              <w:t>없음</w:t>
             </w:r>
           </w:p>
         </w:tc>
@@ -1101,15 +1245,69 @@
             <w:pPr>
               <w:spacing w:after="20" w:line="264" w:lineRule="auto"/>
               <w:rPr>
-                <w:lang w:eastAsia="ko-KR"/>
-              </w:rPr>
-            </w:pPr>
-            <w:r>
-              <w:rPr>
-                <w:sz w:val="19"/>
-                <w:lang w:eastAsia="ko-KR"/>
-              </w:rPr>
-              <w:t>제출 직전에 이 주소를 직접 열어 3화면을 눌러 본 시각: 2026-__-__ __:__</w:t>
+                <w:rFonts w:hint="eastAsia"/>
+                <w:lang w:eastAsia="ko-KR"/>
+              </w:rPr>
+            </w:pPr>
+            <w:r>
+              <w:rPr>
+                <w:sz w:val="19"/>
+                <w:lang w:eastAsia="ko-KR"/>
+              </w:rPr>
+              <w:t>제출 직전에 이 주소를 직접 열어 3화면을 눌러 본 시각: 2026-</w:t>
+            </w:r>
+            <w:r>
+              <w:rPr>
+                <w:rFonts w:hint="eastAsia"/>
+                <w:sz w:val="19"/>
+                <w:lang w:eastAsia="ko-KR"/>
+              </w:rPr>
+              <w:t>10</w:t>
+            </w:r>
+            <w:r>
+              <w:rPr>
+                <w:sz w:val="19"/>
+                <w:lang w:eastAsia="ko-KR"/>
+              </w:rPr>
+              <w:t>-</w:t>
+            </w:r>
+            <w:r>
+              <w:rPr>
+                <w:rFonts w:hint="eastAsia"/>
+                <w:sz w:val="19"/>
+                <w:lang w:eastAsia="ko-KR"/>
+              </w:rPr>
+              <w:t>23</w:t>
+            </w:r>
+            <w:r>
+              <w:rPr>
+                <w:sz w:val="19"/>
+                <w:lang w:eastAsia="ko-KR"/>
+              </w:rPr>
+              <w:t xml:space="preserve"> </w:t>
+            </w:r>
+            <w:r>
+              <w:rPr>
+                <w:rFonts w:hint="eastAsia"/>
+                <w:sz w:val="19"/>
+                <w:lang w:eastAsia="ko-KR"/>
+              </w:rPr>
+              <w:t>16</w:t>
+            </w:r>
+            <w:r>
+              <w:rPr>
+                <w:sz w:val="19"/>
+                <w:lang w:eastAsia="ko-KR"/>
+              </w:rPr>
+              <w:t>:</w:t>
+            </w:r>
+            <w:r>
+              <w:rPr>
+                <w:rFonts w:hint="eastAsia"/>
+                <w:sz w:val="19"/>
+                <w:lang w:eastAsia="ko-KR"/>
+              </w:rPr>
+              <w:t>00</w:t>
             </w:r>
           </w:p>
         </w:tc>
@@ -1132,6 +1330,7 @@
               <w:rPr>
                 <w:sz w:val="19"/>
               </w:rPr>
+              <w:lastRenderedPageBreak/>
               <w:t>평가자용</w:t>
             </w:r>
             <w:proofErr w:type="spellEnd"/>
@@ -1167,7 +1366,31 @@
                 <w:sz w:val="19"/>
                 <w:lang w:eastAsia="ko-KR"/>
               </w:rPr>
-              <w:t>평가자가 링크를 열고 그대로 따라 할 입력 3단계를 적어 주세요.</w:t>
+              <w:t xml:space="preserve">① </w:t>
+            </w:r>
+            <w:r>
+              <w:rPr>
+                <w:sz w:val="19"/>
+                <w:lang w:eastAsia="ko-KR"/>
+              </w:rPr>
+              <w:t xml:space="preserve">데이터 탐색 → [계수 부호] 탭에서 </w:t>
+            </w:r>
+            <w:proofErr w:type="spellStart"/>
+            <w:r>
+              <w:rPr>
+                <w:rFonts w:ascii="Consolas" w:hAnsi="Consolas"/>
+                <w:sz w:val="19"/>
+                <w:lang w:eastAsia="ko-KR"/>
+              </w:rPr>
+              <w:t>towerDiff</w:t>
+            </w:r>
+            <w:proofErr w:type="spellEnd"/>
+            <w:r>
+              <w:rPr>
+                <w:sz w:val="19"/>
+                <w:lang w:eastAsia="ko-KR"/>
+              </w:rPr>
+              <w:t>가 '음수'인데 단독 상관은 양수(0.156)인 것 확인 → [골드 통제 비교] 탭 아래 '킬 +3 이상 &amp; 골드 뒤짐' 35.3%(n=34) vs '골드 앞섬' 80.4%가 보이면 정상</w:t>
             </w:r>
           </w:p>
           <w:p>
@@ -1182,83 +1405,208 @@
                 <w:sz w:val="19"/>
                 <w:lang w:eastAsia="ko-KR"/>
               </w:rPr>
-              <w:t xml:space="preserve">예: ① 홈 → "진단 시작" ② 계약 유형 </w:t>
-            </w:r>
-            <w:r>
-              <w:rPr>
-                <w:rFonts w:ascii="Consolas" w:hAnsi="Consolas"/>
-                <w:sz w:val="18"/>
-                <w:lang w:eastAsia="ko-KR"/>
-              </w:rPr>
-              <w:t>월</w:t>
-            </w:r>
-            <w:r>
-              <w:rPr>
-                <w:rFonts w:ascii="Consolas" w:hAnsi="Consolas"/>
-                <w:sz w:val="18"/>
+              <w:t xml:space="preserve">② </w:t>
+            </w:r>
+            <w:r>
+              <w:rPr>
+                <w:sz w:val="19"/>
+                <w:lang w:eastAsia="ko-KR"/>
+              </w:rPr>
+              <w:t xml:space="preserve">시뮬레이터 → [전략 시나리오] 탭(타자 속도 기본 300) → 전략을 </w:t>
+            </w:r>
+            <w:proofErr w:type="spellStart"/>
+            <w:r>
+              <w:rPr>
+                <w:sz w:val="19"/>
+                <w:lang w:eastAsia="ko-KR"/>
+              </w:rPr>
+              <w:t>킬사이클</w:t>
+            </w:r>
+            <w:proofErr w:type="spellEnd"/>
+            <w:r>
+              <w:rPr>
+                <w:sz w:val="19"/>
+                <w:lang w:eastAsia="ko-KR"/>
+              </w:rPr>
+              <w:t xml:space="preserve"> → 타워러시 → 시야전략으로 바꾸면 승률 96% → 91% → 51%가 보이면 정상</w:t>
+            </w:r>
+          </w:p>
+          <w:p>
+            <w:pPr>
+              <w:spacing w:after="20" w:line="264" w:lineRule="auto"/>
+              <w:rPr>
+                <w:sz w:val="19"/>
+                <w:lang w:eastAsia="ko-KR"/>
+              </w:rPr>
+            </w:pPr>
+            <w:r>
+              <w:rPr>
+                <w:sz w:val="19"/>
+                <w:lang w:eastAsia="ko-KR"/>
+              </w:rPr>
+              <w:t xml:space="preserve">③ </w:t>
+            </w:r>
+            <w:r>
+              <w:rPr>
+                <w:sz w:val="19"/>
+                <w:lang w:eastAsia="ko-KR"/>
+              </w:rPr>
+              <w:t>시뮬레이터 → [상태 슬라이더] 탭 → 왼쪽 사이드바에서 골드를 Blue +1,500, dragon을 Blue +1, tower를 Blue +1로 차례로 옮김 → 승률이 Blue 67% → 74% → 68%로 바뀌고, 아래에 '골드 차 +17.2%p · 드래곤 +7.2%p · 타워 차 −5.7%p' 3줄이 보이면 정상</w:t>
+            </w:r>
+            <w:r>
+              <w:rPr>
+                <w:rFonts w:hint="eastAsia"/>
+                <w:sz w:val="19"/>
+                <w:lang w:eastAsia="ko-KR"/>
+              </w:rPr>
+              <w:t xml:space="preserve"> (이는 정확한 동작 결과 케이스이며, 임의로 조정 확인하여도 무관합니다.)</w:t>
+            </w:r>
+          </w:p>
+          <w:p>
+            <w:pPr>
+              <w:spacing w:after="20" w:line="264" w:lineRule="auto"/>
+              <w:rPr>
+                <w:lang w:eastAsia="ko-KR"/>
+              </w:rPr>
+            </w:pPr>
+          </w:p>
+          <w:p>
+            <w:pPr>
+              <w:spacing w:after="20" w:line="264" w:lineRule="auto"/>
+              <w:rPr>
+                <w:lang w:eastAsia="ko-KR"/>
+              </w:rPr>
+            </w:pPr>
+            <w:r>
+              <w:rPr>
+                <w:sz w:val="19"/>
+                <w:lang w:eastAsia="ko-KR"/>
+              </w:rPr>
+              <w:t xml:space="preserve">※ 1대1 대결은 </w:t>
+            </w:r>
+            <w:r>
+              <w:rPr>
+                <w:rFonts w:hint="eastAsia"/>
+                <w:sz w:val="19"/>
+                <w:lang w:eastAsia="ko-KR"/>
+              </w:rPr>
+              <w:t xml:space="preserve">한 PC에서 두 </w:t>
+            </w:r>
+            <w:r>
+              <w:rPr>
+                <w:sz w:val="19"/>
+                <w:lang w:eastAsia="ko-KR"/>
+              </w:rPr>
+              <w:t>브라우저</w:t>
+            </w:r>
+            <w:r>
+              <w:rPr>
+                <w:rFonts w:hint="eastAsia"/>
+                <w:sz w:val="19"/>
+                <w:lang w:eastAsia="ko-KR"/>
+              </w:rPr>
+              <w:t>로</w:t>
+            </w:r>
+            <w:r>
+              <w:rPr>
+                <w:rFonts w:hint="eastAsia"/>
+                <w:sz w:val="19"/>
+                <w:lang w:eastAsia="ko-KR"/>
+              </w:rPr>
+              <w:t>도</w:t>
+            </w:r>
+            <w:r>
+              <w:rPr>
+                <w:rFonts w:hint="eastAsia"/>
+                <w:sz w:val="19"/>
+                <w:lang w:eastAsia="ko-KR"/>
+              </w:rPr>
+              <w:t xml:space="preserve"> 테스트가 가능하며, </w:t>
+            </w:r>
+            <w:r>
+              <w:rPr>
+                <w:rFonts w:hint="eastAsia"/>
+                <w:sz w:val="19"/>
+                <w:lang w:eastAsia="ko-KR"/>
+              </w:rPr>
+              <w:t xml:space="preserve">해당 시나리오는 </w:t>
+            </w:r>
+            <w:r>
+              <w:rPr>
+                <w:rFonts w:hint="eastAsia"/>
+                <w:sz w:val="19"/>
+                <w:lang w:eastAsia="ko-KR"/>
+              </w:rPr>
+              <w:t>평가용</w:t>
+            </w:r>
+            <w:r>
+              <w:rPr>
+                <w:rFonts w:hint="eastAsia"/>
+                <w:sz w:val="19"/>
+                <w:lang w:eastAsia="ko-KR"/>
+              </w:rPr>
+              <w:t xml:space="preserve"> 상황을 고려</w:t>
+            </w:r>
+            <w:r>
+              <w:rPr>
+                <w:rFonts w:hint="eastAsia"/>
+                <w:sz w:val="19"/>
+                <w:lang w:eastAsia="ko-KR"/>
+              </w:rPr>
+              <w:t>하여</w:t>
+            </w:r>
+            <w:r>
+              <w:rPr>
+                <w:rFonts w:hint="eastAsia"/>
+                <w:sz w:val="19"/>
                 <w:lang w:eastAsia="ko-KR"/>
               </w:rPr>
               <w:t xml:space="preserve"> </w:t>
             </w:r>
             <w:r>
               <w:rPr>
-                <w:rFonts w:ascii="Consolas" w:hAnsi="Consolas"/>
-                <w:sz w:val="18"/>
-                <w:lang w:eastAsia="ko-KR"/>
-              </w:rPr>
-              <w:t>단위</w:t>
-            </w:r>
-            <w:r>
-              <w:rPr>
-                <w:sz w:val="19"/>
-                <w:lang w:eastAsia="ko-KR"/>
-              </w:rPr>
-              <w:t xml:space="preserve">, 가입 개월 </w:t>
-            </w:r>
-            <w:r>
-              <w:rPr>
-                <w:rFonts w:ascii="Consolas" w:hAnsi="Consolas"/>
-                <w:sz w:val="18"/>
-                <w:lang w:eastAsia="ko-KR"/>
-              </w:rPr>
-              <w:t>3</w:t>
-            </w:r>
-            <w:r>
-              <w:rPr>
-                <w:sz w:val="19"/>
-                <w:lang w:eastAsia="ko-KR"/>
-              </w:rPr>
-              <w:t xml:space="preserve">, 요금 </w:t>
-            </w:r>
-            <w:r>
-              <w:rPr>
-                <w:rFonts w:ascii="Consolas" w:hAnsi="Consolas"/>
-                <w:sz w:val="18"/>
-                <w:lang w:eastAsia="ko-KR"/>
-              </w:rPr>
-              <w:t>85</w:t>
-            </w:r>
-            <w:r>
-              <w:rPr>
-                <w:sz w:val="19"/>
-                <w:lang w:eastAsia="ko-KR"/>
-              </w:rPr>
-              <w:t xml:space="preserve"> 입력 → 제출 ③ 결과 화면에 위험 점수 </w:t>
-            </w:r>
-            <w:r>
-              <w:rPr>
-                <w:rFonts w:ascii="Consolas" w:hAnsi="Consolas"/>
-                <w:sz w:val="18"/>
-                <w:lang w:eastAsia="ko-KR"/>
-              </w:rPr>
-              <w:t>72</w:t>
-            </w:r>
-            <w:r>
-              <w:rPr>
-                <w:sz w:val="19"/>
-                <w:lang w:eastAsia="ko-KR"/>
-              </w:rPr>
-              <w:t>와 근거 3줄이 보이면 정상</w:t>
+                <w:rFonts w:hint="eastAsia"/>
+                <w:sz w:val="19"/>
+                <w:lang w:eastAsia="ko-KR"/>
+              </w:rPr>
+              <w:t xml:space="preserve">추가한 </w:t>
+            </w:r>
+            <w:r>
+              <w:rPr>
+                <w:rFonts w:hint="eastAsia"/>
+                <w:sz w:val="19"/>
+                <w:lang w:eastAsia="ko-KR"/>
+              </w:rPr>
+              <w:t>구현 영상을</w:t>
+            </w:r>
+            <w:r>
+              <w:rPr>
+                <w:rFonts w:hint="eastAsia"/>
+                <w:sz w:val="19"/>
+                <w:lang w:eastAsia="ko-KR"/>
+              </w:rPr>
+              <w:t xml:space="preserve"> 토대로 서술하였습니다.</w:t>
+            </w:r>
+            <w:r>
+              <w:rPr>
+                <w:sz w:val="19"/>
+                <w:lang w:eastAsia="ko-KR"/>
+              </w:rPr>
+              <w:t xml:space="preserve"> </w:t>
+            </w:r>
+            <w:r>
+              <w:rPr>
+                <w:sz w:val="19"/>
+                <w:lang w:eastAsia="ko-KR"/>
+              </w:rPr>
+              <w:br/>
+            </w:r>
+            <w:r>
+              <w:rPr>
+                <w:sz w:val="19"/>
+                <w:lang w:eastAsia="ko-KR"/>
+              </w:rPr>
+              <w:t>대결 영상: log/demo_battle.mp4</w:t>
             </w:r>
           </w:p>
         </w:tc>
@@ -1322,72 +1670,85 @@
                 <w:sz w:val="19"/>
                 <w:lang w:eastAsia="ko-KR"/>
               </w:rPr>
-              <w:t xml:space="preserve">평가자가 일부러 넣어 볼 잘못된 입력과 기대 동작. 예: 가입 개월 </w:t>
+              <w:t xml:space="preserve">1대1 대결 화면을 탭 2개로 열고 한쪽에서 '내 자리'를 P2로 → 대결 신청 → 양쪽 수락 → 경기 중 아래 채팅 입력창에 </w:t>
             </w:r>
             <w:r>
               <w:rPr>
                 <w:rFonts w:ascii="Consolas" w:hAnsi="Consolas"/>
-                <w:sz w:val="18"/>
-                <w:lang w:eastAsia="ko-KR"/>
-              </w:rPr>
-              <w:t>-1</w:t>
-            </w:r>
-            <w:r>
-              <w:rPr>
-                <w:sz w:val="19"/>
-                <w:lang w:eastAsia="ko-KR"/>
-              </w:rPr>
-              <w:t xml:space="preserve"> → </w:t>
-            </w:r>
-            <w:proofErr w:type="spellStart"/>
+                <w:sz w:val="19"/>
+                <w:lang w:eastAsia="ko-KR"/>
+              </w:rPr>
+              <w:t>baron</w:t>
+            </w:r>
+            <w:r>
+              <w:rPr>
+                <w:sz w:val="19"/>
+                <w:lang w:eastAsia="ko-KR"/>
+              </w:rPr>
+              <w:t>(없는 명령어) 입력 → 오류 화면 없이 '없는 명령어: baron' 알림이 뜨고 앱은 계속 동작</w:t>
+            </w:r>
+          </w:p>
+          <w:p>
+            <w:pPr>
+              <w:spacing w:after="20" w:line="264" w:lineRule="auto"/>
+              <w:rPr>
+                <w:rFonts w:hint="eastAsia"/>
+                <w:lang w:eastAsia="ko-KR"/>
+              </w:rPr>
+            </w:pPr>
+            <w:r>
+              <w:rPr>
+                <w:sz w:val="19"/>
+                <w:lang w:eastAsia="ko-KR"/>
+              </w:rPr>
+              <w:t xml:space="preserve">더 간단한 것: 주소 끝을 </w:t>
+            </w:r>
             <w:r>
               <w:rPr>
                 <w:rFonts w:ascii="Consolas" w:hAnsi="Consolas"/>
-                <w:sz w:val="18"/>
-                <w:lang w:eastAsia="ko-KR"/>
-              </w:rPr>
-              <w:t>st.warning</w:t>
-            </w:r>
-            <w:proofErr w:type="spellEnd"/>
+                <w:sz w:val="19"/>
+                <w:lang w:eastAsia="ko-KR"/>
+              </w:rPr>
+              <w:t>/1</w:t>
+            </w:r>
             <w:r>
               <w:rPr>
                 <w:rFonts w:ascii="Consolas" w:hAnsi="Consolas"/>
-                <w:sz w:val="18"/>
-                <w:lang w:eastAsia="ko-KR"/>
-              </w:rPr>
-              <w:t xml:space="preserve">("0 </w:t>
+                <w:sz w:val="19"/>
+                <w:lang w:eastAsia="ko-KR"/>
+              </w:rPr>
+              <w:t>대</w:t>
             </w:r>
             <w:r>
               <w:rPr>
                 <w:rFonts w:ascii="Consolas" w:hAnsi="Consolas"/>
-                <w:sz w:val="18"/>
-                <w:lang w:eastAsia="ko-KR"/>
-              </w:rPr>
-              <w:t>이상을</w:t>
+                <w:sz w:val="19"/>
+                <w:lang w:eastAsia="ko-KR"/>
+              </w:rPr>
+              <w:t>1_</w:t>
             </w:r>
             <w:r>
               <w:rPr>
                 <w:rFonts w:ascii="Consolas" w:hAnsi="Consolas"/>
-                <w:sz w:val="18"/>
-                <w:lang w:eastAsia="ko-KR"/>
-              </w:rPr>
-              <w:t xml:space="preserve"> </w:t>
+                <w:sz w:val="19"/>
+                <w:lang w:eastAsia="ko-KR"/>
+              </w:rPr>
+              <w:t>대결</w:t>
             </w:r>
             <w:r>
               <w:rPr>
                 <w:rFonts w:ascii="Consolas" w:hAnsi="Consolas"/>
-                <w:sz w:val="18"/>
-                <w:lang w:eastAsia="ko-KR"/>
-              </w:rPr>
-              <w:t>입력하세요</w:t>
-            </w:r>
-            <w:r>
-              <w:rPr>
-                <w:rFonts w:ascii="Consolas" w:hAnsi="Consolas"/>
-                <w:sz w:val="18"/>
-                <w:lang w:eastAsia="ko-KR"/>
-              </w:rPr>
-              <w:t>")</w:t>
+                <w:sz w:val="19"/>
+                <w:lang w:eastAsia="ko-KR"/>
+              </w:rPr>
+              <w:t>?slot=P3</w:t>
+            </w:r>
+            <w:r>
+              <w:rPr>
+                <w:sz w:val="19"/>
+                <w:lang w:eastAsia="ko-KR"/>
+              </w:rPr>
+              <w:t>(없는 자리)로 열면 오류 없이 P1로 처리</w:t>
             </w:r>
           </w:p>
         </w:tc>
@@ -1409,6 +1770,7 @@
               <w:rPr>
                 <w:sz w:val="19"/>
               </w:rPr>
+              <w:lastRenderedPageBreak/>
               <w:t xml:space="preserve">홈 </w:t>
             </w:r>
             <w:proofErr w:type="spellStart"/>
@@ -1442,14 +1804,147 @@
           <w:p>
             <w:pPr>
               <w:spacing w:after="20" w:line="264" w:lineRule="auto"/>
-            </w:pPr>
-            <w:r>
+              <w:jc w:val="center"/>
               <w:rPr>
                 <w:rFonts w:ascii="Consolas" w:hAnsi="Consolas"/>
                 <w:sz w:val="18"/>
-              </w:rPr>
-              <w:t>log/screenshot_home.png</w:t>
-            </w:r>
+                <w:lang w:eastAsia="ko-KR"/>
+              </w:rPr>
+            </w:pPr>
+            <w:r>
+              <w:rPr>
+                <w:rFonts w:ascii="Consolas" w:hAnsi="Consolas"/>
+                <w:noProof/>
+                <w:sz w:val="18"/>
+                <w:lang w:eastAsia="ko-KR"/>
+              </w:rPr>
+              <w:drawing>
+                <wp:inline distT="0" distB="0" distL="0" distR="0" wp14:anchorId="4C70CACD" wp14:editId="6DCFB86C">
+                  <wp:extent cx="4914000" cy="3711600"/>
+                  <wp:effectExtent l="0" t="0" r="1270" b="3175"/>
+                  <wp:docPr id="1086848263" name="그림 6"/>
+                  <wp:cNvGraphicFramePr>
+                    <a:graphicFrameLocks xmlns:a="http://schemas.openxmlformats.org/drawingml/2006/main" noChangeAspect="1"/>
+                  </wp:cNvGraphicFramePr>
+                  <a:graphic xmlns:a="http://schemas.openxmlformats.org/drawingml/2006/main">
+                    <a:graphicData uri="http://schemas.openxmlformats.org/drawingml/2006/picture">
+                      <pic:pic xmlns:pic="http://schemas.openxmlformats.org/drawingml/2006/picture">
+                        <pic:nvPicPr>
+                          <pic:cNvPr id="0" name="Picture 6"/>
+                          <pic:cNvPicPr>
+                            <a:picLocks noChangeAspect="1" noChangeArrowheads="1"/>
+                          </pic:cNvPicPr>
+                        </pic:nvPicPr>
+                        <pic:blipFill>
+                          <a:blip r:embed="rId8">
+                            <a:extLst>
+                              <a:ext uri="{28A0092B-C50C-407E-A947-70E740481C1C}">
+                                <a14:useLocalDpi xmlns:a14="http://schemas.microsoft.com/office/drawing/2010/main" val="0"/>
+                              </a:ext>
+                            </a:extLst>
+                          </a:blip>
+                          <a:srcRect/>
+                          <a:stretch>
+                            <a:fillRect/>
+                          </a:stretch>
+                        </pic:blipFill>
+                        <pic:spPr bwMode="auto">
+                          <a:xfrm>
+                            <a:off x="0" y="0"/>
+                            <a:ext cx="4914000" cy="3711600"/>
+                          </a:xfrm>
+                          <a:prstGeom prst="rect">
+                            <a:avLst/>
+                          </a:prstGeom>
+                          <a:noFill/>
+                          <a:ln>
+                            <a:noFill/>
+                          </a:ln>
+                        </pic:spPr>
+                      </pic:pic>
+                    </a:graphicData>
+                  </a:graphic>
+                </wp:inline>
+              </w:drawing>
+            </w:r>
+          </w:p>
+          <w:p>
+            <w:pPr>
+              <w:spacing w:after="20" w:line="264" w:lineRule="auto"/>
+              <w:jc w:val="center"/>
+              <w:rPr>
+                <w:rFonts w:ascii="Consolas" w:hAnsi="Consolas"/>
+                <w:sz w:val="18"/>
+                <w:lang w:eastAsia="ko-KR"/>
+              </w:rPr>
+            </w:pPr>
+            <w:r>
+              <w:rPr>
+                <w:rFonts w:ascii="Consolas" w:hAnsi="Consolas"/>
+                <w:noProof/>
+                <w:sz w:val="18"/>
+                <w:lang w:eastAsia="ko-KR"/>
+              </w:rPr>
+              <w:drawing>
+                <wp:inline distT="0" distB="0" distL="0" distR="0" wp14:anchorId="004F368C" wp14:editId="54E30989">
+                  <wp:extent cx="4914000" cy="3711600"/>
+                  <wp:effectExtent l="0" t="0" r="1270" b="3175"/>
+                  <wp:docPr id="844464260" name="그림 5"/>
+                  <wp:cNvGraphicFramePr>
+                    <a:graphicFrameLocks xmlns:a="http://schemas.openxmlformats.org/drawingml/2006/main" noChangeAspect="1"/>
+                  </wp:cNvGraphicFramePr>
+                  <a:graphic xmlns:a="http://schemas.openxmlformats.org/drawingml/2006/main">
+                    <a:graphicData uri="http://schemas.openxmlformats.org/drawingml/2006/picture">
+                      <pic:pic xmlns:pic="http://schemas.openxmlformats.org/drawingml/2006/picture">
+                        <pic:nvPicPr>
+                          <pic:cNvPr id="0" name="Picture 5"/>
+                          <pic:cNvPicPr>
+                            <a:picLocks noChangeAspect="1" noChangeArrowheads="1"/>
+                          </pic:cNvPicPr>
+                        </pic:nvPicPr>
+                        <pic:blipFill>
+                          <a:blip r:embed="rId9">
+                            <a:extLst>
+                              <a:ext uri="{28A0092B-C50C-407E-A947-70E740481C1C}">
+                                <a14:useLocalDpi xmlns:a14="http://schemas.microsoft.com/office/drawing/2010/main" val="0"/>
+                              </a:ext>
+                            </a:extLst>
+                          </a:blip>
+                          <a:srcRect/>
+                          <a:stretch>
+                            <a:fillRect/>
+                          </a:stretch>
+                        </pic:blipFill>
+                        <pic:spPr bwMode="auto">
+                          <a:xfrm>
+                            <a:off x="0" y="0"/>
+                            <a:ext cx="4914000" cy="3711600"/>
+                          </a:xfrm>
+                          <a:prstGeom prst="rect">
+                            <a:avLst/>
+                          </a:prstGeom>
+                          <a:noFill/>
+                          <a:ln>
+                            <a:noFill/>
+                          </a:ln>
+                        </pic:spPr>
+                      </pic:pic>
+                    </a:graphicData>
+                  </a:graphic>
+                </wp:inline>
+              </w:drawing>
+            </w:r>
+          </w:p>
+          <w:p>
+            <w:pPr>
+              <w:spacing w:after="20" w:line="264" w:lineRule="auto"/>
+              <w:jc w:val="center"/>
+              <w:rPr>
+                <w:rFonts w:ascii="Consolas" w:hAnsi="Consolas" w:hint="eastAsia"/>
+                <w:sz w:val="18"/>
+                <w:lang w:eastAsia="ko-KR"/>
+              </w:rPr>
+            </w:pPr>
           </w:p>
         </w:tc>
       </w:tr>
@@ -1457,6 +1952,9 @@
     <w:p>
       <w:pPr>
         <w:spacing w:after="40"/>
+        <w:rPr>
+          <w:lang w:eastAsia="ko-KR"/>
+        </w:rPr>
       </w:pPr>
     </w:p>
     <w:p>
@@ -1471,7 +1969,6 @@
           <w:b/>
           <w:lang w:eastAsia="ko-KR"/>
         </w:rPr>
-        <w:lastRenderedPageBreak/>
         <w:t>주의</w:t>
       </w:r>
       <w:r>
@@ -1551,6 +2048,7 @@
           <w:sz w:val="25"/>
           <w:lang w:eastAsia="ko-KR"/>
         </w:rPr>
+        <w:lastRenderedPageBreak/>
         <w:t>② 코드 이해 확인서</w:t>
       </w:r>
     </w:p>
@@ -1639,7 +2137,7 @@
         <w:tblLook w:val="04A0" w:firstRow="1" w:lastRow="0" w:firstColumn="1" w:lastColumn="0" w:noHBand="0" w:noVBand="1"/>
       </w:tblPr>
       <w:tblGrid>
-        <w:gridCol w:w="2245"/>
+        <w:gridCol w:w="2349"/>
         <w:gridCol w:w="3674"/>
         <w:gridCol w:w="816"/>
         <w:gridCol w:w="1735"/>
@@ -1653,7 +2151,7 @@
         </w:trPr>
         <w:tc>
           <w:tcPr>
-            <w:tcW w:w="2245" w:type="dxa"/>
+            <w:tcW w:w="2349" w:type="dxa"/>
             <w:shd w:val="clear" w:color="auto" w:fill="E9EEF4"/>
           </w:tcPr>
           <w:p>
@@ -1777,7 +2275,7 @@
         </w:trPr>
         <w:tc>
           <w:tcPr>
-            <w:tcW w:w="2245" w:type="dxa"/>
+            <w:tcW w:w="2349" w:type="dxa"/>
           </w:tcPr>
           <w:p>
             <w:pPr>
@@ -1787,6 +2285,7 @@
               <w:rPr>
                 <w:rFonts w:ascii="Consolas" w:hAnsi="Consolas"/>
                 <w:sz w:val="18"/>
+                <w:lang w:eastAsia="ko-KR"/>
               </w:rPr>
               <w:t>app.py</w:t>
             </w:r>
@@ -1799,12 +2298,16 @@
           <w:p>
             <w:pPr>
               <w:spacing w:after="20" w:line="264" w:lineRule="auto"/>
-            </w:pPr>
-            <w:r>
-              <w:rPr>
-                <w:sz w:val="19"/>
-              </w:rPr>
-              <w:t>홈 화면, 메뉴</w:t>
+              <w:rPr>
+                <w:lang w:eastAsia="ko-KR"/>
+              </w:rPr>
+            </w:pPr>
+            <w:r>
+              <w:rPr>
+                <w:sz w:val="19"/>
+                <w:lang w:eastAsia="ko-KR"/>
+              </w:rPr>
+              <w:t>홈 화면 — 문제·Must 요약, 규칙, 명령어 환율표, 메뉴(st.navigation)</w:t>
             </w:r>
           </w:p>
         </w:tc>
@@ -1816,6 +2319,12 @@
             <w:pPr>
               <w:spacing w:before="80" w:after="20" w:line="264" w:lineRule="auto"/>
             </w:pPr>
+            <w:r>
+              <w:rPr>
+                <w:lang w:eastAsia="ko-KR"/>
+              </w:rPr>
+              <w:t>172</w:t>
+            </w:r>
           </w:p>
         </w:tc>
         <w:tc>
@@ -1825,10 +2334,15 @@
           <w:p>
             <w:pPr>
               <w:spacing w:after="20" w:line="264" w:lineRule="auto"/>
-            </w:pPr>
-            <w:r>
-              <w:rPr>
-                <w:sz w:val="19"/>
+              <w:rPr>
+                <w:color w:val="000000" w:themeColor="text1"/>
+              </w:rPr>
+            </w:pPr>
+            <w:r>
+              <w:rPr>
+                <w:color w:val="000000" w:themeColor="text1"/>
+                <w:sz w:val="19"/>
+                <w:lang w:eastAsia="ko-KR"/>
               </w:rPr>
               <w:t>AI</w:t>
             </w:r>
@@ -1844,7 +2358,9 @@
             </w:pPr>
             <w:r>
               <w:rPr>
-                <w:sz w:val="19"/>
+                <w:b/>
+                <w:sz w:val="19"/>
+                <w:lang w:eastAsia="ko-KR"/>
               </w:rPr>
               <w:t>O</w:t>
             </w:r>
@@ -1858,7 +2374,7 @@
         </w:trPr>
         <w:tc>
           <w:tcPr>
-            <w:tcW w:w="2245" w:type="dxa"/>
+            <w:tcW w:w="2349" w:type="dxa"/>
           </w:tcPr>
           <w:p>
             <w:pPr>
@@ -1868,6 +2384,7 @@
               <w:rPr>
                 <w:rFonts w:ascii="Consolas" w:hAnsi="Consolas"/>
                 <w:sz w:val="18"/>
+                <w:lang w:eastAsia="ko-KR"/>
               </w:rPr>
               <w:t>core.py</w:t>
             </w:r>
@@ -1889,23 +2406,7 @@
                 <w:sz w:val="19"/>
                 <w:lang w:eastAsia="ko-KR"/>
               </w:rPr>
-              <w:t>점수 계산 (</w:t>
-            </w:r>
-            <w:proofErr w:type="spellStart"/>
-            <w:r>
-              <w:rPr>
-                <w:sz w:val="19"/>
-                <w:lang w:eastAsia="ko-KR"/>
-              </w:rPr>
-              <w:t>streamlit</w:t>
-            </w:r>
-            <w:proofErr w:type="spellEnd"/>
-            <w:r>
-              <w:rPr>
-                <w:sz w:val="19"/>
-                <w:lang w:eastAsia="ko-KR"/>
-              </w:rPr>
-              <w:t xml:space="preserve"> 없음)</w:t>
+              <w:t>로직 전부(streamlit 없음) — 피처·모델 학습·큐 시뮬레이션·승률 계산·대결 방 파일 규약</w:t>
             </w:r>
           </w:p>
         </w:tc>
@@ -1920,6 +2421,12 @@
                 <w:lang w:eastAsia="ko-KR"/>
               </w:rPr>
             </w:pPr>
+            <w:r>
+              <w:rPr>
+                <w:lang w:eastAsia="ko-KR"/>
+              </w:rPr>
+              <w:t>655</w:t>
+            </w:r>
           </w:p>
         </w:tc>
         <w:tc>
@@ -1929,15 +2436,18 @@
           <w:p>
             <w:pPr>
               <w:spacing w:after="20" w:line="264" w:lineRule="auto"/>
-            </w:pPr>
-            <w:proofErr w:type="spellStart"/>
-            <w:r>
-              <w:rPr>
-                <w:sz w:val="19"/>
-              </w:rPr>
-              <w:t>함께</w:t>
-            </w:r>
-            <w:proofErr w:type="spellEnd"/>
+              <w:rPr>
+                <w:color w:val="000000" w:themeColor="text1"/>
+              </w:rPr>
+            </w:pPr>
+            <w:r>
+              <w:rPr>
+                <w:color w:val="000000" w:themeColor="text1"/>
+                <w:sz w:val="19"/>
+                <w:lang w:eastAsia="ko-KR"/>
+              </w:rPr>
+              <w:t>AI</w:t>
+            </w:r>
           </w:p>
         </w:tc>
         <w:tc>
@@ -1950,9 +2460,11 @@
             </w:pPr>
             <w:r>
               <w:rPr>
-                <w:sz w:val="19"/>
-              </w:rPr>
-              <w:t>O</w:t>
+                <w:b/>
+                <w:sz w:val="19"/>
+                <w:lang w:eastAsia="ko-KR"/>
+              </w:rPr>
+              <w:t>△</w:t>
             </w:r>
           </w:p>
         </w:tc>
@@ -1964,7 +2476,7 @@
         </w:trPr>
         <w:tc>
           <w:tcPr>
-            <w:tcW w:w="2245" w:type="dxa"/>
+            <w:tcW w:w="2349" w:type="dxa"/>
           </w:tcPr>
           <w:p>
             <w:pPr>
@@ -1974,22 +2486,9 @@
               <w:rPr>
                 <w:rFonts w:ascii="Consolas" w:hAnsi="Consolas"/>
                 <w:sz w:val="18"/>
-              </w:rPr>
-              <w:t>pages/1_</w:t>
-            </w:r>
-            <w:r>
-              <w:rPr>
-                <w:rFonts w:ascii="Consolas" w:hAnsi="Consolas"/>
-                <w:sz w:val="18"/>
-              </w:rPr>
-              <w:t>입력</w:t>
-            </w:r>
-            <w:r>
-              <w:rPr>
-                <w:rFonts w:ascii="Consolas" w:hAnsi="Consolas"/>
-                <w:sz w:val="18"/>
-              </w:rPr>
-              <w:t>.py</w:t>
+                <w:lang w:eastAsia="ko-KR"/>
+              </w:rPr>
+              <w:t>shared.py</w:t>
             </w:r>
           </w:p>
         </w:tc>
@@ -2000,7 +2499,24 @@
           <w:p>
             <w:pPr>
               <w:spacing w:before="80" w:after="20" w:line="264" w:lineRule="auto"/>
-            </w:pPr>
+              <w:rPr>
+                <w:lang w:eastAsia="ko-KR"/>
+              </w:rPr>
+            </w:pPr>
+            <w:r>
+              <w:rPr>
+                <w:lang w:eastAsia="ko-KR"/>
+              </w:rPr>
+              <w:t xml:space="preserve">화면 공용 — 데이터·엔진 캐시 로드, 표시 </w:t>
+            </w:r>
+            <w:proofErr w:type="spellStart"/>
+            <w:r>
+              <w:rPr>
+                <w:lang w:eastAsia="ko-KR"/>
+              </w:rPr>
+              <w:t>헬퍼</w:t>
+            </w:r>
+            <w:proofErr w:type="spellEnd"/>
           </w:p>
         </w:tc>
         <w:tc>
@@ -2011,6 +2527,12 @@
             <w:pPr>
               <w:spacing w:before="80" w:after="20" w:line="264" w:lineRule="auto"/>
             </w:pPr>
+            <w:r>
+              <w:rPr>
+                <w:lang w:eastAsia="ko-KR"/>
+              </w:rPr>
+              <w:t>96</w:t>
+            </w:r>
           </w:p>
         </w:tc>
         <w:tc>
@@ -2020,7 +2542,17 @@
           <w:p>
             <w:pPr>
               <w:spacing w:before="80" w:after="20" w:line="264" w:lineRule="auto"/>
-            </w:pPr>
+              <w:rPr>
+                <w:color w:val="000000" w:themeColor="text1"/>
+              </w:rPr>
+            </w:pPr>
+            <w:r>
+              <w:rPr>
+                <w:color w:val="000000" w:themeColor="text1"/>
+                <w:lang w:eastAsia="ko-KR"/>
+              </w:rPr>
+              <w:t>AI</w:t>
+            </w:r>
           </w:p>
         </w:tc>
         <w:tc>
@@ -2031,6 +2563,14 @@
             <w:pPr>
               <w:spacing w:before="80" w:after="20" w:line="264" w:lineRule="auto"/>
             </w:pPr>
+            <w:r>
+              <w:rPr>
+                <w:b/>
+                <w:sz w:val="19"/>
+                <w:lang w:eastAsia="ko-KR"/>
+              </w:rPr>
+              <w:t>△</w:t>
+            </w:r>
           </w:p>
         </w:tc>
       </w:tr>
@@ -2041,19 +2581,65 @@
         </w:trPr>
         <w:tc>
           <w:tcPr>
-            <w:tcW w:w="2245" w:type="dxa"/>
+            <w:tcW w:w="2349" w:type="dxa"/>
           </w:tcPr>
           <w:p>
             <w:pPr>
               <w:spacing w:after="20" w:line="264" w:lineRule="auto"/>
+              <w:rPr>
+                <w:lang w:eastAsia="ko-KR"/>
+              </w:rPr>
             </w:pPr>
             <w:r>
               <w:rPr>
                 <w:rFonts w:ascii="Consolas" w:hAnsi="Consolas"/>
                 <w:sz w:val="18"/>
-              </w:rPr>
-              <w:t>test_core.py</w:t>
-            </w:r>
+                <w:lang w:eastAsia="ko-KR"/>
+              </w:rPr>
+              <w:t>pages/1_</w:t>
+            </w:r>
+            <w:r>
+              <w:rPr>
+                <w:rFonts w:ascii="Consolas" w:hAnsi="Consolas"/>
+                <w:sz w:val="18"/>
+                <w:lang w:eastAsia="ko-KR"/>
+              </w:rPr>
+              <w:t>데이터</w:t>
+            </w:r>
+            <w:r>
+              <w:rPr>
+                <w:rFonts w:ascii="Consolas" w:hAnsi="Consolas"/>
+                <w:sz w:val="18"/>
+                <w:lang w:eastAsia="ko-KR"/>
+              </w:rPr>
+              <w:t>_</w:t>
+            </w:r>
+            <w:r>
+              <w:rPr>
+                <w:rFonts w:ascii="Consolas" w:hAnsi="Consolas"/>
+                <w:sz w:val="18"/>
+                <w:lang w:eastAsia="ko-KR"/>
+              </w:rPr>
+              <w:t>탐색</w:t>
+            </w:r>
+            <w:r>
+              <w:rPr>
+                <w:rFonts w:ascii="Consolas" w:hAnsi="Consolas"/>
+                <w:sz w:val="18"/>
+                <w:lang w:eastAsia="ko-KR"/>
+              </w:rPr>
+              <w:t>.</w:t>
+            </w:r>
+            <w:proofErr w:type="spellStart"/>
+            <w:r>
+              <w:rPr>
+                <w:rFonts w:ascii="Consolas" w:hAnsi="Consolas"/>
+                <w:sz w:val="18"/>
+                <w:lang w:eastAsia="ko-KR"/>
+              </w:rPr>
+              <w:t>py</w:t>
+            </w:r>
+            <w:proofErr w:type="spellEnd"/>
           </w:p>
         </w:tc>
         <w:tc>
@@ -2063,7 +2649,16 @@
           <w:p>
             <w:pPr>
               <w:spacing w:before="80" w:after="20" w:line="264" w:lineRule="auto"/>
-            </w:pPr>
+              <w:rPr>
+                <w:lang w:eastAsia="ko-KR"/>
+              </w:rPr>
+            </w:pPr>
+            <w:r>
+              <w:rPr>
+                <w:lang w:eastAsia="ko-KR"/>
+              </w:rPr>
+              <w:t>원본 9,879경기 탐색 — 계수 부호, 골드 통제 비교</w:t>
+            </w:r>
           </w:p>
         </w:tc>
         <w:tc>
@@ -2074,6 +2669,12 @@
             <w:pPr>
               <w:spacing w:before="80" w:after="20" w:line="264" w:lineRule="auto"/>
             </w:pPr>
+            <w:r>
+              <w:rPr>
+                <w:lang w:eastAsia="ko-KR"/>
+              </w:rPr>
+              <w:t>149</w:t>
+            </w:r>
           </w:p>
         </w:tc>
         <w:tc>
@@ -2083,7 +2684,17 @@
           <w:p>
             <w:pPr>
               <w:spacing w:before="80" w:after="20" w:line="264" w:lineRule="auto"/>
-            </w:pPr>
+              <w:rPr>
+                <w:color w:val="000000" w:themeColor="text1"/>
+              </w:rPr>
+            </w:pPr>
+            <w:r>
+              <w:rPr>
+                <w:color w:val="000000" w:themeColor="text1"/>
+                <w:lang w:eastAsia="ko-KR"/>
+              </w:rPr>
+              <w:t>AI</w:t>
+            </w:r>
           </w:p>
         </w:tc>
         <w:tc>
@@ -2094,6 +2705,14 @@
             <w:pPr>
               <w:spacing w:before="80" w:after="20" w:line="264" w:lineRule="auto"/>
             </w:pPr>
+            <w:r>
+              <w:rPr>
+                <w:b/>
+                <w:sz w:val="19"/>
+                <w:lang w:eastAsia="ko-KR"/>
+              </w:rPr>
+              <w:t>O</w:t>
+            </w:r>
           </w:p>
         </w:tc>
       </w:tr>
@@ -2104,12 +2723,49 @@
         </w:trPr>
         <w:tc>
           <w:tcPr>
-            <w:tcW w:w="2245" w:type="dxa"/>
+            <w:tcW w:w="2349" w:type="dxa"/>
           </w:tcPr>
           <w:p>
             <w:pPr>
               <w:spacing w:before="80" w:after="20" w:line="264" w:lineRule="auto"/>
-            </w:pPr>
+              <w:rPr>
+                <w:lang w:eastAsia="ko-KR"/>
+              </w:rPr>
+            </w:pPr>
+            <w:r>
+              <w:rPr>
+                <w:rFonts w:ascii="Consolas" w:hAnsi="Consolas"/>
+                <w:sz w:val="19"/>
+                <w:lang w:eastAsia="ko-KR"/>
+              </w:rPr>
+              <w:t>pages/2_</w:t>
+            </w:r>
+            <w:r>
+              <w:rPr>
+                <w:rFonts w:ascii="Consolas" w:hAnsi="Consolas"/>
+                <w:sz w:val="19"/>
+                <w:lang w:eastAsia="ko-KR"/>
+              </w:rPr>
+              <w:t>시뮬레이터</w:t>
+            </w:r>
+            <w:r>
+              <w:rPr>
+                <w:rFonts w:ascii="Consolas" w:hAnsi="Consolas"/>
+                <w:sz w:val="19"/>
+                <w:lang w:eastAsia="ko-KR"/>
+              </w:rPr>
+              <w:t>.</w:t>
+            </w:r>
+            <w:proofErr w:type="spellStart"/>
+            <w:r>
+              <w:rPr>
+                <w:rFonts w:ascii="Consolas" w:hAnsi="Consolas"/>
+                <w:sz w:val="19"/>
+                <w:lang w:eastAsia="ko-KR"/>
+              </w:rPr>
+              <w:t>py</w:t>
+            </w:r>
+            <w:proofErr w:type="spellEnd"/>
           </w:p>
         </w:tc>
         <w:tc>
@@ -2119,7 +2775,16 @@
           <w:p>
             <w:pPr>
               <w:spacing w:before="80" w:after="20" w:line="264" w:lineRule="auto"/>
-            </w:pPr>
+              <w:rPr>
+                <w:lang w:eastAsia="ko-KR"/>
+              </w:rPr>
+            </w:pPr>
+            <w:r>
+              <w:rPr>
+                <w:lang w:eastAsia="ko-KR"/>
+              </w:rPr>
+              <w:t>전략 시나리오 · 상태 슬라이더(승률 분해) · 명령어 파보기</w:t>
+            </w:r>
           </w:p>
         </w:tc>
         <w:tc>
@@ -2130,6 +2795,12 @@
             <w:pPr>
               <w:spacing w:before="80" w:after="20" w:line="264" w:lineRule="auto"/>
             </w:pPr>
+            <w:r>
+              <w:rPr>
+                <w:lang w:eastAsia="ko-KR"/>
+              </w:rPr>
+              <w:t>193</w:t>
+            </w:r>
           </w:p>
         </w:tc>
         <w:tc>
@@ -2139,7 +2810,17 @@
           <w:p>
             <w:pPr>
               <w:spacing w:before="80" w:after="20" w:line="264" w:lineRule="auto"/>
-            </w:pPr>
+              <w:rPr>
+                <w:color w:val="000000" w:themeColor="text1"/>
+              </w:rPr>
+            </w:pPr>
+            <w:r>
+              <w:rPr>
+                <w:color w:val="000000" w:themeColor="text1"/>
+                <w:lang w:eastAsia="ko-KR"/>
+              </w:rPr>
+              <w:t>AI</w:t>
+            </w:r>
           </w:p>
         </w:tc>
         <w:tc>
@@ -2150,6 +2831,14 @@
             <w:pPr>
               <w:spacing w:before="80" w:after="20" w:line="264" w:lineRule="auto"/>
             </w:pPr>
+            <w:r>
+              <w:rPr>
+                <w:b/>
+                <w:sz w:val="19"/>
+                <w:lang w:eastAsia="ko-KR"/>
+              </w:rPr>
+              <w:t>O</w:t>
+            </w:r>
           </w:p>
         </w:tc>
       </w:tr>
@@ -2160,12 +2849,52 @@
         </w:trPr>
         <w:tc>
           <w:tcPr>
-            <w:tcW w:w="2245" w:type="dxa"/>
+            <w:tcW w:w="2349" w:type="dxa"/>
           </w:tcPr>
           <w:p>
             <w:pPr>
               <w:spacing w:before="80" w:after="20" w:line="264" w:lineRule="auto"/>
             </w:pPr>
+            <w:r>
+              <w:rPr>
+                <w:rFonts w:ascii="Consolas" w:hAnsi="Consolas"/>
+                <w:sz w:val="19"/>
+                <w:lang w:eastAsia="ko-KR"/>
+              </w:rPr>
+              <w:t>pages/3_1</w:t>
+            </w:r>
+            <w:r>
+              <w:rPr>
+                <w:rFonts w:ascii="Consolas" w:hAnsi="Consolas"/>
+                <w:sz w:val="19"/>
+                <w:lang w:eastAsia="ko-KR"/>
+              </w:rPr>
+              <w:t>대</w:t>
+            </w:r>
+            <w:r>
+              <w:rPr>
+                <w:rFonts w:ascii="Consolas" w:hAnsi="Consolas"/>
+                <w:sz w:val="19"/>
+                <w:lang w:eastAsia="ko-KR"/>
+              </w:rPr>
+              <w:t>1_</w:t>
+            </w:r>
+            <w:r>
+              <w:rPr>
+                <w:rFonts w:ascii="Consolas" w:hAnsi="Consolas"/>
+                <w:sz w:val="19"/>
+                <w:lang w:eastAsia="ko-KR"/>
+              </w:rPr>
+              <w:t>대결</w:t>
+            </w:r>
+            <w:r>
+              <w:rPr>
+                <w:rFonts w:ascii="Consolas" w:hAnsi="Consolas"/>
+                <w:sz w:val="19"/>
+                <w:lang w:eastAsia="ko-KR"/>
+              </w:rPr>
+              <w:t>.py</w:t>
+            </w:r>
           </w:p>
         </w:tc>
         <w:tc>
@@ -2175,7 +2904,16 @@
           <w:p>
             <w:pPr>
               <w:spacing w:before="80" w:after="20" w:line="264" w:lineRule="auto"/>
-            </w:pPr>
+              <w:rPr>
+                <w:lang w:eastAsia="ko-KR"/>
+              </w:rPr>
+            </w:pPr>
+            <w:r>
+              <w:rPr>
+                <w:lang w:eastAsia="ko-KR"/>
+              </w:rPr>
+              <w:t>2기기 1대1 대결 — 신청·수락, 입력, 1초 실시간 표시, 결과</w:t>
+            </w:r>
           </w:p>
         </w:tc>
         <w:tc>
@@ -2186,6 +2924,12 @@
             <w:pPr>
               <w:spacing w:before="80" w:after="20" w:line="264" w:lineRule="auto"/>
             </w:pPr>
+            <w:r>
+              <w:rPr>
+                <w:lang w:eastAsia="ko-KR"/>
+              </w:rPr>
+              <w:t>310</w:t>
+            </w:r>
           </w:p>
         </w:tc>
         <w:tc>
@@ -2195,7 +2939,17 @@
           <w:p>
             <w:pPr>
               <w:spacing w:before="80" w:after="20" w:line="264" w:lineRule="auto"/>
-            </w:pPr>
+              <w:rPr>
+                <w:color w:val="000000" w:themeColor="text1"/>
+              </w:rPr>
+            </w:pPr>
+            <w:r>
+              <w:rPr>
+                <w:color w:val="000000" w:themeColor="text1"/>
+                <w:lang w:eastAsia="ko-KR"/>
+              </w:rPr>
+              <w:t>AI</w:t>
+            </w:r>
           </w:p>
         </w:tc>
         <w:tc>
@@ -2206,6 +2960,522 @@
             <w:pPr>
               <w:spacing w:before="80" w:after="20" w:line="264" w:lineRule="auto"/>
             </w:pPr>
+            <w:r>
+              <w:rPr>
+                <w:b/>
+                <w:sz w:val="19"/>
+                <w:lang w:eastAsia="ko-KR"/>
+              </w:rPr>
+              <w:t>O</w:t>
+            </w:r>
+          </w:p>
+        </w:tc>
+      </w:tr>
+      <w:tr>
+        <w:trPr>
+          <w:cantSplit/>
+          <w:jc w:val="center"/>
+        </w:trPr>
+        <w:tc>
+          <w:tcPr>
+            <w:tcW w:w="2349" w:type="dxa"/>
+          </w:tcPr>
+          <w:p>
+            <w:pPr>
+              <w:spacing w:after="20" w:line="264" w:lineRule="auto"/>
+            </w:pPr>
+            <w:r>
+              <w:rPr>
+                <w:rFonts w:ascii="Consolas" w:hAnsi="Consolas"/>
+                <w:sz w:val="18"/>
+                <w:lang w:eastAsia="ko-KR"/>
+              </w:rPr>
+              <w:t>test_core.py</w:t>
+            </w:r>
+          </w:p>
+        </w:tc>
+        <w:tc>
+          <w:tcPr>
+            <w:tcW w:w="3674" w:type="dxa"/>
+          </w:tcPr>
+          <w:p>
+            <w:pPr>
+              <w:spacing w:after="20" w:line="264" w:lineRule="auto"/>
+            </w:pPr>
+            <w:r>
+              <w:rPr>
+                <w:sz w:val="19"/>
+                <w:lang w:eastAsia="ko-KR"/>
+              </w:rPr>
+              <w:t>core 로직 테스트 51개 (pytest)</w:t>
+            </w:r>
+          </w:p>
+        </w:tc>
+        <w:tc>
+          <w:tcPr>
+            <w:tcW w:w="816" w:type="dxa"/>
+          </w:tcPr>
+          <w:p>
+            <w:pPr>
+              <w:spacing w:before="80" w:after="20" w:line="264" w:lineRule="auto"/>
+            </w:pPr>
+            <w:r>
+              <w:rPr>
+                <w:lang w:eastAsia="ko-KR"/>
+              </w:rPr>
+              <w:t>465</w:t>
+            </w:r>
+          </w:p>
+        </w:tc>
+        <w:tc>
+          <w:tcPr>
+            <w:tcW w:w="1735" w:type="dxa"/>
+          </w:tcPr>
+          <w:p>
+            <w:pPr>
+              <w:spacing w:after="20" w:line="264" w:lineRule="auto"/>
+              <w:rPr>
+                <w:color w:val="000000" w:themeColor="text1"/>
+              </w:rPr>
+            </w:pPr>
+            <w:r>
+              <w:rPr>
+                <w:color w:val="000000" w:themeColor="text1"/>
+                <w:sz w:val="19"/>
+                <w:lang w:eastAsia="ko-KR"/>
+              </w:rPr>
+              <w:t>AI</w:t>
+            </w:r>
+          </w:p>
+        </w:tc>
+        <w:tc>
+          <w:tcPr>
+            <w:tcW w:w="1735" w:type="dxa"/>
+          </w:tcPr>
+          <w:p>
+            <w:pPr>
+              <w:spacing w:after="20" w:line="264" w:lineRule="auto"/>
+            </w:pPr>
+            <w:r>
+              <w:rPr>
+                <w:b/>
+                <w:sz w:val="19"/>
+                <w:lang w:eastAsia="ko-KR"/>
+              </w:rPr>
+              <w:t>△</w:t>
+            </w:r>
+          </w:p>
+        </w:tc>
+      </w:tr>
+      <w:tr>
+        <w:trPr>
+          <w:cantSplit/>
+          <w:jc w:val="center"/>
+        </w:trPr>
+        <w:tc>
+          <w:tcPr>
+            <w:tcW w:w="2349" w:type="dxa"/>
+          </w:tcPr>
+          <w:p>
+            <w:pPr>
+              <w:spacing w:after="20" w:line="264" w:lineRule="auto"/>
+            </w:pPr>
+            <w:r>
+              <w:rPr>
+                <w:rFonts w:ascii="Consolas" w:hAnsi="Consolas"/>
+                <w:sz w:val="18"/>
+                <w:lang w:eastAsia="ko-KR"/>
+              </w:rPr>
+              <w:t>bot_test.py</w:t>
+            </w:r>
+          </w:p>
+        </w:tc>
+        <w:tc>
+          <w:tcPr>
+            <w:tcW w:w="3674" w:type="dxa"/>
+          </w:tcPr>
+          <w:p>
+            <w:pPr>
+              <w:spacing w:after="20" w:line="264" w:lineRule="auto"/>
+              <w:rPr>
+                <w:lang w:eastAsia="ko-KR"/>
+              </w:rPr>
+            </w:pPr>
+            <w:r>
+              <w:rPr>
+                <w:sz w:val="19"/>
+                <w:lang w:eastAsia="ko-KR"/>
+              </w:rPr>
+              <w:t>밸런스 검증 봇 — 타자 속도 × 전략 10종</w:t>
+            </w:r>
+          </w:p>
+        </w:tc>
+        <w:tc>
+          <w:tcPr>
+            <w:tcW w:w="816" w:type="dxa"/>
+          </w:tcPr>
+          <w:p>
+            <w:pPr>
+              <w:spacing w:before="80" w:after="20" w:line="264" w:lineRule="auto"/>
+            </w:pPr>
+            <w:r>
+              <w:rPr>
+                <w:lang w:eastAsia="ko-KR"/>
+              </w:rPr>
+              <w:t>239</w:t>
+            </w:r>
+          </w:p>
+        </w:tc>
+        <w:tc>
+          <w:tcPr>
+            <w:tcW w:w="1735" w:type="dxa"/>
+          </w:tcPr>
+          <w:p>
+            <w:pPr>
+              <w:spacing w:after="20" w:line="264" w:lineRule="auto"/>
+              <w:rPr>
+                <w:color w:val="000000" w:themeColor="text1"/>
+              </w:rPr>
+            </w:pPr>
+            <w:r>
+              <w:rPr>
+                <w:color w:val="000000" w:themeColor="text1"/>
+                <w:sz w:val="19"/>
+                <w:lang w:eastAsia="ko-KR"/>
+              </w:rPr>
+              <w:t>AI</w:t>
+            </w:r>
+          </w:p>
+        </w:tc>
+        <w:tc>
+          <w:tcPr>
+            <w:tcW w:w="1735" w:type="dxa"/>
+          </w:tcPr>
+          <w:p>
+            <w:pPr>
+              <w:spacing w:after="20" w:line="264" w:lineRule="auto"/>
+            </w:pPr>
+            <w:r>
+              <w:rPr>
+                <w:b/>
+                <w:sz w:val="19"/>
+                <w:lang w:eastAsia="ko-KR"/>
+              </w:rPr>
+              <w:t>O</w:t>
+            </w:r>
+          </w:p>
+        </w:tc>
+      </w:tr>
+      <w:tr>
+        <w:trPr>
+          <w:cantSplit/>
+          <w:jc w:val="center"/>
+        </w:trPr>
+        <w:tc>
+          <w:tcPr>
+            <w:tcW w:w="2349" w:type="dxa"/>
+          </w:tcPr>
+          <w:p>
+            <w:pPr>
+              <w:spacing w:after="20" w:line="264" w:lineRule="auto"/>
+            </w:pPr>
+            <w:r>
+              <w:rPr>
+                <w:rFonts w:ascii="Consolas" w:hAnsi="Consolas"/>
+                <w:sz w:val="18"/>
+                <w:lang w:eastAsia="ko-KR"/>
+              </w:rPr>
+              <w:t>browser_test.py</w:t>
+            </w:r>
+          </w:p>
+        </w:tc>
+        <w:tc>
+          <w:tcPr>
+            <w:tcW w:w="3674" w:type="dxa"/>
+          </w:tcPr>
+          <w:p>
+            <w:pPr>
+              <w:spacing w:after="20" w:line="264" w:lineRule="auto"/>
+              <w:rPr>
+                <w:lang w:eastAsia="ko-KR"/>
+              </w:rPr>
+            </w:pPr>
+            <w:r>
+              <w:rPr>
+                <w:sz w:val="19"/>
+                <w:lang w:eastAsia="ko-KR"/>
+              </w:rPr>
+              <w:t>브라우저 자동 테스트 — 화면 로드·2세션 대결·</w:t>
+            </w:r>
+            <w:proofErr w:type="spellStart"/>
+            <w:r>
+              <w:rPr>
+                <w:sz w:val="19"/>
+                <w:lang w:eastAsia="ko-KR"/>
+              </w:rPr>
+              <w:t>새로고침</w:t>
+            </w:r>
+            <w:proofErr w:type="spellEnd"/>
+            <w:r>
+              <w:rPr>
+                <w:sz w:val="19"/>
+                <w:lang w:eastAsia="ko-KR"/>
+              </w:rPr>
+              <w:t>·모바일</w:t>
+            </w:r>
+          </w:p>
+        </w:tc>
+        <w:tc>
+          <w:tcPr>
+            <w:tcW w:w="816" w:type="dxa"/>
+          </w:tcPr>
+          <w:p>
+            <w:pPr>
+              <w:spacing w:before="80" w:after="20" w:line="264" w:lineRule="auto"/>
+            </w:pPr>
+            <w:r>
+              <w:rPr>
+                <w:lang w:eastAsia="ko-KR"/>
+              </w:rPr>
+              <w:t>153</w:t>
+            </w:r>
+          </w:p>
+        </w:tc>
+        <w:tc>
+          <w:tcPr>
+            <w:tcW w:w="1735" w:type="dxa"/>
+          </w:tcPr>
+          <w:p>
+            <w:pPr>
+              <w:spacing w:after="20" w:line="264" w:lineRule="auto"/>
+              <w:rPr>
+                <w:color w:val="000000" w:themeColor="text1"/>
+              </w:rPr>
+            </w:pPr>
+            <w:r>
+              <w:rPr>
+                <w:color w:val="000000" w:themeColor="text1"/>
+                <w:sz w:val="19"/>
+                <w:lang w:eastAsia="ko-KR"/>
+              </w:rPr>
+              <w:t>AI</w:t>
+            </w:r>
+          </w:p>
+        </w:tc>
+        <w:tc>
+          <w:tcPr>
+            <w:tcW w:w="1735" w:type="dxa"/>
+          </w:tcPr>
+          <w:p>
+            <w:pPr>
+              <w:spacing w:after="20" w:line="264" w:lineRule="auto"/>
+            </w:pPr>
+            <w:r>
+              <w:rPr>
+                <w:b/>
+                <w:sz w:val="19"/>
+                <w:lang w:eastAsia="ko-KR"/>
+              </w:rPr>
+              <w:t>△</w:t>
+            </w:r>
+          </w:p>
+        </w:tc>
+      </w:tr>
+      <w:tr>
+        <w:trPr>
+          <w:cantSplit/>
+          <w:jc w:val="center"/>
+        </w:trPr>
+        <w:tc>
+          <w:tcPr>
+            <w:tcW w:w="2349" w:type="dxa"/>
+          </w:tcPr>
+          <w:p>
+            <w:pPr>
+              <w:spacing w:after="20" w:line="264" w:lineRule="auto"/>
+            </w:pPr>
+            <w:r>
+              <w:rPr>
+                <w:rFonts w:ascii="Consolas" w:hAnsi="Consolas"/>
+                <w:sz w:val="18"/>
+                <w:lang w:eastAsia="ko-KR"/>
+              </w:rPr>
+              <w:t>feature_test.py</w:t>
+            </w:r>
+          </w:p>
+        </w:tc>
+        <w:tc>
+          <w:tcPr>
+            <w:tcW w:w="3674" w:type="dxa"/>
+          </w:tcPr>
+          <w:p>
+            <w:pPr>
+              <w:spacing w:after="20" w:line="264" w:lineRule="auto"/>
+              <w:rPr>
+                <w:lang w:eastAsia="ko-KR"/>
+              </w:rPr>
+            </w:pPr>
+            <w:r>
+              <w:rPr>
+                <w:sz w:val="19"/>
+                <w:lang w:eastAsia="ko-KR"/>
+              </w:rPr>
+              <w:t>피드백 3-2 측정 — 피처 재설계 5종 비교</w:t>
+            </w:r>
+          </w:p>
+        </w:tc>
+        <w:tc>
+          <w:tcPr>
+            <w:tcW w:w="816" w:type="dxa"/>
+          </w:tcPr>
+          <w:p>
+            <w:pPr>
+              <w:spacing w:before="80" w:after="20" w:line="264" w:lineRule="auto"/>
+            </w:pPr>
+            <w:r>
+              <w:rPr>
+                <w:lang w:eastAsia="ko-KR"/>
+              </w:rPr>
+              <w:t>80</w:t>
+            </w:r>
+          </w:p>
+        </w:tc>
+        <w:tc>
+          <w:tcPr>
+            <w:tcW w:w="1735" w:type="dxa"/>
+          </w:tcPr>
+          <w:p>
+            <w:pPr>
+              <w:spacing w:after="20" w:line="264" w:lineRule="auto"/>
+              <w:rPr>
+                <w:color w:val="000000" w:themeColor="text1"/>
+              </w:rPr>
+            </w:pPr>
+            <w:r>
+              <w:rPr>
+                <w:color w:val="000000" w:themeColor="text1"/>
+                <w:sz w:val="19"/>
+                <w:lang w:eastAsia="ko-KR"/>
+              </w:rPr>
+              <w:t>AI</w:t>
+            </w:r>
+          </w:p>
+        </w:tc>
+        <w:tc>
+          <w:tcPr>
+            <w:tcW w:w="1735" w:type="dxa"/>
+          </w:tcPr>
+          <w:p>
+            <w:pPr>
+              <w:spacing w:after="20" w:line="264" w:lineRule="auto"/>
+            </w:pPr>
+            <w:r>
+              <w:rPr>
+                <w:b/>
+                <w:sz w:val="19"/>
+                <w:lang w:eastAsia="ko-KR"/>
+              </w:rPr>
+              <w:t>△</w:t>
+            </w:r>
+          </w:p>
+        </w:tc>
+      </w:tr>
+      <w:tr>
+        <w:trPr>
+          <w:cantSplit/>
+          <w:jc w:val="center"/>
+        </w:trPr>
+        <w:tc>
+          <w:tcPr>
+            <w:tcW w:w="2349" w:type="dxa"/>
+          </w:tcPr>
+          <w:p>
+            <w:pPr>
+              <w:spacing w:after="20" w:line="264" w:lineRule="auto"/>
+            </w:pPr>
+            <w:r>
+              <w:rPr>
+                <w:rFonts w:ascii="Consolas" w:hAnsi="Consolas"/>
+                <w:sz w:val="18"/>
+                <w:lang w:eastAsia="ko-KR"/>
+              </w:rPr>
+              <w:t>record_demo.py</w:t>
+            </w:r>
+          </w:p>
+        </w:tc>
+        <w:tc>
+          <w:tcPr>
+            <w:tcW w:w="3674" w:type="dxa"/>
+          </w:tcPr>
+          <w:p>
+            <w:pPr>
+              <w:spacing w:after="20" w:line="264" w:lineRule="auto"/>
+              <w:rPr>
+                <w:lang w:eastAsia="ko-KR"/>
+              </w:rPr>
+            </w:pPr>
+            <w:r>
+              <w:rPr>
+                <w:sz w:val="19"/>
+                <w:lang w:eastAsia="ko-KR"/>
+              </w:rPr>
+              <w:t>백업 영상 자동 녹화 (시연 시나리오·대결)</w:t>
+            </w:r>
+          </w:p>
+        </w:tc>
+        <w:tc>
+          <w:tcPr>
+            <w:tcW w:w="816" w:type="dxa"/>
+          </w:tcPr>
+          <w:p>
+            <w:pPr>
+              <w:spacing w:before="80" w:after="20" w:line="264" w:lineRule="auto"/>
+            </w:pPr>
+            <w:r>
+              <w:rPr>
+                <w:lang w:eastAsia="ko-KR"/>
+              </w:rPr>
+              <w:t>221</w:t>
+            </w:r>
+          </w:p>
+        </w:tc>
+        <w:tc>
+          <w:tcPr>
+            <w:tcW w:w="1735" w:type="dxa"/>
+          </w:tcPr>
+          <w:p>
+            <w:pPr>
+              <w:spacing w:after="20" w:line="264" w:lineRule="auto"/>
+              <w:rPr>
+                <w:color w:val="000000" w:themeColor="text1"/>
+              </w:rPr>
+            </w:pPr>
+            <w:r>
+              <w:rPr>
+                <w:color w:val="000000" w:themeColor="text1"/>
+                <w:sz w:val="19"/>
+                <w:lang w:eastAsia="ko-KR"/>
+              </w:rPr>
+              <w:t>AI</w:t>
+            </w:r>
+          </w:p>
+        </w:tc>
+        <w:tc>
+          <w:tcPr>
+            <w:tcW w:w="1735" w:type="dxa"/>
+          </w:tcPr>
+          <w:p>
+            <w:pPr>
+              <w:spacing w:after="20" w:line="264" w:lineRule="auto"/>
+            </w:pPr>
+            <w:r>
+              <w:rPr>
+                <w:b/>
+                <w:sz w:val="19"/>
+                <w:lang w:eastAsia="ko-KR"/>
+              </w:rPr>
+              <w:t>X</w:t>
+            </w:r>
           </w:p>
         </w:tc>
       </w:tr>
@@ -2266,68 +3536,518 @@
       <w:pPr>
         <w:shd w:val="clear" w:color="auto" w:fill="F1F3F5"/>
         <w:spacing w:after="0" w:line="276" w:lineRule="auto"/>
+        <w:rPr>
+          <w:color w:val="000000" w:themeColor="text1"/>
+        </w:rPr>
       </w:pPr>
+      <w:r>
+        <w:rPr>
+          <w:color w:val="000000" w:themeColor="text1"/>
+          <w:lang w:eastAsia="ko-KR"/>
+        </w:rPr>
+        <w:t>입력 위젯(</w:t>
+      </w:r>
+      <w:r>
+        <w:rPr>
+          <w:rFonts w:ascii="Consolas" w:hAnsi="Consolas"/>
+          <w:color w:val="000000" w:themeColor="text1"/>
+          <w:sz w:val="19"/>
+          <w:lang w:eastAsia="ko-KR"/>
+        </w:rPr>
+        <w:t>pages/2_</w:t>
+      </w:r>
+      <w:r>
+        <w:rPr>
+          <w:rFonts w:ascii="Consolas" w:hAnsi="Consolas"/>
+          <w:color w:val="000000" w:themeColor="text1"/>
+          <w:sz w:val="19"/>
+          <w:lang w:eastAsia="ko-KR"/>
+        </w:rPr>
+        <w:t>시뮬레이터</w:t>
+      </w:r>
+      <w:r>
+        <w:rPr>
+          <w:rFonts w:ascii="Consolas" w:hAnsi="Consolas"/>
+          <w:color w:val="000000" w:themeColor="text1"/>
+          <w:sz w:val="19"/>
+          <w:lang w:eastAsia="ko-KR"/>
+        </w:rPr>
+        <w:t>.</w:t>
+      </w:r>
       <w:proofErr w:type="spellStart"/>
       <w:r>
         <w:rPr>
           <w:rFonts w:ascii="Consolas" w:hAnsi="Consolas"/>
-          <w:sz w:val="18"/>
-        </w:rPr>
-        <w:t>입력</w:t>
+          <w:color w:val="000000" w:themeColor="text1"/>
+          <w:sz w:val="19"/>
+          <w:lang w:eastAsia="ko-KR"/>
+        </w:rPr>
+        <w:t>py</w:t>
       </w:r>
       <w:proofErr w:type="spellEnd"/>
       <w:r>
         <w:rPr>
+          <w:color w:val="000000" w:themeColor="text1"/>
+          <w:lang w:eastAsia="ko-KR"/>
+        </w:rPr>
+        <w:t xml:space="preserve">: 사이드바 </w:t>
+      </w:r>
+      <w:proofErr w:type="spellStart"/>
+      <w:r>
+        <w:rPr>
+          <w:color w:val="000000" w:themeColor="text1"/>
+          <w:lang w:eastAsia="ko-KR"/>
+        </w:rPr>
+        <w:t>select_slider</w:t>
+      </w:r>
+      <w:proofErr w:type="spellEnd"/>
+      <w:r>
+        <w:rPr>
+          <w:color w:val="000000" w:themeColor="text1"/>
+          <w:lang w:eastAsia="ko-KR"/>
+        </w:rPr>
+        <w:t xml:space="preserve"> 11개 / </w:t>
+      </w:r>
+      <w:r>
+        <w:rPr>
           <w:rFonts w:ascii="Consolas" w:hAnsi="Consolas"/>
-          <w:sz w:val="18"/>
+          <w:color w:val="000000" w:themeColor="text1"/>
+          <w:sz w:val="19"/>
+          <w:lang w:eastAsia="ko-KR"/>
+        </w:rPr>
+        <w:t>pages/3_1</w:t>
+      </w:r>
+      <w:r>
+        <w:rPr>
+          <w:rFonts w:ascii="Consolas" w:hAnsi="Consolas"/>
+          <w:color w:val="000000" w:themeColor="text1"/>
+          <w:sz w:val="19"/>
+          <w:lang w:eastAsia="ko-KR"/>
+        </w:rPr>
+        <w:t>대</w:t>
+      </w:r>
+      <w:r>
+        <w:rPr>
+          <w:rFonts w:ascii="Consolas" w:hAnsi="Consolas"/>
+          <w:color w:val="000000" w:themeColor="text1"/>
+          <w:sz w:val="19"/>
+          <w:lang w:eastAsia="ko-KR"/>
+        </w:rPr>
+        <w:t>1_</w:t>
+      </w:r>
+      <w:r>
+        <w:rPr>
+          <w:rFonts w:ascii="Consolas" w:hAnsi="Consolas"/>
+          <w:color w:val="000000" w:themeColor="text1"/>
+          <w:sz w:val="19"/>
+          <w:lang w:eastAsia="ko-KR"/>
+        </w:rPr>
+        <w:t>대결</w:t>
+      </w:r>
+      <w:r>
+        <w:rPr>
+          <w:rFonts w:ascii="Consolas" w:hAnsi="Consolas"/>
+          <w:color w:val="000000" w:themeColor="text1"/>
+          <w:sz w:val="19"/>
+          <w:lang w:eastAsia="ko-KR"/>
+        </w:rPr>
+        <w:t>.</w:t>
+      </w:r>
+      <w:proofErr w:type="spellStart"/>
+      <w:r>
+        <w:rPr>
+          <w:rFonts w:ascii="Consolas" w:hAnsi="Consolas"/>
+          <w:color w:val="000000" w:themeColor="text1"/>
+          <w:sz w:val="19"/>
+          <w:lang w:eastAsia="ko-KR"/>
+        </w:rPr>
+        <w:t>py</w:t>
+      </w:r>
+      <w:proofErr w:type="spellEnd"/>
+      <w:r>
+        <w:rPr>
+          <w:color w:val="000000" w:themeColor="text1"/>
+          <w:lang w:eastAsia="ko-KR"/>
+        </w:rPr>
+        <w:t>: 탭 버튼·</w:t>
+      </w:r>
+      <w:proofErr w:type="spellStart"/>
+      <w:r>
+        <w:rPr>
+          <w:color w:val="000000" w:themeColor="text1"/>
+          <w:lang w:eastAsia="ko-KR"/>
+        </w:rPr>
+        <w:t>st.chat_input</w:t>
+      </w:r>
+      <w:proofErr w:type="spellEnd"/>
+      <w:r>
+        <w:rPr>
+          <w:color w:val="000000" w:themeColor="text1"/>
+          <w:lang w:eastAsia="ko-KR"/>
+        </w:rPr>
+        <w:t>)</w:t>
+      </w:r>
+    </w:p>
+    <w:p>
+      <w:pPr>
+        <w:shd w:val="clear" w:color="auto" w:fill="F1F3F5"/>
+        <w:spacing w:after="0" w:line="276" w:lineRule="auto"/>
+        <w:rPr>
+          <w:color w:val="000000" w:themeColor="text1"/>
+        </w:rPr>
+      </w:pPr>
+      <w:r>
+        <w:rPr>
+          <w:color w:val="000000" w:themeColor="text1"/>
+          <w:lang w:eastAsia="ko-KR"/>
+        </w:rPr>
+        <w:lastRenderedPageBreak/>
+        <w:t xml:space="preserve"> → 검증(</w:t>
+      </w:r>
+      <w:r>
+        <w:rPr>
+          <w:rFonts w:ascii="Consolas" w:hAnsi="Consolas"/>
+          <w:color w:val="000000" w:themeColor="text1"/>
+          <w:sz w:val="19"/>
+          <w:lang w:eastAsia="ko-KR"/>
+        </w:rPr>
+        <w:t>pages/3</w:t>
+      </w:r>
+      <w:r>
+        <w:rPr>
+          <w:color w:val="000000" w:themeColor="text1"/>
+          <w:lang w:eastAsia="ko-KR"/>
+        </w:rPr>
+        <w:t xml:space="preserve"> submit(): 0.25초 간격 · </w:t>
+      </w:r>
+      <w:proofErr w:type="spellStart"/>
+      <w:r>
+        <w:rPr>
+          <w:rFonts w:ascii="Consolas" w:hAnsi="Consolas"/>
+          <w:color w:val="000000" w:themeColor="text1"/>
+          <w:sz w:val="19"/>
+          <w:lang w:eastAsia="ko-KR"/>
+        </w:rPr>
+        <w:t>core.available</w:t>
+      </w:r>
+      <w:proofErr w:type="spellEnd"/>
+      <w:r>
+        <w:rPr>
+          <w:rFonts w:ascii="Consolas" w:hAnsi="Consolas"/>
+          <w:color w:val="000000" w:themeColor="text1"/>
+          <w:sz w:val="19"/>
+          <w:lang w:eastAsia="ko-KR"/>
+        </w:rPr>
+        <w:t>()</w:t>
+      </w:r>
+      <w:r>
+        <w:rPr>
+          <w:color w:val="000000" w:themeColor="text1"/>
+          <w:lang w:eastAsia="ko-KR"/>
+        </w:rPr>
+        <w:t>: 시간·정지·</w:t>
+      </w:r>
+      <w:proofErr w:type="spellStart"/>
+      <w:r>
+        <w:rPr>
+          <w:color w:val="000000" w:themeColor="text1"/>
+          <w:lang w:eastAsia="ko-KR"/>
+        </w:rPr>
+        <w:t>스폰</w:t>
+      </w:r>
+      <w:proofErr w:type="spellEnd"/>
+      <w:r>
+        <w:rPr>
+          <w:color w:val="000000" w:themeColor="text1"/>
+          <w:lang w:eastAsia="ko-KR"/>
+        </w:rPr>
+        <w:t>·</w:t>
+      </w:r>
+      <w:proofErr w:type="spellStart"/>
+      <w:r>
+        <w:rPr>
+          <w:color w:val="000000" w:themeColor="text1"/>
+          <w:lang w:eastAsia="ko-KR"/>
+        </w:rPr>
+        <w:t>쿨타임</w:t>
+      </w:r>
+      <w:proofErr w:type="spellEnd"/>
+      <w:r>
+        <w:rPr>
+          <w:color w:val="000000" w:themeColor="text1"/>
+          <w:lang w:eastAsia="ko-KR"/>
+        </w:rPr>
+        <w:t>·상한·큐) →</w:t>
+      </w:r>
+      <w:r>
+        <w:rPr>
+          <w:rFonts w:hint="eastAsia"/>
+          <w:color w:val="000000" w:themeColor="text1"/>
+          <w:lang w:eastAsia="ko-KR"/>
         </w:rPr>
         <w:t xml:space="preserve"> </w:t>
       </w:r>
+      <w:r>
+        <w:rPr>
+          <w:color w:val="000000" w:themeColor="text1"/>
+          <w:lang w:eastAsia="ko-KR"/>
+        </w:rPr>
+        <w:t>기록(</w:t>
+      </w:r>
       <w:proofErr w:type="spellStart"/>
       <w:r>
         <w:rPr>
           <w:rFonts w:ascii="Consolas" w:hAnsi="Consolas"/>
-          <w:sz w:val="18"/>
-        </w:rPr>
-        <w:t>위젯</w:t>
+          <w:color w:val="000000" w:themeColor="text1"/>
+          <w:sz w:val="19"/>
+          <w:lang w:eastAsia="ko-KR"/>
+        </w:rPr>
+        <w:t>core.append_press</w:t>
       </w:r>
       <w:proofErr w:type="spellEnd"/>
       <w:r>
         <w:rPr>
           <w:rFonts w:ascii="Consolas" w:hAnsi="Consolas"/>
-          <w:sz w:val="18"/>
-        </w:rPr>
-        <w:t>(pages/1_</w:t>
-      </w:r>
+          <w:color w:val="000000" w:themeColor="text1"/>
+          <w:sz w:val="19"/>
+          <w:lang w:eastAsia="ko-KR"/>
+        </w:rPr>
+        <w:t>()</w:t>
+      </w:r>
+      <w:r>
+        <w:rPr>
+          <w:color w:val="000000" w:themeColor="text1"/>
+          <w:lang w:eastAsia="ko-KR"/>
+        </w:rPr>
+        <w:t xml:space="preserve"> → runtime/p1.jsonl, 방 상태는 </w:t>
+      </w:r>
+      <w:proofErr w:type="spellStart"/>
       <w:r>
         <w:rPr>
           <w:rFonts w:ascii="Consolas" w:hAnsi="Consolas"/>
-          <w:sz w:val="18"/>
-        </w:rPr>
-        <w:t>입력</w:t>
-      </w:r>
+          <w:color w:val="000000" w:themeColor="text1"/>
+          <w:sz w:val="19"/>
+          <w:lang w:eastAsia="ko-KR"/>
+        </w:rPr>
+        <w:t>core.read_state</w:t>
+      </w:r>
+      <w:proofErr w:type="spellEnd"/>
       <w:r>
         <w:rPr>
           <w:rFonts w:ascii="Consolas" w:hAnsi="Consolas"/>
-          <w:sz w:val="18"/>
-        </w:rPr>
-        <w:t xml:space="preserve">.py: </w:t>
+          <w:color w:val="000000" w:themeColor="text1"/>
+          <w:sz w:val="19"/>
+          <w:lang w:eastAsia="ko-KR"/>
+        </w:rPr>
+        <w:t>()</w:t>
+      </w:r>
+      <w:r>
+        <w:rPr>
+          <w:color w:val="000000" w:themeColor="text1"/>
+          <w:lang w:eastAsia="ko-KR"/>
+        </w:rPr>
+        <w:t>가 runtime 파일에서 계산) → 계산(</w:t>
       </w:r>
       <w:proofErr w:type="spellStart"/>
       <w:r>
         <w:rPr>
           <w:rFonts w:ascii="Consolas" w:hAnsi="Consolas"/>
-          <w:sz w:val="18"/>
-        </w:rPr>
-        <w:t>st.number_input</w:t>
+          <w:color w:val="000000" w:themeColor="text1"/>
+          <w:sz w:val="19"/>
+          <w:lang w:eastAsia="ko-KR"/>
+        </w:rPr>
+        <w:t>core.simulate</w:t>
       </w:r>
       <w:proofErr w:type="spellEnd"/>
       <w:r>
         <w:rPr>
           <w:rFonts w:ascii="Consolas" w:hAnsi="Consolas"/>
-          <w:sz w:val="18"/>
-        </w:rPr>
-        <w:t xml:space="preserve"> …)</w:t>
+          <w:color w:val="000000" w:themeColor="text1"/>
+          <w:sz w:val="19"/>
+          <w:lang w:eastAsia="ko-KR"/>
+        </w:rPr>
+        <w:t>()</w:t>
+      </w:r>
+      <w:r>
+        <w:rPr>
+          <w:color w:val="000000" w:themeColor="text1"/>
+          <w:lang w:eastAsia="ko-KR"/>
+        </w:rPr>
+        <w:t xml:space="preserve">가 양쪽 입력을 한 </w:t>
+      </w:r>
+      <w:proofErr w:type="spellStart"/>
+      <w:r>
+        <w:rPr>
+          <w:color w:val="000000" w:themeColor="text1"/>
+          <w:lang w:eastAsia="ko-KR"/>
+        </w:rPr>
+        <w:t>시간축에서</w:t>
+      </w:r>
+      <w:proofErr w:type="spellEnd"/>
+      <w:r>
+        <w:rPr>
+          <w:color w:val="000000" w:themeColor="text1"/>
+          <w:lang w:eastAsia="ko-KR"/>
+        </w:rPr>
+        <w:t xml:space="preserve"> 처리 → </w:t>
+      </w:r>
+      <w:proofErr w:type="spellStart"/>
+      <w:r>
+        <w:rPr>
+          <w:rFonts w:ascii="Consolas" w:hAnsi="Consolas"/>
+          <w:color w:val="000000" w:themeColor="text1"/>
+          <w:sz w:val="19"/>
+          <w:lang w:eastAsia="ko-KR"/>
+        </w:rPr>
+        <w:t>core.win_rate</w:t>
+      </w:r>
+      <w:proofErr w:type="spellEnd"/>
+      <w:r>
+        <w:rPr>
+          <w:rFonts w:ascii="Consolas" w:hAnsi="Consolas"/>
+          <w:color w:val="000000" w:themeColor="text1"/>
+          <w:sz w:val="19"/>
+          <w:lang w:eastAsia="ko-KR"/>
+        </w:rPr>
+        <w:t>()</w:t>
+      </w:r>
+      <w:r>
+        <w:rPr>
+          <w:color w:val="000000" w:themeColor="text1"/>
+          <w:lang w:eastAsia="ko-KR"/>
+        </w:rPr>
+        <w:t>가 계수 × 차이를 더해 sigmoid로 승률 %) → 출력(</w:t>
+      </w:r>
+      <w:r>
+        <w:rPr>
+          <w:rFonts w:ascii="Consolas" w:hAnsi="Consolas"/>
+          <w:color w:val="000000" w:themeColor="text1"/>
+          <w:sz w:val="19"/>
+          <w:lang w:eastAsia="ko-KR"/>
+        </w:rPr>
+        <w:t>st.metric</w:t>
+      </w:r>
+      <w:r>
+        <w:rPr>
+          <w:color w:val="000000" w:themeColor="text1"/>
+          <w:lang w:eastAsia="ko-KR"/>
+        </w:rPr>
+        <w:t xml:space="preserve"> 승률·남은 시간 watcher fragment, 기여도 줄(reasons), 경기 종료 후 스코어보드)</w:t>
+      </w:r>
+    </w:p>
+    <w:p>
+      <w:pPr>
+        <w:keepNext/>
+        <w:spacing w:before="160" w:after="40"/>
+        <w:rPr>
+          <w:lang w:eastAsia="ko-KR"/>
+        </w:rPr>
+      </w:pPr>
+      <w:r>
+        <w:rPr>
+          <w:b/>
+          <w:color w:val="1F3A5F"/>
+          <w:sz w:val="21"/>
+          <w:lang w:eastAsia="ko-KR"/>
+        </w:rPr>
+        <w:t>2-3. 핵심 함수 2개 — 코드 + 줄 단위 설명</w:t>
+      </w:r>
+    </w:p>
+    <w:p>
+      <w:pPr>
+        <w:rPr>
+          <w:lang w:eastAsia="ko-KR"/>
+        </w:rPr>
+      </w:pPr>
+      <w:r>
+        <w:rPr>
+          <w:lang w:eastAsia="ko-KR"/>
+        </w:rPr>
+        <w:t xml:space="preserve">내 서비스에서 가장 중요한 함수 2개(보통 </w:t>
+      </w:r>
+      <w:r>
+        <w:rPr>
+          <w:rFonts w:ascii="Consolas" w:hAnsi="Consolas"/>
+          <w:sz w:val="19"/>
+          <w:lang w:eastAsia="ko-KR"/>
+        </w:rPr>
+        <w:t>core.py</w:t>
+      </w:r>
+      <w:r>
+        <w:rPr>
+          <w:lang w:eastAsia="ko-KR"/>
+        </w:rPr>
+        <w:t xml:space="preserve">)를 고릅니다. 각각 </w:t>
+      </w:r>
+      <w:r>
+        <w:rPr>
+          <w:b/>
+          <w:lang w:eastAsia="ko-KR"/>
+        </w:rPr>
+        <w:t>20줄 이내</w:t>
+      </w:r>
+      <w:r>
+        <w:rPr>
+          <w:lang w:eastAsia="ko-KR"/>
+        </w:rPr>
+        <w:t>로 붙여 넣고, 줄마다 무슨 일을 하는지 적어 주세요. 마지막에 "이 줄을 지우거나 바꾸면 무슨 일이 생기나"</w:t>
+      </w:r>
+      <w:proofErr w:type="spellStart"/>
+      <w:r>
+        <w:rPr>
+          <w:lang w:eastAsia="ko-KR"/>
+        </w:rPr>
+        <w:t>를</w:t>
+      </w:r>
+      <w:proofErr w:type="spellEnd"/>
+      <w:r>
+        <w:rPr>
+          <w:lang w:eastAsia="ko-KR"/>
+        </w:rPr>
+        <w:t xml:space="preserve"> 1개 이상 적습니다.</w:t>
+      </w:r>
+    </w:p>
+    <w:p>
+      <w:r>
+        <w:rPr>
+          <w:b/>
+          <w:lang w:eastAsia="ko-KR"/>
+        </w:rPr>
+        <w:t>함수 A:</w:t>
+      </w:r>
+      <w:r>
+        <w:rPr>
+          <w:lang w:eastAsia="ko-KR"/>
+        </w:rPr>
+        <w:t xml:space="preserve"> </w:t>
+      </w:r>
+      <w:r>
+        <w:rPr>
+          <w:rFonts w:ascii="Consolas" w:hAnsi="Consolas"/>
+          <w:sz w:val="19"/>
+          <w:lang w:eastAsia="ko-KR"/>
+        </w:rPr>
+        <w:t>core.py</w:t>
+      </w:r>
+      <w:r>
+        <w:rPr>
+          <w:lang w:eastAsia="ko-KR"/>
+        </w:rPr>
+        <w:t xml:space="preserve"> / </w:t>
+      </w:r>
+      <w:r>
+        <w:rPr>
+          <w:rFonts w:ascii="Consolas" w:hAnsi="Consolas"/>
+          <w:sz w:val="19"/>
+          <w:lang w:eastAsia="ko-KR"/>
+        </w:rPr>
+        <w:t>_terms(engine, mine, theirs)</w:t>
+      </w:r>
+      <w:r>
+        <w:rPr>
+          <w:lang w:eastAsia="ko-KR"/>
+        </w:rPr>
+        <w:t xml:space="preserve"> — 승률을 항목별로 쪼개는 함수 (US-1 승률 분해의 핵심)</w:t>
       </w:r>
     </w:p>
     <w:p>
@@ -2339,22 +4059,9 @@
         <w:rPr>
           <w:rFonts w:ascii="Consolas" w:hAnsi="Consolas"/>
           <w:sz w:val="18"/>
-        </w:rPr>
-        <w:t xml:space="preserve"> → </w:t>
-      </w:r>
-      <w:r>
-        <w:rPr>
-          <w:rFonts w:ascii="Consolas" w:hAnsi="Consolas"/>
-          <w:sz w:val="18"/>
-        </w:rPr>
-        <w:t>검증</w:t>
-      </w:r>
-      <w:r>
-        <w:rPr>
-          <w:rFonts w:ascii="Consolas" w:hAnsi="Consolas"/>
-          <w:sz w:val="18"/>
-        </w:rPr>
-        <w:t>(core.validate …)</w:t>
+          <w:lang w:eastAsia="ko-KR"/>
+        </w:rPr>
+        <w:t>def _terms(engine: Engine, mine: Side, theirs: Side) -&gt; dict[str, float]:</w:t>
       </w:r>
     </w:p>
     <w:p>
@@ -2366,222 +4073,9 @@
         <w:rPr>
           <w:rFonts w:ascii="Consolas" w:hAnsi="Consolas"/>
           <w:sz w:val="18"/>
-        </w:rPr>
-        <w:t xml:space="preserve"> → </w:t>
-      </w:r>
-      <w:r>
-        <w:rPr>
-          <w:rFonts w:ascii="Consolas" w:hAnsi="Consolas"/>
-          <w:sz w:val="18"/>
-        </w:rPr>
-        <w:t>계산</w:t>
-      </w:r>
-      <w:r>
-        <w:rPr>
-          <w:rFonts w:ascii="Consolas" w:hAnsi="Consolas"/>
-          <w:sz w:val="18"/>
-        </w:rPr>
-        <w:t>(core.churn_score …)</w:t>
-      </w:r>
-    </w:p>
-    <w:p>
-      <w:pPr>
-        <w:shd w:val="clear" w:color="auto" w:fill="F1F3F5"/>
-        <w:spacing w:after="120" w:line="276" w:lineRule="auto"/>
-        <w:rPr>
-          <w:lang w:eastAsia="ko-KR"/>
-        </w:rPr>
-      </w:pPr>
-      <w:r>
-        <w:rPr>
-          <w:rFonts w:ascii="Consolas" w:hAnsi="Consolas"/>
-          <w:sz w:val="18"/>
-        </w:rPr>
-        <w:t xml:space="preserve"> </w:t>
-      </w:r>
-      <w:r>
-        <w:rPr>
-          <w:rFonts w:ascii="Consolas" w:hAnsi="Consolas"/>
-          <w:sz w:val="18"/>
-          <w:lang w:eastAsia="ko-KR"/>
-        </w:rPr>
-        <w:t xml:space="preserve">→ </w:t>
-      </w:r>
-      <w:r>
-        <w:rPr>
-          <w:rFonts w:ascii="Consolas" w:hAnsi="Consolas"/>
-          <w:sz w:val="18"/>
-          <w:lang w:eastAsia="ko-KR"/>
-        </w:rPr>
-        <w:t>출력</w:t>
-      </w:r>
-      <w:r>
-        <w:rPr>
-          <w:rFonts w:ascii="Consolas" w:hAnsi="Consolas"/>
-          <w:sz w:val="18"/>
-          <w:lang w:eastAsia="ko-KR"/>
-        </w:rPr>
-        <w:t>(pages/2_</w:t>
-      </w:r>
-      <w:r>
-        <w:rPr>
-          <w:rFonts w:ascii="Consolas" w:hAnsi="Consolas"/>
-          <w:sz w:val="18"/>
-          <w:lang w:eastAsia="ko-KR"/>
-        </w:rPr>
-        <w:t>결과</w:t>
-      </w:r>
-      <w:r>
-        <w:rPr>
-          <w:rFonts w:ascii="Consolas" w:hAnsi="Consolas"/>
-          <w:sz w:val="18"/>
-          <w:lang w:eastAsia="ko-KR"/>
-        </w:rPr>
-        <w:t>.</w:t>
-      </w:r>
-      <w:proofErr w:type="spellStart"/>
-      <w:r>
-        <w:rPr>
-          <w:rFonts w:ascii="Consolas" w:hAnsi="Consolas"/>
-          <w:sz w:val="18"/>
-          <w:lang w:eastAsia="ko-KR"/>
-        </w:rPr>
-        <w:t>py</w:t>
-      </w:r>
-      <w:proofErr w:type="spellEnd"/>
-      <w:r>
-        <w:rPr>
-          <w:rFonts w:ascii="Consolas" w:hAnsi="Consolas"/>
-          <w:sz w:val="18"/>
-          <w:lang w:eastAsia="ko-KR"/>
-        </w:rPr>
-        <w:t xml:space="preserve">: </w:t>
-      </w:r>
-      <w:proofErr w:type="spellStart"/>
-      <w:r>
-        <w:rPr>
-          <w:rFonts w:ascii="Consolas" w:hAnsi="Consolas"/>
-          <w:sz w:val="18"/>
-          <w:lang w:eastAsia="ko-KR"/>
-        </w:rPr>
-        <w:t>st.metric</w:t>
-      </w:r>
-      <w:proofErr w:type="spellEnd"/>
-      <w:r>
-        <w:rPr>
-          <w:rFonts w:ascii="Consolas" w:hAnsi="Consolas"/>
-          <w:sz w:val="18"/>
-          <w:lang w:eastAsia="ko-KR"/>
-        </w:rPr>
-        <w:t xml:space="preserve"> …)</w:t>
-      </w:r>
-    </w:p>
-    <w:p>
-      <w:pPr>
-        <w:keepNext/>
-        <w:spacing w:before="160" w:after="40"/>
-        <w:rPr>
-          <w:lang w:eastAsia="ko-KR"/>
-        </w:rPr>
-      </w:pPr>
-      <w:r>
-        <w:rPr>
-          <w:b/>
-          <w:color w:val="1F3A5F"/>
-          <w:sz w:val="21"/>
-          <w:lang w:eastAsia="ko-KR"/>
-        </w:rPr>
-        <w:t>2-3. 핵심 함수 2개 — 코드 + 줄 단위 설명</w:t>
-      </w:r>
-    </w:p>
-    <w:p>
-      <w:pPr>
-        <w:rPr>
-          <w:lang w:eastAsia="ko-KR"/>
-        </w:rPr>
-      </w:pPr>
-      <w:r>
-        <w:rPr>
-          <w:lang w:eastAsia="ko-KR"/>
-        </w:rPr>
-        <w:t xml:space="preserve">내 서비스에서 가장 중요한 함수 2개(보통 </w:t>
-      </w:r>
-      <w:r>
-        <w:rPr>
-          <w:rFonts w:ascii="Consolas" w:hAnsi="Consolas"/>
-          <w:sz w:val="19"/>
-          <w:lang w:eastAsia="ko-KR"/>
-        </w:rPr>
-        <w:t>core.py</w:t>
-      </w:r>
-      <w:r>
-        <w:rPr>
-          <w:lang w:eastAsia="ko-KR"/>
-        </w:rPr>
-        <w:t xml:space="preserve">)를 고릅니다. 각각 </w:t>
-      </w:r>
-      <w:r>
-        <w:rPr>
-          <w:b/>
-          <w:lang w:eastAsia="ko-KR"/>
-        </w:rPr>
-        <w:t>20줄 이내</w:t>
-      </w:r>
-      <w:r>
-        <w:rPr>
-          <w:lang w:eastAsia="ko-KR"/>
-        </w:rPr>
-        <w:t>로 붙여 넣고, 줄마다 무슨 일을 하는지 적어 주세요. 마지막에 "이 줄을 지우거나 바꾸면 무슨 일이 생기나"</w:t>
-      </w:r>
-      <w:proofErr w:type="spellStart"/>
-      <w:r>
-        <w:rPr>
-          <w:lang w:eastAsia="ko-KR"/>
-        </w:rPr>
-        <w:t>를</w:t>
-      </w:r>
-      <w:proofErr w:type="spellEnd"/>
-      <w:r>
-        <w:rPr>
-          <w:lang w:eastAsia="ko-KR"/>
-        </w:rPr>
-        <w:t xml:space="preserve"> 1개 이상 적습니다.</w:t>
-      </w:r>
-    </w:p>
-    <w:p>
-      <w:proofErr w:type="spellStart"/>
-      <w:r>
-        <w:rPr>
-          <w:b/>
-        </w:rPr>
-        <w:t>함수</w:t>
-      </w:r>
-      <w:proofErr w:type="spellEnd"/>
-      <w:r>
-        <w:rPr>
-          <w:b/>
-        </w:rPr>
-        <w:t xml:space="preserve"> A:</w:t>
-      </w:r>
-      <w:r>
-        <w:t xml:space="preserve"> </w:t>
-      </w:r>
-      <w:r>
-        <w:rPr>
-          <w:rFonts w:ascii="Consolas" w:hAnsi="Consolas"/>
-          <w:sz w:val="19"/>
-        </w:rPr>
-        <w:t>core.py</w:t>
-      </w:r>
-      <w:r>
-        <w:t xml:space="preserve"> / </w:t>
-      </w:r>
-      <w:r>
-        <w:rPr>
-          <w:rFonts w:ascii="Consolas" w:hAnsi="Consolas"/>
-          <w:sz w:val="19"/>
-        </w:rPr>
-        <w:t>churn_score(…)</w:t>
+          <w:lang w:eastAsia="ko-KR"/>
+        </w:rPr>
+        <w:t xml:space="preserve">    t: dict[str, float] = {}</w:t>
       </w:r>
     </w:p>
     <w:p>
@@ -2593,64 +4087,9 @@
         <w:rPr>
           <w:rFonts w:ascii="Consolas" w:hAnsi="Consolas"/>
           <w:sz w:val="18"/>
-        </w:rPr>
-        <w:t xml:space="preserve"># </w:t>
-      </w:r>
-      <w:r>
-        <w:rPr>
-          <w:rFonts w:ascii="Consolas" w:hAnsi="Consolas"/>
-          <w:sz w:val="18"/>
-        </w:rPr>
-        <w:t>여기에</w:t>
-      </w:r>
-      <w:r>
-        <w:rPr>
-          <w:rFonts w:ascii="Consolas" w:hAnsi="Consolas"/>
-          <w:sz w:val="18"/>
-        </w:rPr>
-        <w:t xml:space="preserve"> </w:t>
-      </w:r>
-      <w:r>
-        <w:rPr>
-          <w:rFonts w:ascii="Consolas" w:hAnsi="Consolas"/>
-          <w:sz w:val="18"/>
-        </w:rPr>
-        <w:t>코드</w:t>
-      </w:r>
-      <w:r>
-        <w:rPr>
-          <w:rFonts w:ascii="Consolas" w:hAnsi="Consolas"/>
-          <w:sz w:val="18"/>
-        </w:rPr>
-        <w:t xml:space="preserve"> (20</w:t>
-      </w:r>
-      <w:r>
-        <w:rPr>
-          <w:rFonts w:ascii="Consolas" w:hAnsi="Consolas"/>
-          <w:sz w:val="18"/>
-        </w:rPr>
-        <w:t>줄</w:t>
-      </w:r>
-      <w:r>
-        <w:rPr>
-          <w:rFonts w:ascii="Consolas" w:hAnsi="Consolas"/>
-          <w:sz w:val="18"/>
-        </w:rPr>
-        <w:t xml:space="preserve"> </w:t>
-      </w:r>
-      <w:r>
-        <w:rPr>
-          <w:rFonts w:ascii="Consolas" w:hAnsi="Consolas"/>
-          <w:sz w:val="18"/>
-        </w:rPr>
-        <w:t>이내</w:t>
-      </w:r>
-      <w:r>
-        <w:rPr>
-          <w:rFonts w:ascii="Consolas" w:hAnsi="Consolas"/>
-          <w:sz w:val="18"/>
-        </w:rPr>
-        <w:t>)</w:t>
+          <w:lang w:eastAsia="ko-KR"/>
+        </w:rPr>
+        <w:t xml:space="preserve">    gc, ec = engine.axis_cap["goldDiff"], engine.axis_cap["expDiff"]</w:t>
       </w:r>
     </w:p>
     <w:p>
@@ -2662,8 +4101,9 @@
         <w:rPr>
           <w:rFonts w:ascii="Consolas" w:hAnsi="Consolas"/>
           <w:sz w:val="18"/>
-        </w:rPr>
-        <w:t xml:space="preserve"> </w:t>
+          <w:lang w:eastAsia="ko-KR"/>
+        </w:rPr>
+        <w:t xml:space="preserve">    t["goldDiff"] = engine.coef["goldDiff"] * _clip(mine.gold - theirs.gold, -gc, gc)</w:t>
       </w:r>
     </w:p>
     <w:p>
@@ -2675,8 +4115,167 @@
         <w:rPr>
           <w:rFonts w:ascii="Consolas" w:hAnsi="Consolas"/>
           <w:sz w:val="18"/>
+          <w:lang w:eastAsia="ko-KR"/>
+        </w:rPr>
+        <w:t xml:space="preserve">    t["expDiff"] = engine.coef["expDiff"] * _clip(mine.exp - theirs.exp, -ec, ec)</w:t>
+      </w:r>
+    </w:p>
+    <w:p>
+      <w:pPr>
+        <w:shd w:val="clear" w:color="auto" w:fill="F1F3F5"/>
+        <w:spacing w:after="0" w:line="276" w:lineRule="auto"/>
+      </w:pPr>
+      <w:r>
+        <w:rPr>
+          <w:rFonts w:ascii="Consolas" w:hAnsi="Consolas"/>
+          <w:sz w:val="18"/>
+          <w:lang w:eastAsia="ko-KR"/>
+        </w:rPr>
+        <w:t xml:space="preserve">    for f in FEATURES:</w:t>
+      </w:r>
+    </w:p>
+    <w:p>
+      <w:pPr>
+        <w:shd w:val="clear" w:color="auto" w:fill="F1F3F5"/>
+        <w:spacing w:after="0" w:line="276" w:lineRule="auto"/>
+      </w:pPr>
+      <w:r>
+        <w:rPr>
+          <w:rFonts w:ascii="Consolas" w:hAnsi="Consolas"/>
+          <w:sz w:val="18"/>
+          <w:lang w:eastAsia="ko-KR"/>
+        </w:rPr>
+        <w:t xml:space="preserve">        if f in AXIS:</w:t>
+      </w:r>
+    </w:p>
+    <w:p>
+      <w:pPr>
+        <w:shd w:val="clear" w:color="auto" w:fill="F1F3F5"/>
+        <w:spacing w:after="0" w:line="276" w:lineRule="auto"/>
+      </w:pPr>
+      <w:r>
+        <w:rPr>
+          <w:rFonts w:ascii="Consolas" w:hAnsi="Consolas"/>
+          <w:sz w:val="18"/>
+          <w:lang w:eastAsia="ko-KR"/>
+        </w:rPr>
+        <w:t xml:space="preserve">            continue</w:t>
+      </w:r>
+    </w:p>
+    <w:p>
+      <w:pPr>
+        <w:shd w:val="clear" w:color="auto" w:fill="F1F3F5"/>
+        <w:spacing w:after="0" w:line="276" w:lineRule="auto"/>
+      </w:pPr>
+      <w:r>
+        <w:rPr>
+          <w:rFonts w:ascii="Consolas" w:hAnsi="Consolas"/>
+          <w:sz w:val="18"/>
+          <w:lang w:eastAsia="ko-KR"/>
+        </w:rPr>
+        <w:t xml:space="preserve">        diff = mine.counts.get(f, 0) - theirs.counts.get(f, 0)</w:t>
+      </w:r>
+    </w:p>
+    <w:p>
+      <w:pPr>
+        <w:shd w:val="clear" w:color="auto" w:fill="F1F3F5"/>
+        <w:spacing w:after="0" w:line="276" w:lineRule="auto"/>
+      </w:pPr>
+      <w:r>
+        <w:rPr>
+          <w:rFonts w:ascii="Consolas" w:hAnsi="Consolas"/>
+          <w:sz w:val="18"/>
+          <w:lang w:eastAsia="ko-KR"/>
+        </w:rPr>
+        <w:t xml:space="preserve">        if diff:</w:t>
+      </w:r>
+    </w:p>
+    <w:p>
+      <w:pPr>
+        <w:shd w:val="clear" w:color="auto" w:fill="F1F3F5"/>
+        <w:spacing w:after="0" w:line="276" w:lineRule="auto"/>
+      </w:pPr>
+      <w:r>
+        <w:rPr>
+          <w:rFonts w:ascii="Consolas" w:hAnsi="Consolas"/>
+          <w:sz w:val="18"/>
+          <w:lang w:eastAsia="ko-KR"/>
+        </w:rPr>
+        <w:t xml:space="preserve">            t[f] = engine.coef[f] * diff</w:t>
+      </w:r>
+    </w:p>
+    <w:p>
+      <w:pPr>
+        <w:shd w:val="clear" w:color="auto" w:fill="F1F3F5"/>
+        <w:spacing w:after="0" w:line="276" w:lineRule="auto"/>
+      </w:pPr>
+      <w:r>
+        <w:rPr>
+          <w:rFonts w:ascii="Consolas" w:hAnsi="Consolas"/>
+          <w:sz w:val="18"/>
+          <w:lang w:eastAsia="ko-KR"/>
+        </w:rPr>
+        <w:t xml:space="preserve">    partial = mine.partial - theirs.partial</w:t>
+      </w:r>
+    </w:p>
+    <w:p>
+      <w:pPr>
+        <w:shd w:val="clear" w:color="auto" w:fill="F1F3F5"/>
+        <w:spacing w:after="0" w:line="276" w:lineRule="auto"/>
+      </w:pPr>
+      <w:r>
+        <w:rPr>
+          <w:rFonts w:ascii="Consolas" w:hAnsi="Consolas"/>
+          <w:sz w:val="18"/>
+          <w:lang w:eastAsia="ko-KR"/>
+        </w:rPr>
+        <w:t xml:space="preserve">    if partial:</w:t>
+      </w:r>
+    </w:p>
+    <w:p>
+      <w:pPr>
+        <w:shd w:val="clear" w:color="auto" w:fill="F1F3F5"/>
+        <w:spacing w:after="0" w:line="276" w:lineRule="auto"/>
+      </w:pPr>
+      <w:r>
+        <w:rPr>
+          <w:rFonts w:ascii="Consolas" w:hAnsi="Consolas"/>
+          <w:sz w:val="18"/>
+          <w:lang w:eastAsia="ko-KR"/>
+        </w:rPr>
+        <w:t xml:space="preserve">        t["</w:t>
+      </w:r>
+      <w:r>
+        <w:rPr>
+          <w:rFonts w:ascii="Consolas" w:hAnsi="Consolas"/>
+          <w:sz w:val="18"/>
+          <w:lang w:eastAsia="ko-KR"/>
+        </w:rPr>
+        <w:t>미완성</w:t>
+      </w:r>
+      <w:r>
+        <w:rPr>
+          <w:rFonts w:ascii="Consolas" w:hAnsi="Consolas"/>
+          <w:sz w:val="18"/>
+          <w:lang w:eastAsia="ko-KR"/>
         </w:rPr>
         <w:t xml:space="preserve"> </w:t>
+      </w:r>
+      <w:r>
+        <w:rPr>
+          <w:rFonts w:ascii="Consolas" w:hAnsi="Consolas"/>
+          <w:sz w:val="18"/>
+          <w:lang w:eastAsia="ko-KR"/>
+        </w:rPr>
+        <w:t>선지불</w:t>
+      </w:r>
+      <w:r>
+        <w:rPr>
+          <w:rFonts w:ascii="Consolas" w:hAnsi="Consolas"/>
+          <w:sz w:val="18"/>
+          <w:lang w:eastAsia="ko-KR"/>
+        </w:rPr>
+        <w:t>"] = partial</w:t>
       </w:r>
     </w:p>
     <w:p>
@@ -2688,8 +4287,9 @@
         <w:rPr>
           <w:rFonts w:ascii="Consolas" w:hAnsi="Consolas"/>
           <w:sz w:val="18"/>
-        </w:rPr>
-        <w:t xml:space="preserve"> </w:t>
+          <w:lang w:eastAsia="ko-KR"/>
+        </w:rPr>
+        <w:t xml:space="preserve">    return t</w:t>
       </w:r>
     </w:p>
     <w:tbl>
@@ -2723,7 +4323,6 @@
                 <w:b/>
                 <w:sz w:val="19"/>
               </w:rPr>
-              <w:lastRenderedPageBreak/>
               <w:t>줄</w:t>
             </w:r>
           </w:p>
@@ -2763,6 +4362,7 @@
             <w:r>
               <w:rPr>
                 <w:sz w:val="19"/>
+                <w:lang w:eastAsia="ko-KR"/>
               </w:rPr>
               <w:t>1</w:t>
             </w:r>
@@ -2775,7 +4375,63 @@
           <w:p>
             <w:pPr>
               <w:spacing w:before="80" w:after="20" w:line="264" w:lineRule="auto"/>
-            </w:pPr>
+              <w:rPr>
+                <w:color w:val="000000" w:themeColor="text1"/>
+                <w:lang w:eastAsia="ko-KR"/>
+              </w:rPr>
+            </w:pPr>
+            <w:r>
+              <w:rPr>
+                <w:color w:val="000000" w:themeColor="text1"/>
+                <w:lang w:eastAsia="ko-KR"/>
+              </w:rPr>
+              <w:t xml:space="preserve">엔진과 내 상태·상대 상태를 받아 '항목 </w:t>
+            </w:r>
+            <w:r>
+              <w:rPr>
+                <w:rFonts w:hint="eastAsia"/>
+                <w:color w:val="000000" w:themeColor="text1"/>
+                <w:lang w:eastAsia="ko-KR"/>
+              </w:rPr>
+              <w:t>-&gt;</w:t>
+            </w:r>
+            <w:r>
+              <w:rPr>
+                <w:color w:val="000000" w:themeColor="text1"/>
+                <w:lang w:eastAsia="ko-KR"/>
+              </w:rPr>
+              <w:t xml:space="preserve"> 승률 기여'</w:t>
+            </w:r>
+            <w:r>
+              <w:rPr>
+                <w:rFonts w:hint="eastAsia"/>
+                <w:color w:val="000000" w:themeColor="text1"/>
+                <w:lang w:eastAsia="ko-KR"/>
+              </w:rPr>
+              <w:t xml:space="preserve"> </w:t>
+            </w:r>
+            <w:r>
+              <w:rPr>
+                <w:color w:val="000000" w:themeColor="text1"/>
+                <w:lang w:eastAsia="ko-KR"/>
+              </w:rPr>
+              <w:t>를</w:t>
+            </w:r>
+            <w:r>
+              <w:rPr>
+                <w:rFonts w:hint="eastAsia"/>
+                <w:color w:val="000000" w:themeColor="text1"/>
+                <w:lang w:eastAsia="ko-KR"/>
+              </w:rPr>
+              <w:t xml:space="preserve"> </w:t>
+            </w:r>
+            <w:r>
+              <w:rPr>
+                <w:color w:val="000000" w:themeColor="text1"/>
+                <w:lang w:eastAsia="ko-KR"/>
+              </w:rPr>
+              <w:t>돌려준다</w:t>
+            </w:r>
           </w:p>
         </w:tc>
       </w:tr>
@@ -2795,8 +4451,9 @@
             <w:r>
               <w:rPr>
                 <w:sz w:val="19"/>
-              </w:rPr>
-              <w:t>2</w:t>
+                <w:lang w:eastAsia="ko-KR"/>
+              </w:rPr>
+              <w:t>2–3</w:t>
             </w:r>
           </w:p>
         </w:tc>
@@ -2807,7 +4464,18 @@
           <w:p>
             <w:pPr>
               <w:spacing w:before="80" w:after="20" w:line="264" w:lineRule="auto"/>
-            </w:pPr>
+              <w:rPr>
+                <w:color w:val="000000" w:themeColor="text1"/>
+                <w:lang w:eastAsia="ko-KR"/>
+              </w:rPr>
+            </w:pPr>
+            <w:r>
+              <w:rPr>
+                <w:color w:val="000000" w:themeColor="text1"/>
+                <w:lang w:eastAsia="ko-KR"/>
+              </w:rPr>
+              <w:t>결과 사전을 만들고, 골드·경험치 축의 상한(데이터 99분위)을 꺼낸다</w:t>
+            </w:r>
           </w:p>
         </w:tc>
       </w:tr>
@@ -2827,8 +4495,9 @@
             <w:r>
               <w:rPr>
                 <w:sz w:val="19"/>
-              </w:rPr>
-              <w:t>3</w:t>
+                <w:lang w:eastAsia="ko-KR"/>
+              </w:rPr>
+              <w:t>4</w:t>
             </w:r>
           </w:p>
         </w:tc>
@@ -2839,7 +4508,18 @@
           <w:p>
             <w:pPr>
               <w:spacing w:before="80" w:after="20" w:line="264" w:lineRule="auto"/>
-            </w:pPr>
+              <w:rPr>
+                <w:color w:val="000000" w:themeColor="text1"/>
+                <w:lang w:eastAsia="ko-KR"/>
+              </w:rPr>
+            </w:pPr>
+            <w:r>
+              <w:rPr>
+                <w:color w:val="000000" w:themeColor="text1"/>
+                <w:lang w:eastAsia="ko-KR"/>
+              </w:rPr>
+              <w:t>골드 차이를 상한 안으로 자른 뒤 골드 계수를 곱한다</w:t>
+            </w:r>
           </w:p>
         </w:tc>
       </w:tr>
@@ -2859,8 +4539,9 @@
             <w:r>
               <w:rPr>
                 <w:sz w:val="19"/>
-              </w:rPr>
-              <w:t>…</w:t>
+                <w:lang w:eastAsia="ko-KR"/>
+              </w:rPr>
+              <w:t>5</w:t>
             </w:r>
           </w:p>
         </w:tc>
@@ -2871,7 +4552,218 @@
           <w:p>
             <w:pPr>
               <w:spacing w:before="80" w:after="20" w:line="264" w:lineRule="auto"/>
-            </w:pPr>
+              <w:rPr>
+                <w:color w:val="000000" w:themeColor="text1"/>
+                <w:lang w:eastAsia="ko-KR"/>
+              </w:rPr>
+            </w:pPr>
+            <w:r>
+              <w:rPr>
+                <w:color w:val="000000" w:themeColor="text1"/>
+                <w:lang w:eastAsia="ko-KR"/>
+              </w:rPr>
+              <w:t>경험치 차이도 같은 방식으로 계산한다</w:t>
+            </w:r>
+          </w:p>
+        </w:tc>
+      </w:tr>
+      <w:tr>
+        <w:trPr>
+          <w:cantSplit/>
+          <w:jc w:val="center"/>
+        </w:trPr>
+        <w:tc>
+          <w:tcPr>
+            <w:tcW w:w="1020" w:type="dxa"/>
+          </w:tcPr>
+          <w:p>
+            <w:pPr>
+              <w:spacing w:after="20" w:line="264" w:lineRule="auto"/>
+            </w:pPr>
+            <w:r>
+              <w:rPr>
+                <w:sz w:val="19"/>
+                <w:lang w:eastAsia="ko-KR"/>
+              </w:rPr>
+              <w:t>6–8</w:t>
+            </w:r>
+          </w:p>
+        </w:tc>
+        <w:tc>
+          <w:tcPr>
+            <w:tcW w:w="9184" w:type="dxa"/>
+          </w:tcPr>
+          <w:p>
+            <w:pPr>
+              <w:spacing w:before="80" w:after="20" w:line="264" w:lineRule="auto"/>
+              <w:rPr>
+                <w:color w:val="000000" w:themeColor="text1"/>
+                <w:lang w:eastAsia="ko-KR"/>
+              </w:rPr>
+            </w:pPr>
+            <w:r>
+              <w:rPr>
+                <w:color w:val="000000" w:themeColor="text1"/>
+                <w:lang w:eastAsia="ko-KR"/>
+              </w:rPr>
+              <w:t>나머지 9개 피처를 돈다</w:t>
+            </w:r>
+            <w:r>
+              <w:rPr>
+                <w:rFonts w:hint="eastAsia"/>
+                <w:color w:val="000000" w:themeColor="text1"/>
+                <w:lang w:eastAsia="ko-KR"/>
+              </w:rPr>
+              <w:t xml:space="preserve">. </w:t>
+            </w:r>
+            <w:r>
+              <w:rPr>
+                <w:color w:val="000000" w:themeColor="text1"/>
+                <w:lang w:eastAsia="ko-KR"/>
+              </w:rPr>
+              <w:t>골드·경험치는 위에서 처리했으니 건너뛴다</w:t>
+            </w:r>
+          </w:p>
+        </w:tc>
+      </w:tr>
+      <w:tr>
+        <w:trPr>
+          <w:cantSplit/>
+          <w:jc w:val="center"/>
+        </w:trPr>
+        <w:tc>
+          <w:tcPr>
+            <w:tcW w:w="1020" w:type="dxa"/>
+          </w:tcPr>
+          <w:p>
+            <w:pPr>
+              <w:spacing w:after="20" w:line="264" w:lineRule="auto"/>
+            </w:pPr>
+            <w:r>
+              <w:rPr>
+                <w:sz w:val="19"/>
+                <w:lang w:eastAsia="ko-KR"/>
+              </w:rPr>
+              <w:t>9–11</w:t>
+            </w:r>
+          </w:p>
+        </w:tc>
+        <w:tc>
+          <w:tcPr>
+            <w:tcW w:w="9184" w:type="dxa"/>
+          </w:tcPr>
+          <w:p>
+            <w:pPr>
+              <w:spacing w:before="80" w:after="20" w:line="264" w:lineRule="auto"/>
+              <w:rPr>
+                <w:color w:val="000000" w:themeColor="text1"/>
+                <w:lang w:eastAsia="ko-KR"/>
+              </w:rPr>
+            </w:pPr>
+            <w:r>
+              <w:rPr>
+                <w:color w:val="000000" w:themeColor="text1"/>
+                <w:lang w:eastAsia="ko-KR"/>
+              </w:rPr>
+              <w:t>상대 횟수가 0이 아니면 그 피처의 계수 × 차이를 기여로 넣는다</w:t>
+            </w:r>
+          </w:p>
+        </w:tc>
+      </w:tr>
+      <w:tr>
+        <w:trPr>
+          <w:cantSplit/>
+          <w:jc w:val="center"/>
+        </w:trPr>
+        <w:tc>
+          <w:tcPr>
+            <w:tcW w:w="1020" w:type="dxa"/>
+          </w:tcPr>
+          <w:p>
+            <w:pPr>
+              <w:spacing w:after="20" w:line="264" w:lineRule="auto"/>
+            </w:pPr>
+            <w:r>
+              <w:rPr>
+                <w:sz w:val="19"/>
+                <w:lang w:eastAsia="ko-KR"/>
+              </w:rPr>
+              <w:t>12–14</w:t>
+            </w:r>
+          </w:p>
+        </w:tc>
+        <w:tc>
+          <w:tcPr>
+            <w:tcW w:w="9184" w:type="dxa"/>
+          </w:tcPr>
+          <w:p>
+            <w:pPr>
+              <w:spacing w:before="80" w:after="20" w:line="264" w:lineRule="auto"/>
+              <w:rPr>
+                <w:color w:val="000000" w:themeColor="text1"/>
+                <w:lang w:eastAsia="ko-KR"/>
+              </w:rPr>
+            </w:pPr>
+            <w:r>
+              <w:rPr>
+                <w:color w:val="000000" w:themeColor="text1"/>
+                <w:lang w:eastAsia="ko-KR"/>
+              </w:rPr>
+              <w:t>여러 번 쳐야 완성되는 명령의 '미완성 선지불' 차이를 따로 한 항목으로 넣는다</w:t>
+            </w:r>
+          </w:p>
+        </w:tc>
+      </w:tr>
+      <w:tr>
+        <w:trPr>
+          <w:cantSplit/>
+          <w:jc w:val="center"/>
+        </w:trPr>
+        <w:tc>
+          <w:tcPr>
+            <w:tcW w:w="1020" w:type="dxa"/>
+          </w:tcPr>
+          <w:p>
+            <w:pPr>
+              <w:spacing w:after="20" w:line="264" w:lineRule="auto"/>
+            </w:pPr>
+            <w:r>
+              <w:rPr>
+                <w:sz w:val="19"/>
+                <w:lang w:eastAsia="ko-KR"/>
+              </w:rPr>
+              <w:t>15</w:t>
+            </w:r>
+          </w:p>
+        </w:tc>
+        <w:tc>
+          <w:tcPr>
+            <w:tcW w:w="9184" w:type="dxa"/>
+          </w:tcPr>
+          <w:p>
+            <w:pPr>
+              <w:spacing w:before="80" w:after="20" w:line="264" w:lineRule="auto"/>
+              <w:rPr>
+                <w:color w:val="000000" w:themeColor="text1"/>
+                <w:lang w:eastAsia="ko-KR"/>
+              </w:rPr>
+            </w:pPr>
+            <w:proofErr w:type="spellStart"/>
+            <w:r>
+              <w:rPr>
+                <w:color w:val="000000" w:themeColor="text1"/>
+                <w:lang w:eastAsia="ko-KR"/>
+              </w:rPr>
+              <w:t>win_rate</w:t>
+            </w:r>
+            <w:proofErr w:type="spellEnd"/>
+            <w:r>
+              <w:rPr>
+                <w:color w:val="000000" w:themeColor="text1"/>
+                <w:lang w:eastAsia="ko-KR"/>
+              </w:rPr>
+              <w:t>()가 이 값을 더해 sigmoid로 승률을 만들고, 항목별로 기여 줄을 보여 준다</w:t>
+            </w:r>
           </w:p>
         </w:tc>
       </w:tr>
@@ -2879,6 +4771,9 @@
     <w:p>
       <w:pPr>
         <w:spacing w:after="40"/>
+        <w:rPr>
+          <w:lang w:eastAsia="ko-KR"/>
+        </w:rPr>
       </w:pPr>
     </w:p>
     <w:p>
@@ -2893,7 +4788,7 @@
         <w:rPr>
           <w:lang w:eastAsia="ko-KR"/>
         </w:rPr>
-        <w:t xml:space="preserve">• 이 줄을 바꾸면: 예) 4번째 줄 가중치 </w:t>
+        <w:t xml:space="preserve">• 이 줄을 바꾸면: 4번째 줄의 </w:t>
       </w:r>
       <w:r>
         <w:rPr>
@@ -2901,27 +4796,98 @@
           <w:sz w:val="19"/>
           <w:lang w:eastAsia="ko-KR"/>
         </w:rPr>
-        <w:t>0.4</w:t>
-      </w:r>
-      <w:r>
-        <w:rPr>
-          <w:lang w:eastAsia="ko-KR"/>
-        </w:rPr>
-        <w:t xml:space="preserve">를 </w:t>
-      </w:r>
+        <w:t>_clip(…</w:t>
+      </w:r>
+      <w:r>
+        <w:rPr>
+          <w:rFonts w:ascii="Consolas" w:hAnsi="Consolas" w:hint="eastAsia"/>
+          <w:sz w:val="19"/>
+          <w:lang w:eastAsia="ko-KR"/>
+        </w:rPr>
+        <w:t>,-</w:t>
+      </w:r>
+      <w:proofErr w:type="spellStart"/>
+      <w:r>
+        <w:rPr>
+          <w:rFonts w:ascii="Consolas" w:hAnsi="Consolas" w:hint="eastAsia"/>
+          <w:sz w:val="19"/>
+          <w:lang w:eastAsia="ko-KR"/>
+        </w:rPr>
+        <w:t>gc,gc</w:t>
+      </w:r>
+      <w:proofErr w:type="spellEnd"/>
       <w:r>
         <w:rPr>
           <w:rFonts w:ascii="Consolas" w:hAnsi="Consolas"/>
           <w:sz w:val="19"/>
           <w:lang w:eastAsia="ko-KR"/>
         </w:rPr>
-        <w:t>0.8</w:t>
-      </w:r>
-      <w:r>
-        <w:rPr>
-          <w:lang w:eastAsia="ko-KR"/>
-        </w:rPr>
-        <w:t>로 바꾸면 월 단위 계약 고객 점수가 전부 ___ 이상이 됩니다. 실제로 바꿔서 확인했는지 (O/X): ______</w:t>
+        <w:t>)</w:t>
+      </w:r>
+      <w:proofErr w:type="spellStart"/>
+      <w:r>
+        <w:rPr>
+          <w:rFonts w:hint="eastAsia"/>
+          <w:lang w:eastAsia="ko-KR"/>
+        </w:rPr>
+        <w:t>를</w:t>
+      </w:r>
+      <w:proofErr w:type="spellEnd"/>
+      <w:r>
+        <w:rPr>
+          <w:lang w:eastAsia="ko-KR"/>
+        </w:rPr>
+        <w:t xml:space="preserve"> 지우면 </w:t>
+      </w:r>
+      <w:r>
+        <w:rPr>
+          <w:rFonts w:hint="eastAsia"/>
+          <w:lang w:eastAsia="ko-KR"/>
+        </w:rPr>
+        <w:t xml:space="preserve">[시뮬레이터]의 타워러시 전략 기준 승률이 91% -&gt; 95% &amp; </w:t>
+      </w:r>
+      <w:proofErr w:type="spellStart"/>
+      <w:r>
+        <w:rPr>
+          <w:rFonts w:hint="eastAsia"/>
+          <w:lang w:eastAsia="ko-KR"/>
+        </w:rPr>
+        <w:t>골드차</w:t>
+      </w:r>
+      <w:proofErr w:type="spellEnd"/>
+      <w:r>
+        <w:rPr>
+          <w:rFonts w:hint="eastAsia"/>
+          <w:lang w:eastAsia="ko-KR"/>
+        </w:rPr>
+        <w:t xml:space="preserve">: +3.174 -&gt; +3.750 logit으로 변경됩니다. </w:t>
+      </w:r>
+      <w:r>
+        <w:rPr>
+          <w:lang w:eastAsia="ko-KR"/>
+        </w:rPr>
+        <w:t xml:space="preserve">데이터에 없는 범위(99분위 ±6,588 밖)를 모델이 그대로 </w:t>
+      </w:r>
+      <w:proofErr w:type="spellStart"/>
+      <w:r>
+        <w:rPr>
+          <w:lang w:eastAsia="ko-KR"/>
+        </w:rPr>
+        <w:t>외삽하기</w:t>
+      </w:r>
+      <w:proofErr w:type="spellEnd"/>
+      <w:r>
+        <w:rPr>
+          <w:lang w:eastAsia="ko-KR"/>
+        </w:rPr>
+        <w:t xml:space="preserve"> 때문입니다. 실제로 바꿔서 확인했는지 (O/X):</w:t>
+      </w:r>
+      <w:r>
+        <w:rPr>
+          <w:rFonts w:hint="eastAsia"/>
+          <w:lang w:eastAsia="ko-KR"/>
+        </w:rPr>
+        <w:t xml:space="preserve"> O</w:t>
       </w:r>
     </w:p>
     <w:p>
@@ -2949,7 +4915,7 @@
           <w:sz w:val="19"/>
           <w:lang w:eastAsia="ko-KR"/>
         </w:rPr>
-        <w:t>___</w:t>
+        <w:t>core.py</w:t>
       </w:r>
       <w:r>
         <w:rPr>
@@ -2963,13 +4929,13 @@
           <w:sz w:val="19"/>
           <w:lang w:eastAsia="ko-KR"/>
         </w:rPr>
-        <w:t>___(…)</w:t>
-      </w:r>
-      <w:r>
-        <w:rPr>
-          <w:lang w:eastAsia="ko-KR"/>
-        </w:rPr>
-        <w:t xml:space="preserve"> — 같은 형식으로 적어 주세요.</w:t>
+        <w:t>available(engine, me, cmd, now, hp)</w:t>
+      </w:r>
+      <w:r>
+        <w:rPr>
+          <w:lang w:eastAsia="ko-KR"/>
+        </w:rPr>
+        <w:t xml:space="preserve"> — 지금 이 명령을 칠 수 있는지 판정하는 함수 (US-3 대결 규칙)</w:t>
       </w:r>
     </w:p>
     <w:p>
@@ -2986,7 +4952,7 @@
           <w:sz w:val="18"/>
           <w:lang w:eastAsia="ko-KR"/>
         </w:rPr>
-        <w:t xml:space="preserve"> </w:t>
+        <w:t>def available(engine: Engine, me: Side, cmd: str, now: float,</w:t>
       </w:r>
     </w:p>
     <w:p>
@@ -3003,7 +4969,8 @@
           <w:sz w:val="18"/>
           <w:lang w:eastAsia="ko-KR"/>
         </w:rPr>
-        <w:t xml:space="preserve"> </w:t>
+        <w:lastRenderedPageBreak/>
+        <w:t xml:space="preserve">              hp: dict[str, int]) -&gt; tuple[bool, str]:</w:t>
       </w:r>
     </w:p>
     <w:p>
@@ -3020,7 +4987,477 @@
           <w:sz w:val="18"/>
           <w:lang w:eastAsia="ko-KR"/>
         </w:rPr>
+        <w:t xml:space="preserve">    """</w:t>
+      </w:r>
+      <w:r>
+        <w:rPr>
+          <w:rFonts w:ascii="Consolas" w:hAnsi="Consolas"/>
+          <w:sz w:val="18"/>
+          <w:lang w:eastAsia="ko-KR"/>
+        </w:rPr>
+        <w:t>지금</w:t>
+      </w:r>
+      <w:r>
+        <w:rPr>
+          <w:rFonts w:ascii="Consolas" w:hAnsi="Consolas"/>
+          <w:sz w:val="18"/>
+          <w:lang w:eastAsia="ko-KR"/>
+        </w:rPr>
         <w:t xml:space="preserve"> </w:t>
+      </w:r>
+      <w:r>
+        <w:rPr>
+          <w:rFonts w:ascii="Consolas" w:hAnsi="Consolas"/>
+          <w:sz w:val="18"/>
+          <w:lang w:eastAsia="ko-KR"/>
+        </w:rPr>
+        <w:t>이</w:t>
+      </w:r>
+      <w:r>
+        <w:rPr>
+          <w:rFonts w:ascii="Consolas" w:hAnsi="Consolas"/>
+          <w:sz w:val="18"/>
+          <w:lang w:eastAsia="ko-KR"/>
+        </w:rPr>
+        <w:t xml:space="preserve"> </w:t>
+      </w:r>
+      <w:r>
+        <w:rPr>
+          <w:rFonts w:ascii="Consolas" w:hAnsi="Consolas"/>
+          <w:sz w:val="18"/>
+          <w:lang w:eastAsia="ko-KR"/>
+        </w:rPr>
+        <w:t>명령을</w:t>
+      </w:r>
+      <w:r>
+        <w:rPr>
+          <w:rFonts w:ascii="Consolas" w:hAnsi="Consolas"/>
+          <w:sz w:val="18"/>
+          <w:lang w:eastAsia="ko-KR"/>
+        </w:rPr>
+        <w:t xml:space="preserve"> </w:t>
+      </w:r>
+      <w:r>
+        <w:rPr>
+          <w:rFonts w:ascii="Consolas" w:hAnsi="Consolas"/>
+          <w:sz w:val="18"/>
+          <w:lang w:eastAsia="ko-KR"/>
+        </w:rPr>
+        <w:t>칠</w:t>
+      </w:r>
+      <w:r>
+        <w:rPr>
+          <w:rFonts w:ascii="Consolas" w:hAnsi="Consolas"/>
+          <w:sz w:val="18"/>
+          <w:lang w:eastAsia="ko-KR"/>
+        </w:rPr>
+        <w:t xml:space="preserve"> </w:t>
+      </w:r>
+      <w:r>
+        <w:rPr>
+          <w:rFonts w:ascii="Consolas" w:hAnsi="Consolas"/>
+          <w:sz w:val="18"/>
+          <w:lang w:eastAsia="ko-KR"/>
+        </w:rPr>
+        <w:t>수</w:t>
+      </w:r>
+      <w:r>
+        <w:rPr>
+          <w:rFonts w:ascii="Consolas" w:hAnsi="Consolas"/>
+          <w:sz w:val="18"/>
+          <w:lang w:eastAsia="ko-KR"/>
+        </w:rPr>
+        <w:t xml:space="preserve"> </w:t>
+      </w:r>
+      <w:r>
+        <w:rPr>
+          <w:rFonts w:ascii="Consolas" w:hAnsi="Consolas"/>
+          <w:sz w:val="18"/>
+          <w:lang w:eastAsia="ko-KR"/>
+        </w:rPr>
+        <w:t>있는가</w:t>
+      </w:r>
+      <w:r>
+        <w:rPr>
+          <w:rFonts w:ascii="Consolas" w:hAnsi="Consolas"/>
+          <w:sz w:val="18"/>
+          <w:lang w:eastAsia="ko-KR"/>
+        </w:rPr>
+        <w:t>. UI</w:t>
+      </w:r>
+      <w:r>
+        <w:rPr>
+          <w:rFonts w:ascii="Consolas" w:hAnsi="Consolas"/>
+          <w:sz w:val="18"/>
+          <w:lang w:eastAsia="ko-KR"/>
+        </w:rPr>
+        <w:t>가</w:t>
+      </w:r>
+      <w:r>
+        <w:rPr>
+          <w:rFonts w:ascii="Consolas" w:hAnsi="Consolas"/>
+          <w:sz w:val="18"/>
+          <w:lang w:eastAsia="ko-KR"/>
+        </w:rPr>
+        <w:t xml:space="preserve"> </w:t>
+      </w:r>
+      <w:r>
+        <w:rPr>
+          <w:rFonts w:ascii="Consolas" w:hAnsi="Consolas"/>
+          <w:sz w:val="18"/>
+          <w:lang w:eastAsia="ko-KR"/>
+        </w:rPr>
+        <w:t>그대로</w:t>
+      </w:r>
+      <w:r>
+        <w:rPr>
+          <w:rFonts w:ascii="Consolas" w:hAnsi="Consolas"/>
+          <w:sz w:val="18"/>
+          <w:lang w:eastAsia="ko-KR"/>
+        </w:rPr>
+        <w:t xml:space="preserve"> </w:t>
+      </w:r>
+      <w:r>
+        <w:rPr>
+          <w:rFonts w:ascii="Consolas" w:hAnsi="Consolas"/>
+          <w:sz w:val="18"/>
+          <w:lang w:eastAsia="ko-KR"/>
+        </w:rPr>
+        <w:t>써서</w:t>
+      </w:r>
+      <w:r>
+        <w:rPr>
+          <w:rFonts w:ascii="Consolas" w:hAnsi="Consolas"/>
+          <w:sz w:val="18"/>
+          <w:lang w:eastAsia="ko-KR"/>
+        </w:rPr>
+        <w:t xml:space="preserve"> </w:t>
+      </w:r>
+      <w:r>
+        <w:rPr>
+          <w:rFonts w:ascii="Consolas" w:hAnsi="Consolas"/>
+          <w:sz w:val="18"/>
+          <w:lang w:eastAsia="ko-KR"/>
+        </w:rPr>
+        <w:t>실시간</w:t>
+      </w:r>
+      <w:r>
+        <w:rPr>
+          <w:rFonts w:ascii="Consolas" w:hAnsi="Consolas"/>
+          <w:sz w:val="18"/>
+          <w:lang w:eastAsia="ko-KR"/>
+        </w:rPr>
+        <w:t xml:space="preserve"> </w:t>
+      </w:r>
+      <w:r>
+        <w:rPr>
+          <w:rFonts w:ascii="Consolas" w:hAnsi="Consolas"/>
+          <w:sz w:val="18"/>
+          <w:lang w:eastAsia="ko-KR"/>
+        </w:rPr>
+        <w:t>표시한다</w:t>
+      </w:r>
+      <w:r>
+        <w:rPr>
+          <w:rFonts w:ascii="Consolas" w:hAnsi="Consolas"/>
+          <w:sz w:val="18"/>
+          <w:lang w:eastAsia="ko-KR"/>
+        </w:rPr>
+        <w:t>."""</w:t>
+      </w:r>
+    </w:p>
+    <w:p>
+      <w:pPr>
+        <w:shd w:val="clear" w:color="auto" w:fill="F1F3F5"/>
+        <w:spacing w:after="0" w:line="276" w:lineRule="auto"/>
+        <w:rPr>
+          <w:lang w:eastAsia="ko-KR"/>
+        </w:rPr>
+      </w:pPr>
+      <w:r>
+        <w:rPr>
+          <w:rFonts w:ascii="Consolas" w:hAnsi="Consolas"/>
+          <w:sz w:val="18"/>
+          <w:lang w:eastAsia="ko-KR"/>
+        </w:rPr>
+        <w:t xml:space="preserve">    if now &gt;= DURATION:</w:t>
+      </w:r>
+    </w:p>
+    <w:p>
+      <w:pPr>
+        <w:shd w:val="clear" w:color="auto" w:fill="F1F3F5"/>
+        <w:spacing w:after="0" w:line="276" w:lineRule="auto"/>
+        <w:rPr>
+          <w:lang w:eastAsia="ko-KR"/>
+        </w:rPr>
+      </w:pPr>
+      <w:r>
+        <w:rPr>
+          <w:rFonts w:ascii="Consolas" w:hAnsi="Consolas"/>
+          <w:sz w:val="18"/>
+          <w:lang w:eastAsia="ko-KR"/>
+        </w:rPr>
+        <w:t xml:space="preserve">        return False, R_TIME</w:t>
+      </w:r>
+    </w:p>
+    <w:p>
+      <w:pPr>
+        <w:shd w:val="clear" w:color="auto" w:fill="F1F3F5"/>
+        <w:spacing w:after="0" w:line="276" w:lineRule="auto"/>
+        <w:rPr>
+          <w:lang w:eastAsia="ko-KR"/>
+        </w:rPr>
+      </w:pPr>
+      <w:r>
+        <w:rPr>
+          <w:rFonts w:ascii="Consolas" w:hAnsi="Consolas"/>
+          <w:sz w:val="18"/>
+          <w:lang w:eastAsia="ko-KR"/>
+        </w:rPr>
+        <w:t xml:space="preserve">    if now &lt; me.frozen_until:</w:t>
+      </w:r>
+    </w:p>
+    <w:p>
+      <w:pPr>
+        <w:shd w:val="clear" w:color="auto" w:fill="F1F3F5"/>
+        <w:spacing w:after="0" w:line="276" w:lineRule="auto"/>
+        <w:rPr>
+          <w:lang w:eastAsia="ko-KR"/>
+        </w:rPr>
+      </w:pPr>
+      <w:r>
+        <w:rPr>
+          <w:rFonts w:ascii="Consolas" w:hAnsi="Consolas"/>
+          <w:sz w:val="18"/>
+          <w:lang w:eastAsia="ko-KR"/>
+        </w:rPr>
+        <w:t xml:space="preserve">        return False, R_FROZEN</w:t>
+      </w:r>
+    </w:p>
+    <w:p>
+      <w:pPr>
+        <w:shd w:val="clear" w:color="auto" w:fill="F1F3F5"/>
+        <w:spacing w:after="0" w:line="276" w:lineRule="auto"/>
+        <w:rPr>
+          <w:lang w:eastAsia="ko-KR"/>
+        </w:rPr>
+      </w:pPr>
+      <w:r>
+        <w:rPr>
+          <w:rFonts w:ascii="Consolas" w:hAnsi="Consolas"/>
+          <w:sz w:val="18"/>
+          <w:lang w:eastAsia="ko-KR"/>
+        </w:rPr>
+        <w:t xml:space="preserve">    if now &lt; engine.spawn.get(cmd, 0.0):</w:t>
+      </w:r>
+    </w:p>
+    <w:p>
+      <w:pPr>
+        <w:shd w:val="clear" w:color="auto" w:fill="F1F3F5"/>
+        <w:spacing w:after="0" w:line="276" w:lineRule="auto"/>
+        <w:rPr>
+          <w:lang w:eastAsia="ko-KR"/>
+        </w:rPr>
+      </w:pPr>
+      <w:r>
+        <w:rPr>
+          <w:rFonts w:ascii="Consolas" w:hAnsi="Consolas"/>
+          <w:sz w:val="18"/>
+          <w:lang w:eastAsia="ko-KR"/>
+        </w:rPr>
+        <w:t xml:space="preserve">        return False, R_SPAWN</w:t>
+      </w:r>
+    </w:p>
+    <w:p>
+      <w:pPr>
+        <w:shd w:val="clear" w:color="auto" w:fill="F1F3F5"/>
+        <w:spacing w:after="0" w:line="276" w:lineRule="auto"/>
+        <w:rPr>
+          <w:lang w:eastAsia="ko-KR"/>
+        </w:rPr>
+      </w:pPr>
+      <w:r>
+        <w:rPr>
+          <w:rFonts w:ascii="Consolas" w:hAnsi="Consolas"/>
+          <w:sz w:val="18"/>
+          <w:lang w:eastAsia="ko-KR"/>
+        </w:rPr>
+        <w:t xml:space="preserve">    if me.remaining_cd(cmd, now) &gt; 0:</w:t>
+      </w:r>
+    </w:p>
+    <w:p>
+      <w:pPr>
+        <w:shd w:val="clear" w:color="auto" w:fill="F1F3F5"/>
+        <w:spacing w:after="0" w:line="276" w:lineRule="auto"/>
+        <w:rPr>
+          <w:lang w:eastAsia="ko-KR"/>
+        </w:rPr>
+      </w:pPr>
+      <w:r>
+        <w:rPr>
+          <w:rFonts w:ascii="Consolas" w:hAnsi="Consolas"/>
+          <w:sz w:val="18"/>
+          <w:lang w:eastAsia="ko-KR"/>
+        </w:rPr>
+        <w:t xml:space="preserve">        return False, R_COOLDOWN</w:t>
+      </w:r>
+    </w:p>
+    <w:p>
+      <w:pPr>
+        <w:shd w:val="clear" w:color="auto" w:fill="F1F3F5"/>
+        <w:spacing w:after="0" w:line="276" w:lineRule="auto"/>
+        <w:rPr>
+          <w:lang w:eastAsia="ko-KR"/>
+        </w:rPr>
+      </w:pPr>
+      <w:r>
+        <w:rPr>
+          <w:rFonts w:ascii="Consolas" w:hAnsi="Consolas"/>
+          <w:sz w:val="18"/>
+          <w:lang w:eastAsia="ko-KR"/>
+        </w:rPr>
+        <w:t xml:space="preserve">    if COMMANDS[cmd]["contested"] and hp.get(cmd, 0) &lt;= 0:</w:t>
+      </w:r>
+    </w:p>
+    <w:p>
+      <w:pPr>
+        <w:shd w:val="clear" w:color="auto" w:fill="F1F3F5"/>
+        <w:spacing w:after="0" w:line="276" w:lineRule="auto"/>
+        <w:rPr>
+          <w:lang w:eastAsia="ko-KR"/>
+        </w:rPr>
+      </w:pPr>
+      <w:r>
+        <w:rPr>
+          <w:rFonts w:ascii="Consolas" w:hAnsi="Consolas"/>
+          <w:sz w:val="18"/>
+          <w:lang w:eastAsia="ko-KR"/>
+        </w:rPr>
+        <w:t xml:space="preserve">        return False, R_CAP                       # </w:t>
+      </w:r>
+      <w:r>
+        <w:rPr>
+          <w:rFonts w:ascii="Consolas" w:hAnsi="Consolas"/>
+          <w:sz w:val="18"/>
+          <w:lang w:eastAsia="ko-KR"/>
+        </w:rPr>
+        <w:t>이미</w:t>
+      </w:r>
+      <w:r>
+        <w:rPr>
+          <w:rFonts w:ascii="Consolas" w:hAnsi="Consolas"/>
+          <w:sz w:val="18"/>
+          <w:lang w:eastAsia="ko-KR"/>
+        </w:rPr>
+        <w:t xml:space="preserve"> </w:t>
+      </w:r>
+      <w:r>
+        <w:rPr>
+          <w:rFonts w:ascii="Consolas" w:hAnsi="Consolas"/>
+          <w:sz w:val="18"/>
+          <w:lang w:eastAsia="ko-KR"/>
+        </w:rPr>
+        <w:t>누군가</w:t>
+      </w:r>
+      <w:r>
+        <w:rPr>
+          <w:rFonts w:ascii="Consolas" w:hAnsi="Consolas"/>
+          <w:sz w:val="18"/>
+          <w:lang w:eastAsia="ko-KR"/>
+        </w:rPr>
+        <w:t xml:space="preserve"> </w:t>
+      </w:r>
+      <w:r>
+        <w:rPr>
+          <w:rFonts w:ascii="Consolas" w:hAnsi="Consolas"/>
+          <w:sz w:val="18"/>
+          <w:lang w:eastAsia="ko-KR"/>
+        </w:rPr>
+        <w:t>막타를</w:t>
+      </w:r>
+      <w:r>
+        <w:rPr>
+          <w:rFonts w:ascii="Consolas" w:hAnsi="Consolas"/>
+          <w:sz w:val="18"/>
+          <w:lang w:eastAsia="ko-KR"/>
+        </w:rPr>
+        <w:t xml:space="preserve"> </w:t>
+      </w:r>
+      <w:r>
+        <w:rPr>
+          <w:rFonts w:ascii="Consolas" w:hAnsi="Consolas"/>
+          <w:sz w:val="18"/>
+          <w:lang w:eastAsia="ko-KR"/>
+        </w:rPr>
+        <w:t>가져갔다</w:t>
+      </w:r>
+    </w:p>
+    <w:p>
+      <w:pPr>
+        <w:shd w:val="clear" w:color="auto" w:fill="F1F3F5"/>
+        <w:spacing w:after="0" w:line="276" w:lineRule="auto"/>
+        <w:rPr>
+          <w:lang w:eastAsia="ko-KR"/>
+        </w:rPr>
+      </w:pPr>
+      <w:r>
+        <w:rPr>
+          <w:rFonts w:ascii="Consolas" w:hAnsi="Consolas"/>
+          <w:sz w:val="18"/>
+          <w:lang w:eastAsia="ko-KR"/>
+        </w:rPr>
+        <w:t xml:space="preserve">    if me.done.get(cmd, 0) &gt;= engine.unit_cap[cmd]:</w:t>
+      </w:r>
+    </w:p>
+    <w:p>
+      <w:pPr>
+        <w:shd w:val="clear" w:color="auto" w:fill="F1F3F5"/>
+        <w:spacing w:after="0" w:line="276" w:lineRule="auto"/>
+        <w:rPr>
+          <w:lang w:eastAsia="ko-KR"/>
+        </w:rPr>
+      </w:pPr>
+      <w:r>
+        <w:rPr>
+          <w:rFonts w:ascii="Consolas" w:hAnsi="Consolas"/>
+          <w:sz w:val="18"/>
+          <w:lang w:eastAsia="ko-KR"/>
+        </w:rPr>
+        <w:t xml:space="preserve">        return False, R_CAP</w:t>
+      </w:r>
+    </w:p>
+    <w:p>
+      <w:pPr>
+        <w:shd w:val="clear" w:color="auto" w:fill="F1F3F5"/>
+        <w:spacing w:after="0" w:line="276" w:lineRule="auto"/>
+        <w:rPr>
+          <w:lang w:eastAsia="ko-KR"/>
+        </w:rPr>
+      </w:pPr>
+      <w:r>
+        <w:rPr>
+          <w:rFonts w:ascii="Consolas" w:hAnsi="Consolas"/>
+          <w:sz w:val="18"/>
+          <w:lang w:eastAsia="ko-KR"/>
+        </w:rPr>
+        <w:t xml:space="preserve">    if me.in_system(now) &gt;= QUEUE_CAP:</w:t>
+      </w:r>
+    </w:p>
+    <w:p>
+      <w:pPr>
+        <w:shd w:val="clear" w:color="auto" w:fill="F1F3F5"/>
+        <w:spacing w:after="0" w:line="276" w:lineRule="auto"/>
+        <w:rPr>
+          <w:lang w:eastAsia="ko-KR"/>
+        </w:rPr>
+      </w:pPr>
+      <w:r>
+        <w:rPr>
+          <w:rFonts w:ascii="Consolas" w:hAnsi="Consolas"/>
+          <w:sz w:val="18"/>
+          <w:lang w:eastAsia="ko-KR"/>
+        </w:rPr>
+        <w:t xml:space="preserve">        return False, R_QUEUE</w:t>
       </w:r>
     </w:p>
     <w:p>
@@ -3037,7 +5474,673 @@
           <w:sz w:val="18"/>
           <w:lang w:eastAsia="ko-KR"/>
         </w:rPr>
-        <w:t xml:space="preserve"> </w:t>
+        <w:t xml:space="preserve">    return True, ""</w:t>
+      </w:r>
+    </w:p>
+    <w:tbl>
+      <w:tblPr>
+        <w:tblStyle w:val="af9"/>
+        <w:tblW w:w="0" w:type="auto"/>
+        <w:jc w:val="center"/>
+        <w:tblLook w:val="04A0" w:firstRow="1" w:lastRow="0" w:firstColumn="1" w:lastColumn="0" w:noHBand="0" w:noVBand="1"/>
+      </w:tblPr>
+      <w:tblGrid>
+        <w:gridCol w:w="1020"/>
+        <w:gridCol w:w="9184"/>
+      </w:tblGrid>
+      <w:tr>
+        <w:trPr>
+          <w:cantSplit/>
+          <w:tblHeader/>
+          <w:jc w:val="center"/>
+        </w:trPr>
+        <w:tc>
+          <w:tcPr>
+            <w:tcW w:w="1020" w:type="dxa"/>
+            <w:shd w:val="clear" w:color="auto" w:fill="E9EEF4"/>
+          </w:tcPr>
+          <w:p>
+            <w:pPr>
+              <w:spacing w:after="20" w:line="264" w:lineRule="auto"/>
+            </w:pPr>
+            <w:r>
+              <w:rPr>
+                <w:b/>
+                <w:sz w:val="19"/>
+              </w:rPr>
+              <w:t>줄</w:t>
+            </w:r>
+          </w:p>
+        </w:tc>
+        <w:tc>
+          <w:tcPr>
+            <w:tcW w:w="9184" w:type="dxa"/>
+            <w:shd w:val="clear" w:color="auto" w:fill="E9EEF4"/>
+          </w:tcPr>
+          <w:p>
+            <w:pPr>
+              <w:spacing w:after="20" w:line="264" w:lineRule="auto"/>
+            </w:pPr>
+            <w:r>
+              <w:rPr>
+                <w:b/>
+                <w:sz w:val="19"/>
+              </w:rPr>
+              <w:t>하는 일 (내 말로)</w:t>
+            </w:r>
+          </w:p>
+        </w:tc>
+      </w:tr>
+      <w:tr>
+        <w:trPr>
+          <w:cantSplit/>
+          <w:jc w:val="center"/>
+        </w:trPr>
+        <w:tc>
+          <w:tcPr>
+            <w:tcW w:w="1020" w:type="dxa"/>
+          </w:tcPr>
+          <w:p>
+            <w:pPr>
+              <w:spacing w:after="20" w:line="264" w:lineRule="auto"/>
+            </w:pPr>
+            <w:r>
+              <w:rPr>
+                <w:sz w:val="19"/>
+                <w:lang w:eastAsia="ko-KR"/>
+              </w:rPr>
+              <w:t>1–2</w:t>
+            </w:r>
+          </w:p>
+        </w:tc>
+        <w:tc>
+          <w:tcPr>
+            <w:tcW w:w="9184" w:type="dxa"/>
+          </w:tcPr>
+          <w:p>
+            <w:pPr>
+              <w:spacing w:before="80" w:after="20" w:line="264" w:lineRule="auto"/>
+              <w:rPr>
+                <w:color w:val="000000" w:themeColor="text1"/>
+                <w:lang w:eastAsia="ko-KR"/>
+              </w:rPr>
+            </w:pPr>
+            <w:r>
+              <w:rPr>
+                <w:color w:val="000000" w:themeColor="text1"/>
+                <w:lang w:eastAsia="ko-KR"/>
+              </w:rPr>
+              <w:t xml:space="preserve">엔진·내 상태·명령어·경기 시각(초)·경합 오브젝트 체력을 받아 </w:t>
+            </w:r>
+            <w:r>
+              <w:rPr>
+                <w:color w:val="000000" w:themeColor="text1"/>
+                <w:lang w:eastAsia="ko-KR"/>
+              </w:rPr>
+              <w:t>'</w:t>
+            </w:r>
+            <w:r>
+              <w:rPr>
+                <w:color w:val="000000" w:themeColor="text1"/>
+                <w:lang w:eastAsia="ko-KR"/>
+              </w:rPr>
+              <w:t>칠 수 있나, 못 치면 사유</w:t>
+            </w:r>
+            <w:r>
+              <w:rPr>
+                <w:color w:val="000000" w:themeColor="text1"/>
+                <w:lang w:eastAsia="ko-KR"/>
+              </w:rPr>
+              <w:t>'</w:t>
+            </w:r>
+            <w:proofErr w:type="spellStart"/>
+            <w:r>
+              <w:rPr>
+                <w:color w:val="000000" w:themeColor="text1"/>
+                <w:lang w:eastAsia="ko-KR"/>
+              </w:rPr>
+              <w:t>를</w:t>
+            </w:r>
+            <w:proofErr w:type="spellEnd"/>
+            <w:r>
+              <w:rPr>
+                <w:color w:val="000000" w:themeColor="text1"/>
+                <w:lang w:eastAsia="ko-KR"/>
+              </w:rPr>
+              <w:t xml:space="preserve"> 돌려준다</w:t>
+            </w:r>
+          </w:p>
+        </w:tc>
+      </w:tr>
+      <w:tr>
+        <w:trPr>
+          <w:cantSplit/>
+          <w:jc w:val="center"/>
+        </w:trPr>
+        <w:tc>
+          <w:tcPr>
+            <w:tcW w:w="1020" w:type="dxa"/>
+          </w:tcPr>
+          <w:p>
+            <w:pPr>
+              <w:spacing w:after="20" w:line="264" w:lineRule="auto"/>
+            </w:pPr>
+            <w:r>
+              <w:rPr>
+                <w:sz w:val="19"/>
+                <w:lang w:eastAsia="ko-KR"/>
+              </w:rPr>
+              <w:t>3</w:t>
+            </w:r>
+          </w:p>
+        </w:tc>
+        <w:tc>
+          <w:tcPr>
+            <w:tcW w:w="9184" w:type="dxa"/>
+          </w:tcPr>
+          <w:p>
+            <w:pPr>
+              <w:spacing w:before="80" w:after="20" w:line="264" w:lineRule="auto"/>
+              <w:rPr>
+                <w:color w:val="000000" w:themeColor="text1"/>
+                <w:lang w:eastAsia="ko-KR"/>
+              </w:rPr>
+            </w:pPr>
+            <w:r>
+              <w:rPr>
+                <w:color w:val="000000" w:themeColor="text1"/>
+                <w:lang w:eastAsia="ko-KR"/>
+              </w:rPr>
+              <w:t>설명 — 화면이 이 함수를 그대로 써서 버튼 색과 '대기 중' 목록을 그린다</w:t>
+            </w:r>
+          </w:p>
+        </w:tc>
+      </w:tr>
+      <w:tr>
+        <w:trPr>
+          <w:cantSplit/>
+          <w:jc w:val="center"/>
+        </w:trPr>
+        <w:tc>
+          <w:tcPr>
+            <w:tcW w:w="1020" w:type="dxa"/>
+          </w:tcPr>
+          <w:p>
+            <w:pPr>
+              <w:spacing w:after="20" w:line="264" w:lineRule="auto"/>
+            </w:pPr>
+            <w:r>
+              <w:rPr>
+                <w:sz w:val="19"/>
+                <w:lang w:eastAsia="ko-KR"/>
+              </w:rPr>
+              <w:t>4–5</w:t>
+            </w:r>
+          </w:p>
+        </w:tc>
+        <w:tc>
+          <w:tcPr>
+            <w:tcW w:w="9184" w:type="dxa"/>
+          </w:tcPr>
+          <w:p>
+            <w:pPr>
+              <w:spacing w:before="80" w:after="20" w:line="264" w:lineRule="auto"/>
+              <w:rPr>
+                <w:color w:val="000000" w:themeColor="text1"/>
+                <w:lang w:eastAsia="ko-KR"/>
+              </w:rPr>
+            </w:pPr>
+            <w:r>
+              <w:rPr>
+                <w:color w:val="000000" w:themeColor="text1"/>
+                <w:lang w:eastAsia="ko-KR"/>
+              </w:rPr>
+              <w:t>60초가 지났으면 '시간초과'</w:t>
+            </w:r>
+          </w:p>
+        </w:tc>
+      </w:tr>
+      <w:tr>
+        <w:trPr>
+          <w:cantSplit/>
+          <w:jc w:val="center"/>
+        </w:trPr>
+        <w:tc>
+          <w:tcPr>
+            <w:tcW w:w="1020" w:type="dxa"/>
+          </w:tcPr>
+          <w:p>
+            <w:pPr>
+              <w:spacing w:after="20" w:line="264" w:lineRule="auto"/>
+            </w:pPr>
+            <w:r>
+              <w:rPr>
+                <w:sz w:val="19"/>
+                <w:lang w:eastAsia="ko-KR"/>
+              </w:rPr>
+              <w:t>6–7</w:t>
+            </w:r>
+          </w:p>
+        </w:tc>
+        <w:tc>
+          <w:tcPr>
+            <w:tcW w:w="9184" w:type="dxa"/>
+          </w:tcPr>
+          <w:p>
+            <w:pPr>
+              <w:spacing w:before="80" w:after="20" w:line="264" w:lineRule="auto"/>
+              <w:rPr>
+                <w:color w:val="000000" w:themeColor="text1"/>
+                <w:lang w:eastAsia="ko-KR"/>
+              </w:rPr>
+            </w:pPr>
+            <w:proofErr w:type="spellStart"/>
+            <w:r>
+              <w:rPr>
+                <w:color w:val="000000" w:themeColor="text1"/>
+                <w:lang w:eastAsia="ko-KR"/>
+              </w:rPr>
+              <w:t>W</w:t>
+            </w:r>
+            <w:r>
+              <w:rPr>
+                <w:color w:val="000000" w:themeColor="text1"/>
+                <w:lang w:eastAsia="ko-KR"/>
+              </w:rPr>
+              <w:t>ardkill</w:t>
+            </w:r>
+            <w:proofErr w:type="spellEnd"/>
+            <w:r>
+              <w:rPr>
+                <w:color w:val="000000" w:themeColor="text1"/>
+                <w:lang w:eastAsia="ko-KR"/>
+              </w:rPr>
+              <w:t>당해 정지 중이면 '정지</w:t>
+            </w:r>
+            <w:r>
+              <w:rPr>
+                <w:rFonts w:hint="eastAsia"/>
+                <w:color w:val="000000" w:themeColor="text1"/>
+                <w:lang w:eastAsia="ko-KR"/>
+              </w:rPr>
+              <w:t xml:space="preserve"> 상태</w:t>
+            </w:r>
+            <w:r>
+              <w:rPr>
+                <w:color w:val="000000" w:themeColor="text1"/>
+                <w:lang w:eastAsia="ko-KR"/>
+              </w:rPr>
+              <w:t>'</w:t>
+            </w:r>
+          </w:p>
+        </w:tc>
+      </w:tr>
+      <w:tr>
+        <w:trPr>
+          <w:cantSplit/>
+          <w:jc w:val="center"/>
+        </w:trPr>
+        <w:tc>
+          <w:tcPr>
+            <w:tcW w:w="1020" w:type="dxa"/>
+          </w:tcPr>
+          <w:p>
+            <w:pPr>
+              <w:spacing w:after="20" w:line="264" w:lineRule="auto"/>
+            </w:pPr>
+            <w:r>
+              <w:rPr>
+                <w:sz w:val="19"/>
+                <w:lang w:eastAsia="ko-KR"/>
+              </w:rPr>
+              <w:t>8–9</w:t>
+            </w:r>
+          </w:p>
+        </w:tc>
+        <w:tc>
+          <w:tcPr>
+            <w:tcW w:w="9184" w:type="dxa"/>
+          </w:tcPr>
+          <w:p>
+            <w:pPr>
+              <w:spacing w:before="80" w:after="20" w:line="264" w:lineRule="auto"/>
+              <w:rPr>
+                <w:color w:val="000000" w:themeColor="text1"/>
+                <w:lang w:eastAsia="ko-KR"/>
+              </w:rPr>
+            </w:pPr>
+            <w:r>
+              <w:rPr>
+                <w:color w:val="000000" w:themeColor="text1"/>
+                <w:lang w:eastAsia="ko-KR"/>
+              </w:rPr>
+              <w:t>드래곤(30초)·전령(48초)처럼 아직 등장 전이면 '</w:t>
+            </w:r>
+            <w:proofErr w:type="spellStart"/>
+            <w:r>
+              <w:rPr>
+                <w:color w:val="000000" w:themeColor="text1"/>
+                <w:lang w:eastAsia="ko-KR"/>
+              </w:rPr>
+              <w:t>미스폰</w:t>
+            </w:r>
+            <w:proofErr w:type="spellEnd"/>
+            <w:r>
+              <w:rPr>
+                <w:color w:val="000000" w:themeColor="text1"/>
+                <w:lang w:eastAsia="ko-KR"/>
+              </w:rPr>
+              <w:t>'</w:t>
+            </w:r>
+          </w:p>
+        </w:tc>
+      </w:tr>
+      <w:tr>
+        <w:trPr>
+          <w:cantSplit/>
+          <w:jc w:val="center"/>
+        </w:trPr>
+        <w:tc>
+          <w:tcPr>
+            <w:tcW w:w="1020" w:type="dxa"/>
+          </w:tcPr>
+          <w:p>
+            <w:pPr>
+              <w:spacing w:after="20" w:line="264" w:lineRule="auto"/>
+            </w:pPr>
+            <w:r>
+              <w:rPr>
+                <w:sz w:val="19"/>
+                <w:lang w:eastAsia="ko-KR"/>
+              </w:rPr>
+              <w:t>10–11</w:t>
+            </w:r>
+          </w:p>
+        </w:tc>
+        <w:tc>
+          <w:tcPr>
+            <w:tcW w:w="9184" w:type="dxa"/>
+          </w:tcPr>
+          <w:p>
+            <w:pPr>
+              <w:spacing w:before="80" w:after="20" w:line="264" w:lineRule="auto"/>
+              <w:rPr>
+                <w:color w:val="000000" w:themeColor="text1"/>
+                <w:lang w:eastAsia="ko-KR"/>
+              </w:rPr>
+            </w:pPr>
+            <w:proofErr w:type="spellStart"/>
+            <w:r>
+              <w:rPr>
+                <w:color w:val="000000" w:themeColor="text1"/>
+                <w:lang w:eastAsia="ko-KR"/>
+              </w:rPr>
+              <w:t>쿨타임이</w:t>
+            </w:r>
+            <w:proofErr w:type="spellEnd"/>
+            <w:r>
+              <w:rPr>
+                <w:color w:val="000000" w:themeColor="text1"/>
+                <w:lang w:eastAsia="ko-KR"/>
+              </w:rPr>
+              <w:t xml:space="preserve"> 남았으면 '</w:t>
+            </w:r>
+            <w:proofErr w:type="spellStart"/>
+            <w:r>
+              <w:rPr>
+                <w:color w:val="000000" w:themeColor="text1"/>
+                <w:lang w:eastAsia="ko-KR"/>
+              </w:rPr>
+              <w:t>쿨타임</w:t>
+            </w:r>
+            <w:proofErr w:type="spellEnd"/>
+            <w:r>
+              <w:rPr>
+                <w:color w:val="000000" w:themeColor="text1"/>
+                <w:lang w:eastAsia="ko-KR"/>
+              </w:rPr>
+              <w:t>'</w:t>
+            </w:r>
+          </w:p>
+        </w:tc>
+      </w:tr>
+      <w:tr>
+        <w:trPr>
+          <w:cantSplit/>
+          <w:jc w:val="center"/>
+        </w:trPr>
+        <w:tc>
+          <w:tcPr>
+            <w:tcW w:w="1020" w:type="dxa"/>
+          </w:tcPr>
+          <w:p>
+            <w:pPr>
+              <w:spacing w:after="20" w:line="264" w:lineRule="auto"/>
+            </w:pPr>
+            <w:r>
+              <w:rPr>
+                <w:sz w:val="19"/>
+                <w:lang w:eastAsia="ko-KR"/>
+              </w:rPr>
+              <w:t>12–13</w:t>
+            </w:r>
+          </w:p>
+        </w:tc>
+        <w:tc>
+          <w:tcPr>
+            <w:tcW w:w="9184" w:type="dxa"/>
+          </w:tcPr>
+          <w:p>
+            <w:pPr>
+              <w:spacing w:before="80" w:after="20" w:line="264" w:lineRule="auto"/>
+              <w:rPr>
+                <w:color w:val="000000" w:themeColor="text1"/>
+                <w:lang w:eastAsia="ko-KR"/>
+              </w:rPr>
+            </w:pPr>
+            <w:r>
+              <w:rPr>
+                <w:color w:val="000000" w:themeColor="text1"/>
+                <w:lang w:eastAsia="ko-KR"/>
+              </w:rPr>
+              <w:t xml:space="preserve">양쪽이 같이 치는 오브젝트를 누군가 이미 </w:t>
+            </w:r>
+            <w:proofErr w:type="spellStart"/>
+            <w:r>
+              <w:rPr>
+                <w:color w:val="000000" w:themeColor="text1"/>
+                <w:lang w:eastAsia="ko-KR"/>
+              </w:rPr>
+              <w:t>막타로</w:t>
+            </w:r>
+            <w:proofErr w:type="spellEnd"/>
+            <w:r>
+              <w:rPr>
+                <w:color w:val="000000" w:themeColor="text1"/>
+                <w:lang w:eastAsia="ko-KR"/>
+              </w:rPr>
+              <w:t xml:space="preserve"> 가져갔으면 '캡/선점'</w:t>
+            </w:r>
+          </w:p>
+        </w:tc>
+      </w:tr>
+      <w:tr>
+        <w:trPr>
+          <w:cantSplit/>
+          <w:jc w:val="center"/>
+        </w:trPr>
+        <w:tc>
+          <w:tcPr>
+            <w:tcW w:w="1020" w:type="dxa"/>
+          </w:tcPr>
+          <w:p>
+            <w:pPr>
+              <w:spacing w:after="20" w:line="264" w:lineRule="auto"/>
+            </w:pPr>
+            <w:r>
+              <w:rPr>
+                <w:sz w:val="19"/>
+                <w:lang w:eastAsia="ko-KR"/>
+              </w:rPr>
+              <w:t>14–15</w:t>
+            </w:r>
+          </w:p>
+        </w:tc>
+        <w:tc>
+          <w:tcPr>
+            <w:tcW w:w="9184" w:type="dxa"/>
+          </w:tcPr>
+          <w:p>
+            <w:pPr>
+              <w:spacing w:before="80" w:after="20" w:line="264" w:lineRule="auto"/>
+              <w:rPr>
+                <w:color w:val="000000" w:themeColor="text1"/>
+                <w:lang w:eastAsia="ko-KR"/>
+              </w:rPr>
+            </w:pPr>
+            <w:r>
+              <w:rPr>
+                <w:color w:val="000000" w:themeColor="text1"/>
+                <w:lang w:eastAsia="ko-KR"/>
+              </w:rPr>
+              <w:t>이 명령을 데이터 관측 상한만큼 이미 완성했으면 '캡/선점'</w:t>
+            </w:r>
+          </w:p>
+        </w:tc>
+      </w:tr>
+      <w:tr>
+        <w:trPr>
+          <w:cantSplit/>
+          <w:jc w:val="center"/>
+        </w:trPr>
+        <w:tc>
+          <w:tcPr>
+            <w:tcW w:w="1020" w:type="dxa"/>
+          </w:tcPr>
+          <w:p>
+            <w:pPr>
+              <w:spacing w:after="20" w:line="264" w:lineRule="auto"/>
+            </w:pPr>
+            <w:r>
+              <w:rPr>
+                <w:sz w:val="19"/>
+                <w:lang w:eastAsia="ko-KR"/>
+              </w:rPr>
+              <w:t>16–17</w:t>
+            </w:r>
+          </w:p>
+        </w:tc>
+        <w:tc>
+          <w:tcPr>
+            <w:tcW w:w="9184" w:type="dxa"/>
+          </w:tcPr>
+          <w:p>
+            <w:pPr>
+              <w:spacing w:before="80" w:after="20" w:line="264" w:lineRule="auto"/>
+              <w:rPr>
+                <w:color w:val="000000" w:themeColor="text1"/>
+                <w:lang w:eastAsia="ko-KR"/>
+              </w:rPr>
+            </w:pPr>
+            <w:r>
+              <w:rPr>
+                <w:color w:val="000000" w:themeColor="text1"/>
+                <w:lang w:eastAsia="ko-KR"/>
+              </w:rPr>
+              <w:t>처리 대기 큐(최대 4개)가 꽉 찼으면 '</w:t>
+            </w:r>
+            <w:r>
+              <w:rPr>
+                <w:rFonts w:hint="eastAsia"/>
+                <w:color w:val="000000" w:themeColor="text1"/>
+                <w:lang w:eastAsia="ko-KR"/>
+              </w:rPr>
+              <w:t>미 적재</w:t>
+            </w:r>
+            <w:r>
+              <w:rPr>
+                <w:color w:val="000000" w:themeColor="text1"/>
+                <w:lang w:eastAsia="ko-KR"/>
+              </w:rPr>
+              <w:t>'</w:t>
+            </w:r>
+          </w:p>
+        </w:tc>
+      </w:tr>
+      <w:tr>
+        <w:trPr>
+          <w:cantSplit/>
+          <w:jc w:val="center"/>
+        </w:trPr>
+        <w:tc>
+          <w:tcPr>
+            <w:tcW w:w="1020" w:type="dxa"/>
+          </w:tcPr>
+          <w:p>
+            <w:pPr>
+              <w:spacing w:after="20" w:line="264" w:lineRule="auto"/>
+            </w:pPr>
+            <w:r>
+              <w:rPr>
+                <w:sz w:val="19"/>
+                <w:lang w:eastAsia="ko-KR"/>
+              </w:rPr>
+              <w:t>18</w:t>
+            </w:r>
+          </w:p>
+        </w:tc>
+        <w:tc>
+          <w:tcPr>
+            <w:tcW w:w="9184" w:type="dxa"/>
+          </w:tcPr>
+          <w:p>
+            <w:pPr>
+              <w:spacing w:before="80" w:after="20" w:line="264" w:lineRule="auto"/>
+              <w:rPr>
+                <w:color w:val="000000" w:themeColor="text1"/>
+                <w:lang w:eastAsia="ko-KR"/>
+              </w:rPr>
+            </w:pPr>
+            <w:r>
+              <w:rPr>
+                <w:color w:val="000000" w:themeColor="text1"/>
+                <w:lang w:eastAsia="ko-KR"/>
+              </w:rPr>
+              <w:t>모두 통과하면 칠 수 있다</w:t>
+            </w:r>
+          </w:p>
+        </w:tc>
+      </w:tr>
+    </w:tbl>
+    <w:p>
+      <w:pPr>
+        <w:spacing w:after="40"/>
+        <w:rPr>
+          <w:lang w:eastAsia="ko-KR"/>
+        </w:rPr>
+      </w:pPr>
+    </w:p>
+    <w:p>
+      <w:pPr>
+        <w:spacing w:after="20"/>
+        <w:ind w:left="227" w:hanging="227"/>
+        <w:rPr>
+          <w:rFonts w:hint="eastAsia"/>
+          <w:lang w:eastAsia="ko-KR"/>
+        </w:rPr>
+      </w:pPr>
+      <w:r>
+        <w:rPr>
+          <w:lang w:eastAsia="ko-KR"/>
+        </w:rPr>
+        <w:t>• 이 줄을 바꾸면: 6~7번째 줄(정지 확인)을 지우면 기습당한 P2가 정지 3.5초 동안 친 gold 12번 중 거부가 11번 → 0번(완성 1 → 12)이 되어, 기습이 아무 효과가 없어집니다. 실제로 바꿔서 확인했는지 (O/X):</w:t>
+      </w:r>
+      <w:r>
+        <w:rPr>
+          <w:rFonts w:hint="eastAsia"/>
+          <w:lang w:eastAsia="ko-KR"/>
+        </w:rPr>
+        <w:t xml:space="preserve"> O</w:t>
       </w:r>
     </w:p>
     <w:p>
@@ -3189,13 +6292,26 @@
           <w:p>
             <w:pPr>
               <w:spacing w:after="20" w:line="264" w:lineRule="auto"/>
+              <w:rPr>
+                <w:color w:val="000000" w:themeColor="text1"/>
+              </w:rPr>
             </w:pPr>
             <w:r>
               <w:rPr>
                 <w:rFonts w:ascii="Consolas" w:hAnsi="Consolas"/>
+                <w:color w:val="000000" w:themeColor="text1"/>
                 <w:sz w:val="18"/>
-              </w:rPr>
-              <w:t>a1b2c3d</w:t>
+                <w:lang w:eastAsia="ko-KR"/>
+              </w:rPr>
+              <w:t>1a8eb53</w:t>
+            </w:r>
+            <w:r>
+              <w:rPr>
+                <w:color w:val="000000" w:themeColor="text1"/>
+                <w:sz w:val="18"/>
+                <w:lang w:eastAsia="ko-KR"/>
+              </w:rPr>
+              <w:t xml:space="preserve"> (10/04 17:46 지시)</w:t>
             </w:r>
           </w:p>
         </w:tc>
@@ -3206,7 +6322,18 @@
           <w:p>
             <w:pPr>
               <w:spacing w:before="80" w:after="20" w:line="264" w:lineRule="auto"/>
-            </w:pPr>
+              <w:rPr>
+                <w:color w:val="000000" w:themeColor="text1"/>
+                <w:lang w:eastAsia="ko-KR"/>
+              </w:rPr>
+            </w:pPr>
+            <w:r>
+              <w:rPr>
+                <w:color w:val="000000" w:themeColor="text1"/>
+                <w:lang w:eastAsia="ko-KR"/>
+              </w:rPr>
+              <w:t>레벨 명령의 상한을 20회로 설정</w:t>
+            </w:r>
           </w:p>
         </w:tc>
         <w:tc>
@@ -3216,7 +6343,18 @@
           <w:p>
             <w:pPr>
               <w:spacing w:before="80" w:after="20" w:line="264" w:lineRule="auto"/>
-            </w:pPr>
+              <w:rPr>
+                <w:color w:val="000000" w:themeColor="text1"/>
+                <w:lang w:eastAsia="ko-KR"/>
+              </w:rPr>
+            </w:pPr>
+            <w:r>
+              <w:rPr>
+                <w:color w:val="000000" w:themeColor="text1"/>
+                <w:lang w:eastAsia="ko-KR"/>
+              </w:rPr>
+              <w:t>10분 데이터의 실제 레벨 상승폭으로 상한을 7회로 바꾸게 함 (평균 레벨 최대 8.0 − 시작 1)</w:t>
+            </w:r>
           </w:p>
         </w:tc>
         <w:tc>
@@ -3226,7 +6364,18 @@
           <w:p>
             <w:pPr>
               <w:spacing w:before="80" w:after="20" w:line="264" w:lineRule="auto"/>
-            </w:pPr>
+              <w:rPr>
+                <w:color w:val="000000" w:themeColor="text1"/>
+                <w:lang w:eastAsia="ko-KR"/>
+              </w:rPr>
+            </w:pPr>
+            <w:r>
+              <w:rPr>
+                <w:color w:val="000000" w:themeColor="text1"/>
+                <w:lang w:eastAsia="ko-KR"/>
+              </w:rPr>
+              <w:t>롤 최대 레벨은 18인데 20이었고, 이 데이터는 10분 스냅샷이라 평균 레벨이 6.92·최대 8.0이다 — 규칙이 데이터와 맞지 않았다</w:t>
+            </w:r>
           </w:p>
         </w:tc>
       </w:tr>
@@ -3242,7 +6391,27 @@
           <w:p>
             <w:pPr>
               <w:spacing w:before="80" w:after="20" w:line="264" w:lineRule="auto"/>
-            </w:pPr>
+              <w:rPr>
+                <w:color w:val="000000" w:themeColor="text1"/>
+              </w:rPr>
+            </w:pPr>
+            <w:r>
+              <w:rPr>
+                <w:rFonts w:ascii="Consolas" w:hAnsi="Consolas"/>
+                <w:color w:val="000000" w:themeColor="text1"/>
+                <w:sz w:val="19"/>
+                <w:lang w:eastAsia="ko-KR"/>
+              </w:rPr>
+              <w:lastRenderedPageBreak/>
+              <w:t>9382a2c</w:t>
+            </w:r>
+            <w:r>
+              <w:rPr>
+                <w:color w:val="000000" w:themeColor="text1"/>
+                <w:lang w:eastAsia="ko-KR"/>
+              </w:rPr>
+              <w:t xml:space="preserve"> (10/05 00:04 지시)</w:t>
+            </w:r>
           </w:p>
         </w:tc>
         <w:tc>
@@ -3252,7 +6421,18 @@
           <w:p>
             <w:pPr>
               <w:spacing w:before="80" w:after="20" w:line="264" w:lineRule="auto"/>
-            </w:pPr>
+              <w:rPr>
+                <w:color w:val="000000" w:themeColor="text1"/>
+                <w:lang w:eastAsia="ko-KR"/>
+              </w:rPr>
+            </w:pPr>
+            <w:r>
+              <w:rPr>
+                <w:color w:val="000000" w:themeColor="text1"/>
+                <w:lang w:eastAsia="ko-KR"/>
+              </w:rPr>
+              <w:t>기획서 '대상 사용자'에 실제로 없는 '같은 과 2학년 친구 A' 사례를 지어냄</w:t>
+            </w:r>
           </w:p>
         </w:tc>
         <w:tc>
@@ -3262,7 +6442,18 @@
           <w:p>
             <w:pPr>
               <w:spacing w:before="80" w:after="20" w:line="264" w:lineRule="auto"/>
-            </w:pPr>
+              <w:rPr>
+                <w:color w:val="000000" w:themeColor="text1"/>
+                <w:lang w:eastAsia="ko-KR"/>
+              </w:rPr>
+            </w:pPr>
+            <w:r>
+              <w:rPr>
+                <w:color w:val="000000" w:themeColor="text1"/>
+                <w:lang w:eastAsia="ko-KR"/>
+              </w:rPr>
+              <w:t>가공 사례를 지우고, 시스템 강점(항별 분해·음수 계수 증명·직접 쳐서 체감)으로 대상·문제를 다시 쓰게 함</w:t>
+            </w:r>
           </w:p>
         </w:tc>
         <w:tc>
@@ -3272,7 +6463,18 @@
           <w:p>
             <w:pPr>
               <w:spacing w:before="80" w:after="20" w:line="264" w:lineRule="auto"/>
-            </w:pPr>
+              <w:rPr>
+                <w:color w:val="000000" w:themeColor="text1"/>
+                <w:lang w:eastAsia="ko-KR"/>
+              </w:rPr>
+            </w:pPr>
+            <w:r>
+              <w:rPr>
+                <w:color w:val="000000" w:themeColor="text1"/>
+                <w:lang w:eastAsia="ko-KR"/>
+              </w:rPr>
+              <w:t>내가 만든 적 없는 인물이었다 — 근거 없는 사례는 기획서를 거짓으로 만든다</w:t>
+            </w:r>
           </w:p>
         </w:tc>
       </w:tr>
@@ -3288,7 +6490,26 @@
           <w:p>
             <w:pPr>
               <w:spacing w:before="80" w:after="20" w:line="264" w:lineRule="auto"/>
-            </w:pPr>
+              <w:rPr>
+                <w:color w:val="000000" w:themeColor="text1"/>
+              </w:rPr>
+            </w:pPr>
+            <w:r>
+              <w:rPr>
+                <w:rFonts w:ascii="Consolas" w:hAnsi="Consolas"/>
+                <w:color w:val="000000" w:themeColor="text1"/>
+                <w:sz w:val="19"/>
+                <w:lang w:eastAsia="ko-KR"/>
+              </w:rPr>
+              <w:t>d38c5c7</w:t>
+            </w:r>
+            <w:r>
+              <w:rPr>
+                <w:color w:val="000000" w:themeColor="text1"/>
+                <w:lang w:eastAsia="ko-KR"/>
+              </w:rPr>
+              <w:t xml:space="preserve"> (10/22 22:54 지시)</w:t>
+            </w:r>
           </w:p>
         </w:tc>
         <w:tc>
@@ -3298,7 +6519,18 @@
           <w:p>
             <w:pPr>
               <w:spacing w:before="80" w:after="20" w:line="264" w:lineRule="auto"/>
-            </w:pPr>
+              <w:rPr>
+                <w:color w:val="000000" w:themeColor="text1"/>
+                <w:lang w:eastAsia="ko-KR"/>
+              </w:rPr>
+            </w:pPr>
+            <w:r>
+              <w:rPr>
+                <w:color w:val="000000" w:themeColor="text1"/>
+                <w:lang w:eastAsia="ko-KR"/>
+              </w:rPr>
+              <w:t>피드백 반영 계획에서 '코드가 git에 하나도 없어 되돌릴 수 없다'고 판단</w:t>
+            </w:r>
           </w:p>
         </w:tc>
         <w:tc>
@@ -3308,7 +6540,18 @@
           <w:p>
             <w:pPr>
               <w:spacing w:before="80" w:after="20" w:line="264" w:lineRule="auto"/>
-            </w:pPr>
+              <w:rPr>
+                <w:color w:val="000000" w:themeColor="text1"/>
+                <w:lang w:eastAsia="ko-KR"/>
+              </w:rPr>
+            </w:pPr>
+            <w:r>
+              <w:rPr>
+                <w:color w:val="000000" w:themeColor="text1"/>
+                <w:lang w:eastAsia="ko-KR"/>
+              </w:rPr>
+              <w:t>놓치거나 잘못 판단한 부분을 다시 검토하게 함 → GitHub 파일과 해시를 대조해 20/20 일치, 판단 정정</w:t>
+            </w:r>
           </w:p>
         </w:tc>
         <w:tc>
@@ -3318,7 +6561,18 @@
           <w:p>
             <w:pPr>
               <w:spacing w:before="80" w:after="20" w:line="264" w:lineRule="auto"/>
-            </w:pPr>
+              <w:rPr>
+                <w:color w:val="000000" w:themeColor="text1"/>
+                <w:lang w:eastAsia="ko-KR"/>
+              </w:rPr>
+            </w:pPr>
+            <w:r>
+              <w:rPr>
+                <w:color w:val="000000" w:themeColor="text1"/>
+                <w:lang w:eastAsia="ko-KR"/>
+              </w:rPr>
+              <w:t>AI가 로컬 저장소만 보고 원격 저장소를 확인하지 않은 판단이었다 (AI_LOG #5)</w:t>
+            </w:r>
           </w:p>
         </w:tc>
       </w:tr>
@@ -3326,6 +6580,9 @@
     <w:p>
       <w:pPr>
         <w:spacing w:after="40"/>
+        <w:rPr>
+          <w:lang w:eastAsia="ko-KR"/>
+        </w:rPr>
       </w:pPr>
     </w:p>
     <w:p>
@@ -3569,7 +6826,19 @@
           <w:p>
             <w:pPr>
               <w:spacing w:before="80" w:after="20" w:line="264" w:lineRule="auto"/>
-            </w:pPr>
+              <w:rPr>
+                <w:rFonts w:hint="eastAsia"/>
+                <w:color w:val="000000" w:themeColor="text1"/>
+              </w:rPr>
+            </w:pPr>
+            <w:r>
+              <w:rPr>
+                <w:rFonts w:hint="eastAsia"/>
+                <w:color w:val="000000" w:themeColor="text1"/>
+                <w:lang w:eastAsia="ko-KR"/>
+              </w:rPr>
+              <w:t>10/23 16:30</w:t>
+            </w:r>
           </w:p>
         </w:tc>
         <w:tc>
@@ -3579,7 +6848,119 @@
           <w:p>
             <w:pPr>
               <w:spacing w:before="80" w:after="20" w:line="264" w:lineRule="auto"/>
-            </w:pPr>
+              <w:rPr>
+                <w:color w:val="000000" w:themeColor="text1"/>
+                <w:lang w:eastAsia="ko-KR"/>
+              </w:rPr>
+            </w:pPr>
+            <w:r>
+              <w:rPr>
+                <w:color w:val="000000" w:themeColor="text1"/>
+                <w:lang w:eastAsia="ko-KR"/>
+              </w:rPr>
+              <w:t>pages/1_데이터_탐색.</w:t>
+            </w:r>
+            <w:proofErr w:type="spellStart"/>
+            <w:r>
+              <w:rPr>
+                <w:color w:val="000000" w:themeColor="text1"/>
+                <w:lang w:eastAsia="ko-KR"/>
+              </w:rPr>
+              <w:t>py</w:t>
+            </w:r>
+            <w:proofErr w:type="spellEnd"/>
+          </w:p>
+          <w:p>
+            <w:pPr>
+              <w:spacing w:before="80" w:after="20" w:line="264" w:lineRule="auto"/>
+              <w:rPr>
+                <w:color w:val="000000" w:themeColor="text1"/>
+                <w:lang w:eastAsia="ko-KR"/>
+              </w:rPr>
+            </w:pPr>
+            <w:r>
+              <w:rPr>
+                <w:rFonts w:hint="eastAsia"/>
+                <w:color w:val="000000" w:themeColor="text1"/>
+                <w:lang w:eastAsia="ko-KR"/>
+              </w:rPr>
+              <w:t xml:space="preserve">line </w:t>
+            </w:r>
+            <w:r>
+              <w:rPr>
+                <w:rFonts w:hint="eastAsia"/>
+                <w:color w:val="000000" w:themeColor="text1"/>
+                <w:lang w:eastAsia="ko-KR"/>
+              </w:rPr>
+              <w:t>83</w:t>
+            </w:r>
+            <w:r>
+              <w:rPr>
+                <w:rFonts w:hint="eastAsia"/>
+                <w:color w:val="000000" w:themeColor="text1"/>
+                <w:lang w:eastAsia="ko-KR"/>
+              </w:rPr>
+              <w:t>.</w:t>
+            </w:r>
+            <w:r>
+              <w:rPr>
+                <w:rFonts w:hint="eastAsia"/>
+                <w:color w:val="000000" w:themeColor="text1"/>
+                <w:lang w:eastAsia="ko-KR"/>
+              </w:rPr>
+              <w:t xml:space="preserve"> </w:t>
+            </w:r>
+            <w:proofErr w:type="spellStart"/>
+            <w:r>
+              <w:rPr>
+                <w:color w:val="000000" w:themeColor="text1"/>
+                <w:lang w:eastAsia="ko-KR"/>
+              </w:rPr>
+              <w:t>st.subheader</w:t>
+            </w:r>
+            <w:proofErr w:type="spellEnd"/>
+          </w:p>
+          <w:p>
+            <w:pPr>
+              <w:spacing w:before="80" w:after="20" w:line="264" w:lineRule="auto"/>
+              <w:rPr>
+                <w:color w:val="000000" w:themeColor="text1"/>
+                <w:lang w:eastAsia="ko-KR"/>
+              </w:rPr>
+            </w:pPr>
+            <w:r>
+              <w:rPr>
+                <w:rFonts w:hint="eastAsia"/>
+                <w:color w:val="000000" w:themeColor="text1"/>
+                <w:lang w:eastAsia="ko-KR"/>
+              </w:rPr>
+              <w:t xml:space="preserve">line 92. </w:t>
+            </w:r>
+            <w:proofErr w:type="spellStart"/>
+            <w:r>
+              <w:rPr>
+                <w:color w:val="000000" w:themeColor="text1"/>
+                <w:lang w:eastAsia="ko-KR"/>
+              </w:rPr>
+              <w:t>S</w:t>
+            </w:r>
+            <w:r>
+              <w:rPr>
+                <w:rFonts w:hint="eastAsia"/>
+                <w:color w:val="000000" w:themeColor="text1"/>
+                <w:lang w:eastAsia="ko-KR"/>
+              </w:rPr>
+              <w:t>t.caption</w:t>
+            </w:r>
+            <w:proofErr w:type="spellEnd"/>
+            <w:r>
+              <w:rPr>
+                <w:rFonts w:hint="eastAsia"/>
+                <w:color w:val="000000" w:themeColor="text1"/>
+                <w:lang w:eastAsia="ko-KR"/>
+              </w:rPr>
+              <w:t>()</w:t>
+            </w:r>
           </w:p>
         </w:tc>
         <w:tc>
@@ -3589,7 +6970,56 @@
           <w:p>
             <w:pPr>
               <w:spacing w:before="80" w:after="20" w:line="264" w:lineRule="auto"/>
-            </w:pPr>
+              <w:rPr>
+                <w:rFonts w:hint="eastAsia"/>
+                <w:color w:val="000000" w:themeColor="text1"/>
+                <w:lang w:eastAsia="ko-KR"/>
+              </w:rPr>
+            </w:pPr>
+            <w:r>
+              <w:rPr>
+                <w:rFonts w:hint="eastAsia"/>
+                <w:color w:val="000000" w:themeColor="text1"/>
+                <w:lang w:eastAsia="ko-KR"/>
+              </w:rPr>
+              <w:t>해당 캡션의 위치가 어색하고, 뒤 문장은 과도 해석의 여지로 보여 해당 부분을 제거하여 제목(</w:t>
+            </w:r>
+            <w:proofErr w:type="spellStart"/>
+            <w:r>
+              <w:rPr>
+                <w:rFonts w:hint="eastAsia"/>
+                <w:color w:val="000000" w:themeColor="text1"/>
+                <w:lang w:eastAsia="ko-KR"/>
+              </w:rPr>
+              <w:t>subheader</w:t>
+            </w:r>
+            <w:proofErr w:type="spellEnd"/>
+            <w:r>
+              <w:rPr>
+                <w:rFonts w:hint="eastAsia"/>
+                <w:color w:val="000000" w:themeColor="text1"/>
+                <w:lang w:eastAsia="ko-KR"/>
+              </w:rPr>
+              <w:t>)</w:t>
+            </w:r>
+            <w:proofErr w:type="spellStart"/>
+            <w:r>
+              <w:rPr>
+                <w:rFonts w:hint="eastAsia"/>
+                <w:color w:val="000000" w:themeColor="text1"/>
+                <w:lang w:eastAsia="ko-KR"/>
+              </w:rPr>
+              <w:t>에</w:t>
+            </w:r>
+            <w:proofErr w:type="spellEnd"/>
+            <w:r>
+              <w:rPr>
+                <w:rFonts w:hint="eastAsia"/>
+                <w:color w:val="000000" w:themeColor="text1"/>
+                <w:lang w:eastAsia="ko-KR"/>
+              </w:rPr>
+              <w:t xml:space="preserve"> 반영하였다</w:t>
+            </w:r>
           </w:p>
         </w:tc>
         <w:tc>
@@ -3599,7 +7029,65 @@
           <w:p>
             <w:pPr>
               <w:spacing w:before="80" w:after="20" w:line="264" w:lineRule="auto"/>
-            </w:pPr>
+              <w:rPr>
+                <w:rFonts w:hint="eastAsia"/>
+                <w:color w:val="000000" w:themeColor="text1"/>
+                <w:lang w:eastAsia="ko-KR"/>
+              </w:rPr>
+            </w:pPr>
+            <w:r>
+              <w:rPr>
+                <w:rFonts w:hint="eastAsia"/>
+                <w:color w:val="000000" w:themeColor="text1"/>
+                <w:lang w:eastAsia="ko-KR"/>
+              </w:rPr>
+              <w:t xml:space="preserve">[데이터탐색] </w:t>
+            </w:r>
+            <w:r>
+              <w:rPr>
+                <w:color w:val="000000" w:themeColor="text1"/>
+                <w:lang w:eastAsia="ko-KR"/>
+              </w:rPr>
+              <w:t>–</w:t>
+            </w:r>
+            <w:r>
+              <w:rPr>
+                <w:rFonts w:hint="eastAsia"/>
+                <w:color w:val="000000" w:themeColor="text1"/>
+                <w:lang w:eastAsia="ko-KR"/>
+              </w:rPr>
+              <w:t xml:space="preserve"> 계수 부호의 하단 </w:t>
+            </w:r>
+            <w:r>
+              <w:rPr>
+                <w:color w:val="000000" w:themeColor="text1"/>
+                <w:lang w:eastAsia="ko-KR"/>
+              </w:rPr>
+              <w:t>‘</w:t>
+            </w:r>
+            <w:r>
+              <w:rPr>
+                <w:rFonts w:hint="eastAsia"/>
+                <w:color w:val="000000" w:themeColor="text1"/>
+                <w:lang w:eastAsia="ko-KR"/>
+              </w:rPr>
+              <w:t>tower 5타 승률 궤적</w:t>
+            </w:r>
+            <w:r>
+              <w:rPr>
+                <w:color w:val="000000" w:themeColor="text1"/>
+                <w:lang w:eastAsia="ko-KR"/>
+              </w:rPr>
+              <w:t>’</w:t>
+            </w:r>
+            <w:r>
+              <w:rPr>
+                <w:rFonts w:hint="eastAsia"/>
+                <w:color w:val="000000" w:themeColor="text1"/>
+                <w:lang w:eastAsia="ko-KR"/>
+              </w:rPr>
+              <w:t>에서 확인 가능하다</w:t>
+            </w:r>
           </w:p>
         </w:tc>
       </w:tr>
@@ -3607,6 +7095,9 @@
     <w:p>
       <w:pPr>
         <w:spacing w:after="40"/>
+        <w:rPr>
+          <w:lang w:eastAsia="ko-KR"/>
+        </w:rPr>
       </w:pPr>
     </w:p>
     <w:p>
@@ -3764,60 +7255,63 @@
               <w:rPr>
                 <w:sz w:val="19"/>
               </w:rPr>
-              <w:t xml:space="preserve">예: </w:t>
-            </w:r>
-            <w:r>
-              <w:rPr>
-                <w:rFonts w:ascii="Consolas" w:hAnsi="Consolas"/>
-                <w:sz w:val="18"/>
-              </w:rPr>
-              <w:t>pages/2_</w:t>
-            </w:r>
-            <w:r>
-              <w:rPr>
-                <w:rFonts w:ascii="Consolas" w:hAnsi="Consolas"/>
-                <w:sz w:val="18"/>
-              </w:rPr>
-              <w:t>결과</w:t>
-            </w:r>
-            <w:r>
-              <w:rPr>
-                <w:rFonts w:ascii="Consolas" w:hAnsi="Consolas"/>
-                <w:sz w:val="18"/>
-              </w:rPr>
-              <w:t>.py</w:t>
-            </w:r>
-            <w:r>
-              <w:rPr>
-                <w:sz w:val="19"/>
-              </w:rPr>
-              <w:t xml:space="preserve"> 30~45 (</w:t>
-            </w:r>
-            <w:r>
-              <w:rPr>
-                <w:rFonts w:ascii="Consolas" w:hAnsi="Consolas"/>
-                <w:sz w:val="18"/>
-              </w:rPr>
-              <w:t>st.columns</w:t>
-            </w:r>
-            <w:r>
-              <w:rPr>
-                <w:sz w:val="19"/>
-              </w:rPr>
-              <w:t xml:space="preserve"> 안의 </w:t>
-            </w:r>
-            <w:r>
-              <w:rPr>
-                <w:rFonts w:ascii="Consolas" w:hAnsi="Consolas"/>
-                <w:sz w:val="18"/>
-              </w:rPr>
-              <w:t>with</w:t>
-            </w:r>
-            <w:r>
-              <w:rPr>
-                <w:sz w:val="19"/>
-              </w:rPr>
-              <w:t xml:space="preserve"> 블록)</w:t>
+              <w:t>core.py 325</w:t>
+            </w:r>
+            <w:r>
+              <w:rPr>
+                <w:rFonts w:hint="eastAsia"/>
+                <w:sz w:val="19"/>
+                <w:lang w:eastAsia="ko-KR"/>
+              </w:rPr>
+              <w:t>~</w:t>
+            </w:r>
+            <w:r>
+              <w:rPr>
+                <w:sz w:val="19"/>
+              </w:rPr>
+              <w:t>328, 402</w:t>
+            </w:r>
+            <w:r>
+              <w:rPr>
+                <w:rFonts w:hint="eastAsia"/>
+                <w:sz w:val="19"/>
+                <w:lang w:eastAsia="ko-KR"/>
+              </w:rPr>
+              <w:t>~</w:t>
+            </w:r>
+            <w:r>
+              <w:rPr>
+                <w:sz w:val="19"/>
+              </w:rPr>
+              <w:t xml:space="preserve">426 (simulate </w:t>
+            </w:r>
+            <w:proofErr w:type="spellStart"/>
+            <w:r>
+              <w:rPr>
+                <w:sz w:val="19"/>
+              </w:rPr>
+              <w:t>안의</w:t>
+            </w:r>
+            <w:proofErr w:type="spellEnd"/>
+            <w:r>
+              <w:rPr>
+                <w:sz w:val="19"/>
+              </w:rPr>
+              <w:t xml:space="preserve"> </w:t>
+            </w:r>
+            <w:proofErr w:type="spellStart"/>
+            <w:r>
+              <w:rPr>
+                <w:sz w:val="19"/>
+              </w:rPr>
+              <w:t>pending·heapq와</w:t>
+            </w:r>
+            <w:proofErr w:type="spellEnd"/>
+            <w:r>
+              <w:rPr>
+                <w:sz w:val="19"/>
+              </w:rPr>
+              <w:t xml:space="preserve"> flush)</w:t>
             </w:r>
           </w:p>
         </w:tc>
@@ -3837,7 +7331,23 @@
                 <w:sz w:val="19"/>
                 <w:lang w:eastAsia="ko-KR"/>
               </w:rPr>
-              <w:t>결과를 3칸으로 나눠 보여 주는 듯합니다</w:t>
+              <w:t xml:space="preserve">양쪽 플레이어의 입력을 시간순으로 모은 뒤, 새 입력을 검사하기 전에 그 시각까지 처리가 끝난 명령들을 </w:t>
+            </w:r>
+            <w:proofErr w:type="spellStart"/>
+            <w:r>
+              <w:rPr>
+                <w:sz w:val="19"/>
+                <w:lang w:eastAsia="ko-KR"/>
+              </w:rPr>
+              <w:t>heapq</w:t>
+            </w:r>
+            <w:proofErr w:type="spellEnd"/>
+            <w:r>
+              <w:rPr>
+                <w:sz w:val="19"/>
+                <w:lang w:eastAsia="ko-KR"/>
+              </w:rPr>
+              <w:t>에서 순서대로 꺼내 먼저 반영(complete)하는 것 같습니다.</w:t>
             </w:r>
           </w:p>
         </w:tc>
@@ -3849,15 +7359,16 @@
             <w:pPr>
               <w:spacing w:after="20" w:line="264" w:lineRule="auto"/>
               <w:rPr>
-                <w:lang w:eastAsia="ko-KR"/>
-              </w:rPr>
-            </w:pPr>
-            <w:r>
-              <w:rPr>
-                <w:sz w:val="19"/>
-                <w:lang w:eastAsia="ko-KR"/>
-              </w:rPr>
-              <w:t xml:space="preserve">동작해서 그대로 두었습니다. </w:t>
+                <w:rFonts w:hint="eastAsia"/>
+                <w:lang w:eastAsia="ko-KR"/>
+              </w:rPr>
+            </w:pPr>
+            <w:r>
+              <w:rPr>
+                <w:sz w:val="19"/>
+                <w:lang w:eastAsia="ko-KR"/>
+              </w:rPr>
+              <w:t xml:space="preserve">드래곤 </w:t>
             </w:r>
             <w:proofErr w:type="spellStart"/>
             <w:r>
@@ -3865,7 +7376,7 @@
                 <w:sz w:val="19"/>
                 <w:lang w:eastAsia="ko-KR"/>
               </w:rPr>
-              <w:t>질문받으면</w:t>
+              <w:t>막타나</w:t>
             </w:r>
             <w:proofErr w:type="spellEnd"/>
             <w:r>
@@ -3873,7 +7384,101 @@
                 <w:sz w:val="19"/>
                 <w:lang w:eastAsia="ko-KR"/>
               </w:rPr>
-              <w:t xml:space="preserve"> 모른다고 답하겠습니다</w:t>
+              <w:t xml:space="preserve"> </w:t>
+            </w:r>
+            <w:proofErr w:type="spellStart"/>
+            <w:r>
+              <w:rPr>
+                <w:sz w:val="19"/>
+                <w:lang w:eastAsia="ko-KR"/>
+              </w:rPr>
+              <w:t>와드</w:t>
+            </w:r>
+            <w:proofErr w:type="spellEnd"/>
+            <w:r>
+              <w:rPr>
+                <w:sz w:val="19"/>
+                <w:lang w:eastAsia="ko-KR"/>
+              </w:rPr>
+              <w:t xml:space="preserve"> 제거처럼 양쪽 입력 순서가 얽히는 규칙을 한 </w:t>
+            </w:r>
+            <w:proofErr w:type="spellStart"/>
+            <w:r>
+              <w:rPr>
+                <w:sz w:val="19"/>
+                <w:lang w:eastAsia="ko-KR"/>
+              </w:rPr>
+              <w:t>시간축</w:t>
+            </w:r>
+            <w:proofErr w:type="spellEnd"/>
+            <w:r>
+              <w:rPr>
+                <w:sz w:val="19"/>
+                <w:lang w:eastAsia="ko-KR"/>
+              </w:rPr>
+              <w:t xml:space="preserve"> 처리</w:t>
+            </w:r>
+            <w:r>
+              <w:rPr>
+                <w:rFonts w:hint="eastAsia"/>
+                <w:sz w:val="19"/>
+                <w:lang w:eastAsia="ko-KR"/>
+              </w:rPr>
+              <w:t>와</w:t>
+            </w:r>
+            <w:r>
+              <w:rPr>
+                <w:sz w:val="19"/>
+                <w:lang w:eastAsia="ko-KR"/>
+              </w:rPr>
+              <w:t xml:space="preserve"> 보상 </w:t>
+            </w:r>
+            <w:r>
+              <w:rPr>
+                <w:rFonts w:hint="eastAsia"/>
+                <w:sz w:val="19"/>
+                <w:lang w:eastAsia="ko-KR"/>
+              </w:rPr>
+              <w:t>구조는</w:t>
+            </w:r>
+            <w:r>
+              <w:rPr>
+                <w:sz w:val="19"/>
+                <w:lang w:eastAsia="ko-KR"/>
+              </w:rPr>
+              <w:t xml:space="preserve"> 이해했지만, </w:t>
+            </w:r>
+            <w:proofErr w:type="spellStart"/>
+            <w:r>
+              <w:rPr>
+                <w:sz w:val="19"/>
+                <w:lang w:eastAsia="ko-KR"/>
+              </w:rPr>
+              <w:t>heapq</w:t>
+            </w:r>
+            <w:proofErr w:type="spellEnd"/>
+            <w:r>
+              <w:rPr>
+                <w:sz w:val="19"/>
+                <w:lang w:eastAsia="ko-KR"/>
+              </w:rPr>
+              <w:t>에 넣고 flush로 비워내는 세부 스케줄링은 설명</w:t>
+            </w:r>
+            <w:r>
+              <w:rPr>
+                <w:rFonts w:hint="eastAsia"/>
+                <w:sz w:val="19"/>
+                <w:lang w:eastAsia="ko-KR"/>
+              </w:rPr>
+              <w:t>하지 못합니다</w:t>
+            </w:r>
+            <w:r>
+              <w:rPr>
+                <w:rFonts w:hint="eastAsia"/>
+                <w:sz w:val="19"/>
+                <w:lang w:eastAsia="ko-KR"/>
+              </w:rPr>
+              <w:t>. 테스트에서 문제 없어 유지하였습니다.</w:t>
             </w:r>
           </w:p>
         </w:tc>
@@ -3891,9 +7496,95 @@
             <w:pPr>
               <w:spacing w:before="80" w:after="20" w:line="264" w:lineRule="auto"/>
               <w:rPr>
-                <w:lang w:eastAsia="ko-KR"/>
-              </w:rPr>
-            </w:pPr>
+                <w:color w:val="000000" w:themeColor="text1"/>
+                <w:lang w:eastAsia="ko-KR"/>
+              </w:rPr>
+            </w:pPr>
+            <w:r>
+              <w:rPr>
+                <w:color w:val="000000" w:themeColor="text1"/>
+                <w:lang w:eastAsia="ko-KR"/>
+              </w:rPr>
+              <w:lastRenderedPageBreak/>
+              <w:t>pages/3_1대1_대결.</w:t>
+            </w:r>
+            <w:proofErr w:type="spellStart"/>
+            <w:r>
+              <w:rPr>
+                <w:color w:val="000000" w:themeColor="text1"/>
+                <w:lang w:eastAsia="ko-KR"/>
+              </w:rPr>
+              <w:t>py</w:t>
+            </w:r>
+            <w:proofErr w:type="spellEnd"/>
+            <w:r>
+              <w:rPr>
+                <w:color w:val="000000" w:themeColor="text1"/>
+                <w:lang w:eastAsia="ko-KR"/>
+              </w:rPr>
+              <w:t xml:space="preserve"> 45</w:t>
+            </w:r>
+            <w:r>
+              <w:rPr>
+                <w:rFonts w:hint="eastAsia"/>
+                <w:color w:val="000000" w:themeColor="text1"/>
+                <w:lang w:eastAsia="ko-KR"/>
+              </w:rPr>
+              <w:t>~</w:t>
+            </w:r>
+            <w:r>
+              <w:rPr>
+                <w:color w:val="000000" w:themeColor="text1"/>
+                <w:lang w:eastAsia="ko-KR"/>
+              </w:rPr>
+              <w:t>46 (</w:t>
+            </w:r>
+            <w:proofErr w:type="spellStart"/>
+            <w:r>
+              <w:rPr>
+                <w:color w:val="000000" w:themeColor="text1"/>
+                <w:lang w:eastAsia="ko-KR"/>
+              </w:rPr>
+              <w:t>head_slot</w:t>
+            </w:r>
+            <w:proofErr w:type="spellEnd"/>
+            <w:r>
+              <w:rPr>
+                <w:color w:val="000000" w:themeColor="text1"/>
+                <w:lang w:eastAsia="ko-KR"/>
+              </w:rPr>
+              <w:t>), 172</w:t>
+            </w:r>
+            <w:r>
+              <w:rPr>
+                <w:rFonts w:hint="eastAsia"/>
+                <w:color w:val="000000" w:themeColor="text1"/>
+                <w:lang w:eastAsia="ko-KR"/>
+              </w:rPr>
+              <w:t>~</w:t>
+            </w:r>
+            <w:r>
+              <w:rPr>
+                <w:color w:val="000000" w:themeColor="text1"/>
+                <w:lang w:eastAsia="ko-KR"/>
+              </w:rPr>
+              <w:t>191</w:t>
+            </w:r>
+            <w:r>
+              <w:rPr>
+                <w:rFonts w:hint="eastAsia"/>
+                <w:color w:val="000000" w:themeColor="text1"/>
+                <w:lang w:eastAsia="ko-KR"/>
+              </w:rPr>
+              <w:t xml:space="preserve"> </w:t>
+            </w:r>
+            <w:r>
+              <w:rPr>
+                <w:color w:val="000000" w:themeColor="text1"/>
+                <w:lang w:eastAsia="ko-KR"/>
+              </w:rPr>
+              <w:t>@st.fragment(run_every="1s"), 307~310</w:t>
+            </w:r>
           </w:p>
         </w:tc>
         <w:tc>
@@ -3904,9 +7595,62 @@
             <w:pPr>
               <w:spacing w:before="80" w:after="20" w:line="264" w:lineRule="auto"/>
               <w:rPr>
-                <w:lang w:eastAsia="ko-KR"/>
-              </w:rPr>
-            </w:pPr>
+                <w:color w:val="000000" w:themeColor="text1"/>
+                <w:lang w:eastAsia="ko-KR"/>
+              </w:rPr>
+            </w:pPr>
+            <w:r>
+              <w:rPr>
+                <w:color w:val="000000" w:themeColor="text1"/>
+                <w:lang w:eastAsia="ko-KR"/>
+              </w:rPr>
+              <w:t>경기 중 타이핑이 날아가지 않게 상단 영역만 1초</w:t>
+            </w:r>
+            <w:r>
+              <w:rPr>
+                <w:rFonts w:hint="eastAsia"/>
+                <w:color w:val="000000" w:themeColor="text1"/>
+                <w:lang w:eastAsia="ko-KR"/>
+              </w:rPr>
+              <w:t>마다</w:t>
+            </w:r>
+            <w:r>
+              <w:rPr>
+                <w:color w:val="000000" w:themeColor="text1"/>
+                <w:lang w:eastAsia="ko-KR"/>
+              </w:rPr>
+              <w:t xml:space="preserve"> 재실행해 갱신하고, </w:t>
+            </w:r>
+            <w:r>
+              <w:rPr>
+                <w:rFonts w:hint="eastAsia"/>
+                <w:color w:val="000000" w:themeColor="text1"/>
+                <w:lang w:eastAsia="ko-KR"/>
+              </w:rPr>
+              <w:t xml:space="preserve">방 </w:t>
+            </w:r>
+            <w:r>
+              <w:rPr>
+                <w:color w:val="000000" w:themeColor="text1"/>
+                <w:lang w:eastAsia="ko-KR"/>
+              </w:rPr>
+              <w:t xml:space="preserve">상태가 바뀔 때만 전체 화면을 다시 </w:t>
+            </w:r>
+            <w:r>
+              <w:rPr>
+                <w:rFonts w:hint="eastAsia"/>
+                <w:color w:val="000000" w:themeColor="text1"/>
+                <w:lang w:eastAsia="ko-KR"/>
+              </w:rPr>
+              <w:t>돌리는</w:t>
+            </w:r>
+            <w:r>
+              <w:rPr>
+                <w:color w:val="000000" w:themeColor="text1"/>
+                <w:lang w:eastAsia="ko-KR"/>
+              </w:rPr>
+              <w:t xml:space="preserve"> 것 같습니다.</w:t>
+            </w:r>
           </w:p>
         </w:tc>
         <w:tc>
@@ -3917,9 +7661,110 @@
             <w:pPr>
               <w:spacing w:before="80" w:after="20" w:line="264" w:lineRule="auto"/>
               <w:rPr>
-                <w:lang w:eastAsia="ko-KR"/>
-              </w:rPr>
-            </w:pPr>
+                <w:color w:val="000000" w:themeColor="text1"/>
+                <w:lang w:eastAsia="ko-KR"/>
+              </w:rPr>
+            </w:pPr>
+            <w:r>
+              <w:rPr>
+                <w:color w:val="000000" w:themeColor="text1"/>
+                <w:lang w:eastAsia="ko-KR"/>
+              </w:rPr>
+              <w:t xml:space="preserve">왜 </w:t>
+            </w:r>
+            <w:proofErr w:type="spellStart"/>
+            <w:r>
+              <w:rPr>
+                <w:color w:val="000000" w:themeColor="text1"/>
+                <w:lang w:eastAsia="ko-KR"/>
+              </w:rPr>
+              <w:t>head_slot.empty</w:t>
+            </w:r>
+            <w:proofErr w:type="spellEnd"/>
+            <w:r>
+              <w:rPr>
+                <w:color w:val="000000" w:themeColor="text1"/>
+                <w:lang w:eastAsia="ko-KR"/>
+              </w:rPr>
+              <w:t>()</w:t>
+            </w:r>
+            <w:proofErr w:type="spellStart"/>
+            <w:r>
+              <w:rPr>
+                <w:color w:val="000000" w:themeColor="text1"/>
+                <w:lang w:eastAsia="ko-KR"/>
+              </w:rPr>
+              <w:t>를</w:t>
+            </w:r>
+            <w:proofErr w:type="spellEnd"/>
+            <w:r>
+              <w:rPr>
+                <w:color w:val="000000" w:themeColor="text1"/>
+                <w:lang w:eastAsia="ko-KR"/>
+              </w:rPr>
+              <w:t xml:space="preserve"> 두 번 호출하고 watcher()를 끝에 두어야 </w:t>
+            </w:r>
+            <w:r>
+              <w:rPr>
+                <w:rFonts w:hint="eastAsia"/>
+                <w:color w:val="000000" w:themeColor="text1"/>
+                <w:lang w:eastAsia="ko-KR"/>
+              </w:rPr>
+              <w:t xml:space="preserve">하는지 </w:t>
+            </w:r>
+            <w:r>
+              <w:rPr>
+                <w:color w:val="000000" w:themeColor="text1"/>
+                <w:lang w:eastAsia="ko-KR"/>
+              </w:rPr>
+              <w:t>내부 렌더링</w:t>
+            </w:r>
+            <w:r>
+              <w:rPr>
+                <w:rFonts w:hint="eastAsia"/>
+                <w:color w:val="000000" w:themeColor="text1"/>
+                <w:lang w:eastAsia="ko-KR"/>
+              </w:rPr>
+              <w:t xml:space="preserve"> 구조</w:t>
+            </w:r>
+            <w:r>
+              <w:rPr>
+                <w:rFonts w:hint="eastAsia"/>
+                <w:color w:val="000000" w:themeColor="text1"/>
+                <w:lang w:eastAsia="ko-KR"/>
+              </w:rPr>
+              <w:t xml:space="preserve">에 대해 </w:t>
+            </w:r>
+            <w:r>
+              <w:rPr>
+                <w:color w:val="000000" w:themeColor="text1"/>
+                <w:lang w:eastAsia="ko-KR"/>
+              </w:rPr>
+              <w:t>설명</w:t>
+            </w:r>
+            <w:r>
+              <w:rPr>
+                <w:rFonts w:hint="eastAsia"/>
+                <w:color w:val="000000" w:themeColor="text1"/>
+                <w:lang w:eastAsia="ko-KR"/>
+              </w:rPr>
+              <w:t xml:space="preserve"> 하지 못합</w:t>
+            </w:r>
+            <w:r>
+              <w:rPr>
+                <w:rFonts w:hint="eastAsia"/>
+                <w:color w:val="000000" w:themeColor="text1"/>
+                <w:lang w:eastAsia="ko-KR"/>
+              </w:rPr>
+              <w:t>니다</w:t>
+            </w:r>
+            <w:r>
+              <w:rPr>
+                <w:color w:val="000000" w:themeColor="text1"/>
+                <w:lang w:eastAsia="ko-KR"/>
+              </w:rPr>
+              <w:t>. 대결에서 끊김 없이 동작해 유지했습니다.</w:t>
+            </w:r>
           </w:p>
         </w:tc>
       </w:tr>
@@ -3936,9 +7781,95 @@
             <w:pPr>
               <w:spacing w:before="80" w:after="20" w:line="264" w:lineRule="auto"/>
               <w:rPr>
-                <w:lang w:eastAsia="ko-KR"/>
-              </w:rPr>
-            </w:pPr>
+                <w:color w:val="000000" w:themeColor="text1"/>
+                <w:lang w:eastAsia="ko-KR"/>
+              </w:rPr>
+            </w:pPr>
+            <w:r>
+              <w:rPr>
+                <w:color w:val="000000" w:themeColor="text1"/>
+                <w:lang w:eastAsia="ko-KR"/>
+              </w:rPr>
+              <w:t>record_demo.py 47</w:t>
+            </w:r>
+            <w:r>
+              <w:rPr>
+                <w:rFonts w:hint="eastAsia"/>
+                <w:color w:val="000000" w:themeColor="text1"/>
+                <w:lang w:eastAsia="ko-KR"/>
+              </w:rPr>
+              <w:t>~</w:t>
+            </w:r>
+            <w:r>
+              <w:rPr>
+                <w:color w:val="000000" w:themeColor="text1"/>
+                <w:lang w:eastAsia="ko-KR"/>
+              </w:rPr>
+              <w:t>63 (</w:t>
+            </w:r>
+            <w:proofErr w:type="spellStart"/>
+            <w:r>
+              <w:rPr>
+                <w:color w:val="000000" w:themeColor="text1"/>
+                <w:lang w:eastAsia="ko-KR"/>
+              </w:rPr>
+              <w:t>set_slider</w:t>
+            </w:r>
+            <w:proofErr w:type="spellEnd"/>
+            <w:r>
+              <w:rPr>
+                <w:color w:val="000000" w:themeColor="text1"/>
+                <w:lang w:eastAsia="ko-KR"/>
+              </w:rPr>
+              <w:t xml:space="preserve">의 JavaScript), </w:t>
+            </w:r>
+          </w:p>
+          <w:p>
+            <w:pPr>
+              <w:spacing w:before="80" w:after="20" w:line="264" w:lineRule="auto"/>
+              <w:rPr>
+                <w:color w:val="000000" w:themeColor="text1"/>
+                <w:lang w:eastAsia="ko-KR"/>
+              </w:rPr>
+            </w:pPr>
+            <w:r>
+              <w:rPr>
+                <w:color w:val="000000" w:themeColor="text1"/>
+                <w:lang w:eastAsia="ko-KR"/>
+              </w:rPr>
+              <w:t>2633</w:t>
+            </w:r>
+            <w:r>
+              <w:rPr>
+                <w:rFonts w:hint="eastAsia"/>
+                <w:color w:val="000000" w:themeColor="text1"/>
+                <w:lang w:eastAsia="ko-KR"/>
+              </w:rPr>
+              <w:t xml:space="preserve">, </w:t>
+            </w:r>
+            <w:r>
+              <w:rPr>
+                <w:color w:val="000000" w:themeColor="text1"/>
+                <w:lang w:eastAsia="ko-KR"/>
+              </w:rPr>
+              <w:t xml:space="preserve">202~204 (encode의 </w:t>
+            </w:r>
+            <w:proofErr w:type="spellStart"/>
+            <w:r>
+              <w:rPr>
+                <w:color w:val="000000" w:themeColor="text1"/>
+                <w:lang w:eastAsia="ko-KR"/>
+              </w:rPr>
+              <w:t>ffmpeg</w:t>
+            </w:r>
+            <w:proofErr w:type="spellEnd"/>
+            <w:r>
+              <w:rPr>
+                <w:color w:val="000000" w:themeColor="text1"/>
+                <w:lang w:eastAsia="ko-KR"/>
+              </w:rPr>
+              <w:t>)</w:t>
+            </w:r>
           </w:p>
         </w:tc>
         <w:tc>
@@ -3949,9 +7880,33 @@
             <w:pPr>
               <w:spacing w:before="80" w:after="20" w:line="264" w:lineRule="auto"/>
               <w:rPr>
-                <w:lang w:eastAsia="ko-KR"/>
-              </w:rPr>
-            </w:pPr>
+                <w:color w:val="000000" w:themeColor="text1"/>
+                <w:lang w:eastAsia="ko-KR"/>
+              </w:rPr>
+            </w:pPr>
+            <w:r>
+              <w:rPr>
+                <w:color w:val="000000" w:themeColor="text1"/>
+                <w:lang w:eastAsia="ko-KR"/>
+              </w:rPr>
+              <w:t xml:space="preserve">브라우저 안에서 값을 바로 바꾼 뒤 확정하고, 대결 화면 스크린샷들을 </w:t>
+            </w:r>
+            <w:proofErr w:type="spellStart"/>
+            <w:r>
+              <w:rPr>
+                <w:color w:val="000000" w:themeColor="text1"/>
+                <w:lang w:eastAsia="ko-KR"/>
+              </w:rPr>
+              <w:t>ffmpeg</w:t>
+            </w:r>
+            <w:proofErr w:type="spellEnd"/>
+            <w:r>
+              <w:rPr>
+                <w:color w:val="000000" w:themeColor="text1"/>
+                <w:lang w:eastAsia="ko-KR"/>
+              </w:rPr>
+              <w:t xml:space="preserve"> 명령어로 이어 붙여 영상을 만드는 것 같습니다.</w:t>
+            </w:r>
           </w:p>
         </w:tc>
         <w:tc>
@@ -3962,9 +7917,94 @@
             <w:pPr>
               <w:spacing w:before="80" w:after="20" w:line="264" w:lineRule="auto"/>
               <w:rPr>
-                <w:lang w:eastAsia="ko-KR"/>
-              </w:rPr>
-            </w:pPr>
+                <w:rFonts w:hint="eastAsia"/>
+                <w:color w:val="000000" w:themeColor="text1"/>
+                <w:lang w:eastAsia="ko-KR"/>
+              </w:rPr>
+            </w:pPr>
+            <w:r>
+              <w:rPr>
+                <w:color w:val="000000" w:themeColor="text1"/>
+                <w:lang w:eastAsia="ko-KR"/>
+              </w:rPr>
+              <w:t>앱 본체 로직이 아니라 제출용 영상을 녹화하는 스크립트이고, 생성된</w:t>
+            </w:r>
+            <w:r>
+              <w:rPr>
+                <w:rFonts w:hint="eastAsia"/>
+                <w:color w:val="000000" w:themeColor="text1"/>
+                <w:lang w:eastAsia="ko-KR"/>
+              </w:rPr>
+              <w:t xml:space="preserve"> </w:t>
+            </w:r>
+            <w:r>
+              <w:rPr>
+                <w:color w:val="000000" w:themeColor="text1"/>
+                <w:lang w:eastAsia="ko-KR"/>
+              </w:rPr>
+              <w:t>영상</w:t>
+            </w:r>
+            <w:r>
+              <w:rPr>
+                <w:rFonts w:hint="eastAsia"/>
+                <w:color w:val="000000" w:themeColor="text1"/>
+                <w:lang w:eastAsia="ko-KR"/>
+              </w:rPr>
+              <w:t xml:space="preserve">이 </w:t>
+            </w:r>
+            <w:r>
+              <w:rPr>
+                <w:color w:val="000000" w:themeColor="text1"/>
+                <w:lang w:eastAsia="ko-KR"/>
+              </w:rPr>
+              <w:t>정상 출력되는 것</w:t>
+            </w:r>
+            <w:r>
+              <w:rPr>
+                <w:rFonts w:hint="eastAsia"/>
+                <w:color w:val="000000" w:themeColor="text1"/>
+                <w:lang w:eastAsia="ko-KR"/>
+              </w:rPr>
+              <w:t xml:space="preserve">으로 보여 </w:t>
+            </w:r>
+            <w:r>
+              <w:rPr>
+                <w:color w:val="000000" w:themeColor="text1"/>
+                <w:lang w:eastAsia="ko-KR"/>
+              </w:rPr>
+              <w:t xml:space="preserve"> 그대로 두었습니다.</w:t>
+            </w:r>
+          </w:p>
+        </w:tc>
+      </w:tr>
+      <w:tr>
+        <w:trPr>
+          <w:cantSplit/>
+          <w:jc w:val="center"/>
+        </w:trPr>
+        <w:tc>
+          <w:tcPr>
+            <w:tcW w:w="10205" w:type="dxa"/>
+            <w:gridSpan w:val="3"/>
+          </w:tcPr>
+          <w:p>
+            <w:pPr>
+              <w:spacing w:before="80" w:after="20" w:line="264" w:lineRule="auto"/>
+              <w:jc w:val="center"/>
+              <w:rPr>
+                <w:rFonts w:hint="eastAsia"/>
+                <w:color w:val="000000" w:themeColor="text1"/>
+                <w:lang w:eastAsia="ko-KR"/>
+              </w:rPr>
+            </w:pPr>
+            <w:r>
+              <w:rPr>
+                <w:rFonts w:hint="eastAsia"/>
+                <w:color w:val="000000" w:themeColor="text1"/>
+                <w:lang w:eastAsia="ko-KR"/>
+              </w:rPr>
+              <w:t>이 외에 이해하지 못한 부분이 많이 있으나, 분량으로 인해 3개의 케이스만 작성하였습니다.</w:t>
+            </w:r>
           </w:p>
         </w:tc>
       </w:tr>
@@ -4143,9 +8183,99 @@
             <w:pPr>
               <w:spacing w:before="80" w:after="20" w:line="264" w:lineRule="auto"/>
               <w:rPr>
-                <w:lang w:eastAsia="ko-KR"/>
-              </w:rPr>
-            </w:pPr>
+                <w:rFonts w:hint="eastAsia"/>
+                <w:color w:val="000000" w:themeColor="text1"/>
+                <w:lang w:eastAsia="ko-KR"/>
+              </w:rPr>
+            </w:pPr>
+            <w:proofErr w:type="spellStart"/>
+            <w:r>
+              <w:rPr>
+                <w:rFonts w:ascii="Consolas" w:hAnsi="Consolas"/>
+                <w:color w:val="000000" w:themeColor="text1"/>
+                <w:sz w:val="19"/>
+                <w:lang w:eastAsia="ko-KR"/>
+              </w:rPr>
+              <w:t>core.win_rate</w:t>
+            </w:r>
+            <w:proofErr w:type="spellEnd"/>
+            <w:r>
+              <w:rPr>
+                <w:rFonts w:ascii="Consolas" w:hAnsi="Consolas"/>
+                <w:color w:val="000000" w:themeColor="text1"/>
+                <w:sz w:val="19"/>
+                <w:lang w:eastAsia="ko-KR"/>
+              </w:rPr>
+              <w:t>()</w:t>
+            </w:r>
+            <w:r>
+              <w:rPr>
+                <w:color w:val="000000" w:themeColor="text1"/>
+                <w:lang w:eastAsia="ko-KR"/>
+              </w:rPr>
+              <w:t>가 계산합니다</w:t>
+            </w:r>
+            <w:r>
+              <w:rPr>
+                <w:rFonts w:hint="eastAsia"/>
+                <w:color w:val="000000" w:themeColor="text1"/>
+                <w:lang w:eastAsia="ko-KR"/>
+              </w:rPr>
+              <w:t>.</w:t>
+            </w:r>
+            <w:r>
+              <w:rPr>
+                <w:color w:val="000000" w:themeColor="text1"/>
+                <w:lang w:eastAsia="ko-KR"/>
+              </w:rPr>
+              <w:t xml:space="preserve"> 11개 </w:t>
+            </w:r>
+            <w:proofErr w:type="spellStart"/>
+            <w:r>
+              <w:rPr>
+                <w:color w:val="000000" w:themeColor="text1"/>
+                <w:lang w:eastAsia="ko-KR"/>
+              </w:rPr>
+              <w:t>차이값에</w:t>
+            </w:r>
+            <w:proofErr w:type="spellEnd"/>
+            <w:r>
+              <w:rPr>
+                <w:color w:val="000000" w:themeColor="text1"/>
+                <w:lang w:eastAsia="ko-KR"/>
+              </w:rPr>
+              <w:t xml:space="preserve"> 학습된 로지스틱 계수를 곱해 더하고(_terms) sigmoid로 %</w:t>
+            </w:r>
+            <w:r>
+              <w:rPr>
+                <w:rFonts w:hint="eastAsia"/>
+                <w:color w:val="000000" w:themeColor="text1"/>
+                <w:lang w:eastAsia="ko-KR"/>
+              </w:rPr>
+              <w:t>(승률)을</w:t>
+            </w:r>
+            <w:r>
+              <w:rPr>
+                <w:color w:val="000000" w:themeColor="text1"/>
+                <w:lang w:eastAsia="ko-KR"/>
+              </w:rPr>
+              <w:t xml:space="preserve"> </w:t>
+            </w:r>
+            <w:r>
+              <w:rPr>
+                <w:rFonts w:hint="eastAsia"/>
+                <w:color w:val="000000" w:themeColor="text1"/>
+                <w:lang w:eastAsia="ko-KR"/>
+              </w:rPr>
+              <w:t>계산합</w:t>
+            </w:r>
+            <w:r>
+              <w:rPr>
+                <w:color w:val="000000" w:themeColor="text1"/>
+                <w:lang w:eastAsia="ko-KR"/>
+              </w:rPr>
+              <w:t>니다.</w:t>
+            </w:r>
           </w:p>
         </w:tc>
       </w:tr>
@@ -4253,9 +8383,99 @@
             <w:pPr>
               <w:spacing w:before="80" w:after="20" w:line="264" w:lineRule="auto"/>
               <w:rPr>
-                <w:lang w:eastAsia="ko-KR"/>
-              </w:rPr>
-            </w:pPr>
+                <w:color w:val="000000" w:themeColor="text1"/>
+                <w:lang w:eastAsia="ko-KR"/>
+              </w:rPr>
+            </w:pPr>
+            <w:r>
+              <w:rPr>
+                <w:rFonts w:ascii="Consolas" w:hAnsi="Consolas" w:hint="eastAsia"/>
+                <w:color w:val="000000" w:themeColor="text1"/>
+                <w:sz w:val="19"/>
+                <w:lang w:eastAsia="ko-KR"/>
+              </w:rPr>
+              <w:t>core.py</w:t>
+            </w:r>
+            <w:r>
+              <w:rPr>
+                <w:rFonts w:ascii="Consolas" w:hAnsi="Consolas" w:hint="eastAsia"/>
+                <w:color w:val="000000" w:themeColor="text1"/>
+                <w:sz w:val="19"/>
+                <w:lang w:eastAsia="ko-KR"/>
+              </w:rPr>
+              <w:t>의</w:t>
+            </w:r>
+            <w:r>
+              <w:rPr>
+                <w:rFonts w:ascii="Consolas" w:hAnsi="Consolas" w:hint="eastAsia"/>
+                <w:color w:val="000000" w:themeColor="text1"/>
+                <w:sz w:val="19"/>
+                <w:lang w:eastAsia="ko-KR"/>
+              </w:rPr>
+              <w:t xml:space="preserve"> </w:t>
+            </w:r>
+            <w:r>
+              <w:rPr>
+                <w:rFonts w:ascii="Consolas" w:hAnsi="Consolas"/>
+                <w:color w:val="000000" w:themeColor="text1"/>
+                <w:sz w:val="19"/>
+                <w:lang w:eastAsia="ko-KR"/>
+              </w:rPr>
+              <w:t>_terms()</w:t>
+            </w:r>
+            <w:r>
+              <w:rPr>
+                <w:color w:val="000000" w:themeColor="text1"/>
+                <w:lang w:eastAsia="ko-KR"/>
+              </w:rPr>
+              <w:t xml:space="preserve">의 축 상한을 지우면 골드 데이터 </w:t>
+            </w:r>
+            <w:r>
+              <w:rPr>
+                <w:rFonts w:hint="eastAsia"/>
+                <w:color w:val="000000" w:themeColor="text1"/>
+                <w:lang w:eastAsia="ko-KR"/>
+              </w:rPr>
+              <w:t>가</w:t>
+            </w:r>
+            <w:r>
+              <w:rPr>
+                <w:color w:val="000000" w:themeColor="text1"/>
+                <w:lang w:eastAsia="ko-KR"/>
+              </w:rPr>
+              <w:t xml:space="preserve"> </w:t>
+            </w:r>
+            <w:proofErr w:type="spellStart"/>
+            <w:r>
+              <w:rPr>
+                <w:color w:val="000000" w:themeColor="text1"/>
+                <w:lang w:eastAsia="ko-KR"/>
+              </w:rPr>
+              <w:t>외삽</w:t>
+            </w:r>
+            <w:r>
+              <w:rPr>
+                <w:color w:val="000000" w:themeColor="text1"/>
+                <w:lang w:eastAsia="ko-KR"/>
+              </w:rPr>
+              <w:t>하게</w:t>
+            </w:r>
+            <w:proofErr w:type="spellEnd"/>
+            <w:r>
+              <w:rPr>
+                <w:rFonts w:hint="eastAsia"/>
+                <w:color w:val="000000" w:themeColor="text1"/>
+                <w:lang w:eastAsia="ko-KR"/>
+              </w:rPr>
+              <w:t xml:space="preserve"> 됩</w:t>
+            </w:r>
+            <w:r>
+              <w:rPr>
+                <w:color w:val="000000" w:themeColor="text1"/>
+                <w:lang w:eastAsia="ko-KR"/>
+              </w:rPr>
+              <w:t>니다.</w:t>
+            </w:r>
           </w:p>
         </w:tc>
       </w:tr>
@@ -4308,9 +8528,41 @@
             <w:pPr>
               <w:spacing w:before="80" w:after="20" w:line="264" w:lineRule="auto"/>
               <w:rPr>
-                <w:lang w:eastAsia="ko-KR"/>
-              </w:rPr>
-            </w:pPr>
+                <w:rFonts w:hint="eastAsia"/>
+                <w:color w:val="000000" w:themeColor="text1"/>
+                <w:lang w:eastAsia="ko-KR"/>
+              </w:rPr>
+            </w:pPr>
+            <w:r>
+              <w:rPr>
+                <w:color w:val="000000" w:themeColor="text1"/>
+                <w:lang w:eastAsia="ko-KR"/>
+              </w:rPr>
+              <w:t xml:space="preserve">레벨 상한 20은 롤 규칙(최대 18)과 데이터(10분 평균 레벨 6.92)를 </w:t>
+            </w:r>
+            <w:r>
+              <w:rPr>
+                <w:rFonts w:hint="eastAsia"/>
+                <w:color w:val="000000" w:themeColor="text1"/>
+                <w:lang w:eastAsia="ko-KR"/>
+              </w:rPr>
+              <w:t xml:space="preserve">반영하고 있지 않음을 </w:t>
+            </w:r>
+            <w:r>
+              <w:rPr>
+                <w:color w:val="000000" w:themeColor="text1"/>
+                <w:lang w:eastAsia="ko-KR"/>
+              </w:rPr>
+              <w:t>직접 확인해서 알았습니다</w:t>
+            </w:r>
+            <w:r>
+              <w:rPr>
+                <w:rFonts w:hint="eastAsia"/>
+                <w:color w:val="000000" w:themeColor="text1"/>
+                <w:lang w:eastAsia="ko-KR"/>
+              </w:rPr>
+              <w:t>.</w:t>
+            </w:r>
           </w:p>
         </w:tc>
       </w:tr>
@@ -4804,6 +9056,7 @@
         <w:rPr>
           <w:lang w:eastAsia="ko-KR"/>
         </w:rPr>
+        <w:lastRenderedPageBreak/>
         <w:t xml:space="preserve">복사가 되었는지 </w:t>
       </w:r>
       <w:r>
@@ -4979,12 +9232,86 @@
           <w:p>
             <w:pPr>
               <w:spacing w:after="20" w:line="264" w:lineRule="auto"/>
-            </w:pPr>
-            <w:r>
-              <w:rPr>
-                <w:sz w:val="19"/>
-              </w:rPr>
-              <w:t>2026-__-__ __:__</w:t>
+              <w:rPr>
+                <w:color w:val="000000" w:themeColor="text1"/>
+              </w:rPr>
+            </w:pPr>
+            <w:r>
+              <w:rPr>
+                <w:color w:val="000000" w:themeColor="text1"/>
+                <w:sz w:val="19"/>
+                <w:lang w:eastAsia="ko-KR"/>
+              </w:rPr>
+              <w:t>2026-</w:t>
+            </w:r>
+            <w:r>
+              <w:rPr>
+                <w:rFonts w:hint="eastAsia"/>
+                <w:color w:val="000000" w:themeColor="text1"/>
+                <w:sz w:val="19"/>
+                <w:lang w:eastAsia="ko-KR"/>
+              </w:rPr>
+              <w:t>10</w:t>
+            </w:r>
+            <w:r>
+              <w:rPr>
+                <w:color w:val="000000" w:themeColor="text1"/>
+                <w:sz w:val="19"/>
+                <w:lang w:eastAsia="ko-KR"/>
+              </w:rPr>
+              <w:t>-</w:t>
+            </w:r>
+            <w:r>
+              <w:rPr>
+                <w:rFonts w:hint="eastAsia"/>
+                <w:color w:val="000000" w:themeColor="text1"/>
+                <w:sz w:val="19"/>
+                <w:lang w:eastAsia="ko-KR"/>
+              </w:rPr>
+              <w:t>23</w:t>
+            </w:r>
+            <w:r>
+              <w:rPr>
+                <w:color w:val="000000" w:themeColor="text1"/>
+                <w:sz w:val="19"/>
+                <w:lang w:eastAsia="ko-KR"/>
+              </w:rPr>
+              <w:t xml:space="preserve"> </w:t>
+            </w:r>
+            <w:r>
+              <w:rPr>
+                <w:rFonts w:hint="eastAsia"/>
+                <w:color w:val="000000" w:themeColor="text1"/>
+                <w:sz w:val="19"/>
+                <w:lang w:eastAsia="ko-KR"/>
+              </w:rPr>
+              <w:t>16</w:t>
+            </w:r>
+            <w:r>
+              <w:rPr>
+                <w:color w:val="000000" w:themeColor="text1"/>
+                <w:sz w:val="19"/>
+                <w:lang w:eastAsia="ko-KR"/>
+              </w:rPr>
+              <w:t>:</w:t>
+            </w:r>
+            <w:r>
+              <w:rPr>
+                <w:rFonts w:hint="eastAsia"/>
+                <w:color w:val="000000" w:themeColor="text1"/>
+                <w:sz w:val="19"/>
+                <w:lang w:eastAsia="ko-KR"/>
+              </w:rPr>
+              <w:t>0</w:t>
+            </w:r>
+            <w:r>
+              <w:rPr>
+                <w:rFonts w:hint="eastAsia"/>
+                <w:color w:val="000000" w:themeColor="text1"/>
+                <w:sz w:val="19"/>
+                <w:lang w:eastAsia="ko-KR"/>
+              </w:rPr>
+              <w:t>0</w:t>
             </w:r>
           </w:p>
         </w:tc>
@@ -5037,25 +9364,18 @@
           <w:p>
             <w:pPr>
               <w:spacing w:after="20" w:line="264" w:lineRule="auto"/>
-            </w:pPr>
-            <w:r>
-              <w:rPr>
-                <w:sz w:val="19"/>
-              </w:rPr>
-              <w:t>(</w:t>
-            </w:r>
-            <w:r>
-              <w:rPr>
-                <w:rFonts w:ascii="Consolas" w:hAnsi="Consolas"/>
-                <w:sz w:val="18"/>
-              </w:rPr>
-              <w:t>find log/claude -name "*.jsonl" | wc -l</w:t>
-            </w:r>
-            <w:r>
-              <w:rPr>
-                <w:sz w:val="19"/>
-              </w:rPr>
-              <w:t>)</w:t>
+              <w:rPr>
+                <w:color w:val="000000" w:themeColor="text1"/>
+              </w:rPr>
+            </w:pPr>
+            <w:r>
+              <w:rPr>
+                <w:rFonts w:hint="eastAsia"/>
+                <w:color w:val="000000" w:themeColor="text1"/>
+                <w:sz w:val="19"/>
+                <w:lang w:eastAsia="ko-KR"/>
+              </w:rPr>
+              <w:t>9</w:t>
             </w:r>
           </w:p>
         </w:tc>
@@ -5093,9 +9413,23 @@
             <w:pPr>
               <w:spacing w:before="80" w:after="20" w:line="264" w:lineRule="auto"/>
               <w:rPr>
-                <w:lang w:eastAsia="ko-KR"/>
-              </w:rPr>
-            </w:pPr>
+                <w:rFonts w:hint="eastAsia"/>
+                <w:lang w:eastAsia="ko-KR"/>
+              </w:rPr>
+            </w:pPr>
+            <w:r>
+              <w:rPr>
+                <w:lang w:eastAsia="ko-KR"/>
+              </w:rPr>
+              <w:t>2026-10-04 12:</w:t>
+            </w:r>
+            <w:r>
+              <w:rPr>
+                <w:rFonts w:hint="eastAsia"/>
+                <w:lang w:eastAsia="ko-KR"/>
+              </w:rPr>
+              <w:t>30</w:t>
+            </w:r>
           </w:p>
         </w:tc>
       </w:tr>
@@ -5220,25 +9554,10 @@
             </w:pPr>
             <w:r>
               <w:rPr>
-                <w:sz w:val="19"/>
-                <w:lang w:eastAsia="ko-KR"/>
-              </w:rPr>
-              <w:t xml:space="preserve">예: 9/25 밤 세션(약 15개 지시) — </w:t>
-            </w:r>
-            <w:r>
-              <w:rPr>
-                <w:rFonts w:ascii="Consolas" w:hAnsi="Consolas"/>
-                <w:sz w:val="18"/>
-                <w:lang w:eastAsia="ko-KR"/>
-              </w:rPr>
-              <w:t>AI_LOG.md</w:t>
-            </w:r>
-            <w:r>
-              <w:rPr>
-                <w:sz w:val="19"/>
-                <w:lang w:eastAsia="ko-KR"/>
-              </w:rPr>
-              <w:t xml:space="preserve"> 6~9번에 수기로 기록했습니다</w:t>
+                <w:rFonts w:hint="eastAsia"/>
+                <w:lang w:eastAsia="ko-KR"/>
+              </w:rPr>
+              <w:t>없음</w:t>
             </w:r>
           </w:p>
         </w:tc>
@@ -5260,7 +9579,6 @@
               <w:rPr>
                 <w:sz w:val="19"/>
               </w:rPr>
-              <w:lastRenderedPageBreak/>
               <w:t xml:space="preserve">Claude Code </w:t>
             </w:r>
             <w:proofErr w:type="spellStart"/>
@@ -5292,10 +9610,10 @@
             </w:pPr>
             <w:r>
               <w:rPr>
-                <w:sz w:val="19"/>
-                <w:lang w:eastAsia="ko-KR"/>
-              </w:rPr>
-              <w:t>무엇을 물었고 결과를 어디에 썼는지</w:t>
+                <w:rFonts w:hint="eastAsia"/>
+                <w:lang w:eastAsia="ko-KR"/>
+              </w:rPr>
+              <w:t>없음</w:t>
             </w:r>
           </w:p>
         </w:tc>
@@ -5332,15 +9650,18 @@
           <w:p>
             <w:pPr>
               <w:spacing w:after="20" w:line="264" w:lineRule="auto"/>
-            </w:pPr>
-            <w:proofErr w:type="spellStart"/>
-            <w:r>
-              <w:rPr>
-                <w:sz w:val="19"/>
-              </w:rPr>
-              <w:t>출처·범위</w:t>
-            </w:r>
-            <w:proofErr w:type="spellEnd"/>
+              <w:rPr>
+                <w:rFonts w:hint="eastAsia"/>
+                <w:lang w:eastAsia="ko-KR"/>
+              </w:rPr>
+            </w:pPr>
+            <w:r>
+              <w:rPr>
+                <w:rFonts w:hint="eastAsia"/>
+                <w:lang w:eastAsia="ko-KR"/>
+              </w:rPr>
+              <w:t>없음</w:t>
+            </w:r>
           </w:p>
         </w:tc>
       </w:tr>
@@ -5403,11 +9724,11 @@
         <w:tblLook w:val="04A0" w:firstRow="1" w:lastRow="0" w:firstColumn="1" w:lastColumn="0" w:noHBand="0" w:noVBand="1"/>
       </w:tblPr>
       <w:tblGrid>
-        <w:gridCol w:w="1327"/>
-        <w:gridCol w:w="2449"/>
-        <w:gridCol w:w="2449"/>
-        <w:gridCol w:w="2449"/>
-        <w:gridCol w:w="1531"/>
+        <w:gridCol w:w="1281"/>
+        <w:gridCol w:w="2251"/>
+        <w:gridCol w:w="2376"/>
+        <w:gridCol w:w="3124"/>
+        <w:gridCol w:w="1390"/>
       </w:tblGrid>
       <w:tr>
         <w:trPr>
@@ -5590,12 +9911,17 @@
           <w:p>
             <w:pPr>
               <w:spacing w:after="20" w:line="264" w:lineRule="auto"/>
-            </w:pPr>
-            <w:r>
-              <w:rPr>
-                <w:sz w:val="19"/>
-              </w:rPr>
-              <w:t>10/08 15:30</w:t>
+              <w:rPr>
+                <w:color w:val="000000" w:themeColor="text1"/>
+              </w:rPr>
+            </w:pPr>
+            <w:r>
+              <w:rPr>
+                <w:color w:val="000000" w:themeColor="text1"/>
+                <w:sz w:val="19"/>
+                <w:lang w:eastAsia="ko-KR"/>
+              </w:rPr>
+              <w:t>10/04 12:53</w:t>
             </w:r>
           </w:p>
         </w:tc>
@@ -5606,12 +9932,18 @@
           <w:p>
             <w:pPr>
               <w:spacing w:after="20" w:line="264" w:lineRule="auto"/>
-            </w:pPr>
-            <w:r>
-              <w:rPr>
-                <w:sz w:val="19"/>
-              </w:rPr>
-              <w:t>입력 화면 3개 위젯 추가</w:t>
+              <w:rPr>
+                <w:color w:val="000000" w:themeColor="text1"/>
+                <w:lang w:eastAsia="ko-KR"/>
+              </w:rPr>
+            </w:pPr>
+            <w:r>
+              <w:rPr>
+                <w:color w:val="000000" w:themeColor="text1"/>
+                <w:sz w:val="19"/>
+                <w:lang w:eastAsia="ko-KR"/>
+              </w:rPr>
+              <w:t>1분 동안 채팅으로 명령어를 쳐서 승률을 끌어당기는 참여형 대결로 방향 전환</w:t>
             </w:r>
           </w:p>
         </w:tc>
@@ -5622,33 +9954,18 @@
           <w:p>
             <w:pPr>
               <w:spacing w:after="20" w:line="264" w:lineRule="auto"/>
-            </w:pPr>
-            <w:r>
-              <w:rPr>
-                <w:rFonts w:ascii="Consolas" w:hAnsi="Consolas"/>
+              <w:rPr>
+                <w:color w:val="000000" w:themeColor="text1"/>
+                <w:lang w:eastAsia="ko-KR"/>
+              </w:rPr>
+            </w:pPr>
+            <w:r>
+              <w:rPr>
+                <w:color w:val="000000" w:themeColor="text1"/>
                 <w:sz w:val="18"/>
-              </w:rPr>
-              <w:t>pages/1_</w:t>
-            </w:r>
-            <w:r>
-              <w:rPr>
-                <w:rFonts w:ascii="Consolas" w:hAnsi="Consolas"/>
-                <w:sz w:val="18"/>
-              </w:rPr>
-              <w:t>입력</w:t>
-            </w:r>
-            <w:r>
-              <w:rPr>
-                <w:rFonts w:ascii="Consolas" w:hAnsi="Consolas"/>
-                <w:sz w:val="18"/>
-              </w:rPr>
-              <w:t>.py</w:t>
-            </w:r>
-            <w:r>
-              <w:rPr>
-                <w:sz w:val="19"/>
-              </w:rPr>
-              <w:t xml:space="preserve"> v1</w:t>
+                <w:lang w:eastAsia="ko-KR"/>
+              </w:rPr>
+              <w:t>core.py 큐·명령어 시뮬레이션, 1대1 대결 화면</w:t>
             </w:r>
           </w:p>
         </w:tc>
@@ -5659,12 +9976,18 @@
           <w:p>
             <w:pPr>
               <w:spacing w:after="20" w:line="264" w:lineRule="auto"/>
-            </w:pPr>
-            <w:r>
-              <w:rPr>
-                <w:sz w:val="19"/>
-              </w:rPr>
-              <w:t>실행 → 기본값 확인</w:t>
+              <w:rPr>
+                <w:color w:val="000000" w:themeColor="text1"/>
+                <w:lang w:eastAsia="ko-KR"/>
+              </w:rPr>
+            </w:pPr>
+            <w:r>
+              <w:rPr>
+                <w:color w:val="000000" w:themeColor="text1"/>
+                <w:sz w:val="19"/>
+                <w:lang w:eastAsia="ko-KR"/>
+              </w:rPr>
+              <w:t>bot_test.py 봇 대결로 밸런스 측정</w:t>
             </w:r>
           </w:p>
         </w:tc>
@@ -5675,12 +9998,17 @@
           <w:p>
             <w:pPr>
               <w:spacing w:after="20" w:line="264" w:lineRule="auto"/>
-            </w:pPr>
-            <w:r>
-              <w:rPr>
-                <w:sz w:val="19"/>
-              </w:rPr>
-              <w:t>수정 채택 (열 순서)</w:t>
+              <w:rPr>
+                <w:color w:val="000000" w:themeColor="text1"/>
+              </w:rPr>
+            </w:pPr>
+            <w:r>
+              <w:rPr>
+                <w:color w:val="000000" w:themeColor="text1"/>
+                <w:sz w:val="19"/>
+                <w:lang w:eastAsia="ko-KR"/>
+              </w:rPr>
+              <w:t>채택</w:t>
             </w:r>
           </w:p>
         </w:tc>
@@ -5697,7 +10025,17 @@
           <w:p>
             <w:pPr>
               <w:spacing w:before="80" w:after="20" w:line="264" w:lineRule="auto"/>
-            </w:pPr>
+              <w:rPr>
+                <w:color w:val="000000" w:themeColor="text1"/>
+              </w:rPr>
+            </w:pPr>
+            <w:r>
+              <w:rPr>
+                <w:color w:val="000000" w:themeColor="text1"/>
+                <w:lang w:eastAsia="ko-KR"/>
+              </w:rPr>
+              <w:t>10/04 15:16</w:t>
+            </w:r>
           </w:p>
         </w:tc>
         <w:tc>
@@ -5707,7 +10045,18 @@
           <w:p>
             <w:pPr>
               <w:spacing w:before="80" w:after="20" w:line="264" w:lineRule="auto"/>
-            </w:pPr>
+              <w:rPr>
+                <w:color w:val="000000" w:themeColor="text1"/>
+                <w:lang w:eastAsia="ko-KR"/>
+              </w:rPr>
+            </w:pPr>
+            <w:r>
+              <w:rPr>
+                <w:color w:val="000000" w:themeColor="text1"/>
+                <w:lang w:eastAsia="ko-KR"/>
+              </w:rPr>
+              <w:t>타워 개수·레벨 한도처럼 1분 게임에도 명령별 최대 횟수 제한</w:t>
+            </w:r>
           </w:p>
         </w:tc>
         <w:tc>
@@ -5717,7 +10066,18 @@
           <w:p>
             <w:pPr>
               <w:spacing w:before="80" w:after="20" w:line="264" w:lineRule="auto"/>
-            </w:pPr>
+              <w:rPr>
+                <w:color w:val="000000" w:themeColor="text1"/>
+                <w:lang w:eastAsia="ko-KR"/>
+              </w:rPr>
+            </w:pPr>
+            <w:r>
+              <w:rPr>
+                <w:color w:val="000000" w:themeColor="text1"/>
+                <w:lang w:eastAsia="ko-KR"/>
+              </w:rPr>
+              <w:t>명령별 상한을 데이터 관측 범위에서 유도</w:t>
+            </w:r>
           </w:p>
         </w:tc>
         <w:tc>
@@ -5727,7 +10087,26 @@
           <w:p>
             <w:pPr>
               <w:spacing w:before="80" w:after="20" w:line="264" w:lineRule="auto"/>
-            </w:pPr>
+              <w:rPr>
+                <w:color w:val="000000" w:themeColor="text1"/>
+              </w:rPr>
+            </w:pPr>
+            <w:proofErr w:type="spellStart"/>
+            <w:r>
+              <w:rPr>
+                <w:color w:val="000000" w:themeColor="text1"/>
+                <w:lang w:eastAsia="ko-KR"/>
+              </w:rPr>
+              <w:t>bot_test</w:t>
+            </w:r>
+            <w:proofErr w:type="spellEnd"/>
+            <w:r>
+              <w:rPr>
+                <w:color w:val="000000" w:themeColor="text1"/>
+                <w:lang w:eastAsia="ko-KR"/>
+              </w:rPr>
+              <w:t>: 골드몰빵 550타/분 90.0% → 50.0%</w:t>
+            </w:r>
           </w:p>
         </w:tc>
         <w:tc>
@@ -5737,7 +10116,17 @@
           <w:p>
             <w:pPr>
               <w:spacing w:before="80" w:after="20" w:line="264" w:lineRule="auto"/>
-            </w:pPr>
+              <w:rPr>
+                <w:color w:val="000000" w:themeColor="text1"/>
+              </w:rPr>
+            </w:pPr>
+            <w:r>
+              <w:rPr>
+                <w:color w:val="000000" w:themeColor="text1"/>
+                <w:lang w:eastAsia="ko-KR"/>
+              </w:rPr>
+              <w:t>채택</w:t>
+            </w:r>
           </w:p>
         </w:tc>
       </w:tr>
@@ -5753,7 +10142,17 @@
           <w:p>
             <w:pPr>
               <w:spacing w:before="80" w:after="20" w:line="264" w:lineRule="auto"/>
-            </w:pPr>
+              <w:rPr>
+                <w:color w:val="000000" w:themeColor="text1"/>
+              </w:rPr>
+            </w:pPr>
+            <w:r>
+              <w:rPr>
+                <w:color w:val="000000" w:themeColor="text1"/>
+                <w:lang w:eastAsia="ko-KR"/>
+              </w:rPr>
+              <w:t>10/04 15:40</w:t>
+            </w:r>
           </w:p>
         </w:tc>
         <w:tc>
@@ -5763,7 +10162,34 @@
           <w:p>
             <w:pPr>
               <w:spacing w:before="80" w:after="20" w:line="264" w:lineRule="auto"/>
-            </w:pPr>
+              <w:rPr>
+                <w:color w:val="000000" w:themeColor="text1"/>
+                <w:lang w:eastAsia="ko-KR"/>
+              </w:rPr>
+            </w:pPr>
+            <w:r>
+              <w:rPr>
+                <w:color w:val="000000" w:themeColor="text1"/>
+                <w:lang w:eastAsia="ko-KR"/>
+              </w:rPr>
+              <w:t xml:space="preserve">드래곤은 양쪽이 동시에 치고 </w:t>
+            </w:r>
+            <w:proofErr w:type="spellStart"/>
+            <w:r>
+              <w:rPr>
+                <w:color w:val="000000" w:themeColor="text1"/>
+                <w:lang w:eastAsia="ko-KR"/>
+              </w:rPr>
+              <w:t>막타를</w:t>
+            </w:r>
+            <w:proofErr w:type="spellEnd"/>
+            <w:r>
+              <w:rPr>
+                <w:color w:val="000000" w:themeColor="text1"/>
+                <w:lang w:eastAsia="ko-KR"/>
+              </w:rPr>
+              <w:t xml:space="preserve"> 넣은 쪽이 가져가게</w:t>
+            </w:r>
           </w:p>
         </w:tc>
         <w:tc>
@@ -5773,7 +10199,18 @@
           <w:p>
             <w:pPr>
               <w:spacing w:before="80" w:after="20" w:line="264" w:lineRule="auto"/>
-            </w:pPr>
+              <w:rPr>
+                <w:color w:val="000000" w:themeColor="text1"/>
+                <w:lang w:eastAsia="ko-KR"/>
+              </w:rPr>
+            </w:pPr>
+            <w:r>
+              <w:rPr>
+                <w:color w:val="000000" w:themeColor="text1"/>
+                <w:lang w:eastAsia="ko-KR"/>
+              </w:rPr>
+              <w:t>공유 체력·막타·스틸 (양쪽 큐를 한 시간축에서 처리)</w:t>
+            </w:r>
           </w:p>
         </w:tc>
         <w:tc>
@@ -5783,7 +10220,42 @@
           <w:p>
             <w:pPr>
               <w:spacing w:before="80" w:after="20" w:line="264" w:lineRule="auto"/>
-            </w:pPr>
+              <w:rPr>
+                <w:color w:val="000000" w:themeColor="text1"/>
+              </w:rPr>
+            </w:pPr>
+            <w:proofErr w:type="spellStart"/>
+            <w:r>
+              <w:rPr>
+                <w:color w:val="000000" w:themeColor="text1"/>
+                <w:lang w:eastAsia="ko-KR"/>
+              </w:rPr>
+              <w:t>pytest</w:t>
+            </w:r>
+            <w:proofErr w:type="spellEnd"/>
+            <w:r>
+              <w:rPr>
+                <w:color w:val="000000" w:themeColor="text1"/>
+                <w:lang w:eastAsia="ko-KR"/>
+              </w:rPr>
+              <w:t xml:space="preserve"> </w:t>
+            </w:r>
+            <w:proofErr w:type="spellStart"/>
+            <w:r>
+              <w:rPr>
+                <w:color w:val="000000" w:themeColor="text1"/>
+                <w:lang w:eastAsia="ko-KR"/>
+              </w:rPr>
+              <w:t>test_last_hit_steals_the_objective</w:t>
+            </w:r>
+            <w:proofErr w:type="spellEnd"/>
+            <w:r>
+              <w:rPr>
+                <w:color w:val="000000" w:themeColor="text1"/>
+                <w:lang w:eastAsia="ko-KR"/>
+              </w:rPr>
+              <w:t xml:space="preserve"> · 화면 '스틸당함'</w:t>
+            </w:r>
           </w:p>
         </w:tc>
         <w:tc>
@@ -5793,7 +10265,17 @@
           <w:p>
             <w:pPr>
               <w:spacing w:before="80" w:after="20" w:line="264" w:lineRule="auto"/>
-            </w:pPr>
+              <w:rPr>
+                <w:color w:val="000000" w:themeColor="text1"/>
+              </w:rPr>
+            </w:pPr>
+            <w:r>
+              <w:rPr>
+                <w:color w:val="000000" w:themeColor="text1"/>
+                <w:lang w:eastAsia="ko-KR"/>
+              </w:rPr>
+              <w:t>채택</w:t>
+            </w:r>
           </w:p>
         </w:tc>
       </w:tr>
@@ -5809,7 +10291,18 @@
           <w:p>
             <w:pPr>
               <w:spacing w:before="80" w:after="20" w:line="264" w:lineRule="auto"/>
-            </w:pPr>
+              <w:rPr>
+                <w:color w:val="000000" w:themeColor="text1"/>
+              </w:rPr>
+            </w:pPr>
+            <w:r>
+              <w:rPr>
+                <w:color w:val="000000" w:themeColor="text1"/>
+                <w:lang w:eastAsia="ko-KR"/>
+              </w:rPr>
+              <w:lastRenderedPageBreak/>
+              <w:t>10/04 16:44</w:t>
+            </w:r>
           </w:p>
         </w:tc>
         <w:tc>
@@ -5819,7 +10312,18 @@
           <w:p>
             <w:pPr>
               <w:spacing w:before="80" w:after="20" w:line="264" w:lineRule="auto"/>
-            </w:pPr>
+              <w:rPr>
+                <w:color w:val="000000" w:themeColor="text1"/>
+                <w:lang w:eastAsia="ko-KR"/>
+              </w:rPr>
+            </w:pPr>
+            <w:r>
+              <w:rPr>
+                <w:color w:val="000000" w:themeColor="text1"/>
+                <w:lang w:eastAsia="ko-KR"/>
+              </w:rPr>
+              <w:t>모델 아키텍처 자체를 바꾸는 것도 방법인지</w:t>
+            </w:r>
           </w:p>
         </w:tc>
         <w:tc>
@@ -5829,7 +10333,18 @@
           <w:p>
             <w:pPr>
               <w:spacing w:before="80" w:after="20" w:line="264" w:lineRule="auto"/>
-            </w:pPr>
+              <w:rPr>
+                <w:color w:val="000000" w:themeColor="text1"/>
+                <w:lang w:eastAsia="ko-KR"/>
+              </w:rPr>
+            </w:pPr>
+            <w:r>
+              <w:rPr>
+                <w:color w:val="000000" w:themeColor="text1"/>
+                <w:lang w:eastAsia="ko-KR"/>
+              </w:rPr>
+              <w:t>23개 아키텍처 비교 → 로지스틱 유지 (docs/모델검증.md)</w:t>
+            </w:r>
           </w:p>
         </w:tc>
         <w:tc>
@@ -5839,7 +10354,18 @@
           <w:p>
             <w:pPr>
               <w:spacing w:before="80" w:after="20" w:line="264" w:lineRule="auto"/>
-            </w:pPr>
+              <w:rPr>
+                <w:color w:val="000000" w:themeColor="text1"/>
+                <w:lang w:eastAsia="ko-KR"/>
+              </w:rPr>
+            </w:pPr>
+            <w:r>
+              <w:rPr>
+                <w:color w:val="000000" w:themeColor="text1"/>
+                <w:lang w:eastAsia="ko-KR"/>
+              </w:rPr>
+              <w:t>같은 분할 AUC 비교 (트리 −0.0015 ~ −0.0497)</w:t>
+            </w:r>
           </w:p>
         </w:tc>
         <w:tc>
@@ -5849,7 +10375,17 @@
           <w:p>
             <w:pPr>
               <w:spacing w:before="80" w:after="20" w:line="264" w:lineRule="auto"/>
-            </w:pPr>
+              <w:rPr>
+                <w:color w:val="000000" w:themeColor="text1"/>
+              </w:rPr>
+            </w:pPr>
+            <w:r>
+              <w:rPr>
+                <w:color w:val="000000" w:themeColor="text1"/>
+                <w:lang w:eastAsia="ko-KR"/>
+              </w:rPr>
+              <w:t>채택</w:t>
+            </w:r>
           </w:p>
         </w:tc>
       </w:tr>
@@ -5865,7 +10401,17 @@
           <w:p>
             <w:pPr>
               <w:spacing w:before="80" w:after="20" w:line="264" w:lineRule="auto"/>
-            </w:pPr>
+              <w:rPr>
+                <w:color w:val="000000" w:themeColor="text1"/>
+              </w:rPr>
+            </w:pPr>
+            <w:r>
+              <w:rPr>
+                <w:color w:val="000000" w:themeColor="text1"/>
+                <w:lang w:eastAsia="ko-KR"/>
+              </w:rPr>
+              <w:t>10/22 22:42</w:t>
+            </w:r>
           </w:p>
         </w:tc>
         <w:tc>
@@ -5875,7 +10421,18 @@
           <w:p>
             <w:pPr>
               <w:spacing w:before="80" w:after="20" w:line="264" w:lineRule="auto"/>
-            </w:pPr>
+              <w:rPr>
+                <w:color w:val="000000" w:themeColor="text1"/>
+                <w:lang w:eastAsia="ko-KR"/>
+              </w:rPr>
+            </w:pPr>
+            <w:r>
+              <w:rPr>
+                <w:color w:val="000000" w:themeColor="text1"/>
+                <w:lang w:eastAsia="ko-KR"/>
+              </w:rPr>
+              <w:t>기획서 피드백을 무조건 반영하지 말고 평가·판단</w:t>
+            </w:r>
           </w:p>
         </w:tc>
         <w:tc>
@@ -5885,7 +10442,32 @@
           <w:p>
             <w:pPr>
               <w:spacing w:before="80" w:after="20" w:line="264" w:lineRule="auto"/>
-            </w:pPr>
+              <w:rPr>
+                <w:color w:val="000000" w:themeColor="text1"/>
+                <w:lang w:eastAsia="ko-KR"/>
+              </w:rPr>
+            </w:pPr>
+            <w:r>
+              <w:rPr>
+                <w:color w:val="000000" w:themeColor="text1"/>
+                <w:lang w:eastAsia="ko-KR"/>
+              </w:rPr>
+              <w:t xml:space="preserve">기획서 v2 · SPEC.md · feature_test.py </w:t>
+            </w:r>
+            <w:r>
+              <w:rPr>
+                <w:color w:val="000000" w:themeColor="text1"/>
+                <w:lang w:eastAsia="ko-KR"/>
+              </w:rPr>
+              <w:br/>
+            </w:r>
+            <w:r>
+              <w:rPr>
+                <w:color w:val="000000" w:themeColor="text1"/>
+                <w:lang w:eastAsia="ko-KR"/>
+              </w:rPr>
+              <w:t>(피드백 3-2 기각)</w:t>
+            </w:r>
           </w:p>
         </w:tc>
         <w:tc>
@@ -5895,7 +10477,18 @@
           <w:p>
             <w:pPr>
               <w:spacing w:before="80" w:after="20" w:line="264" w:lineRule="auto"/>
-            </w:pPr>
+              <w:rPr>
+                <w:color w:val="000000" w:themeColor="text1"/>
+                <w:lang w:eastAsia="ko-KR"/>
+              </w:rPr>
+            </w:pPr>
+            <w:r>
+              <w:rPr>
+                <w:color w:val="000000" w:themeColor="text1"/>
+                <w:lang w:eastAsia="ko-KR"/>
+              </w:rPr>
+              <w:t>5-fold × 10회 쌍체 비교 (Δ AUC ≤ 0.0001)</w:t>
+            </w:r>
           </w:p>
         </w:tc>
         <w:tc>
@@ -5905,63 +10498,25 @@
           <w:p>
             <w:pPr>
               <w:spacing w:before="80" w:after="20" w:line="264" w:lineRule="auto"/>
-            </w:pPr>
-          </w:p>
-        </w:tc>
-      </w:tr>
-      <w:tr>
-        <w:trPr>
-          <w:cantSplit/>
-          <w:jc w:val="center"/>
-        </w:trPr>
-        <w:tc>
-          <w:tcPr>
-            <w:tcW w:w="1327" w:type="dxa"/>
-          </w:tcPr>
-          <w:p>
-            <w:pPr>
-              <w:spacing w:before="80" w:after="20" w:line="264" w:lineRule="auto"/>
-            </w:pPr>
-          </w:p>
-        </w:tc>
-        <w:tc>
-          <w:tcPr>
-            <w:tcW w:w="2449" w:type="dxa"/>
-          </w:tcPr>
-          <w:p>
-            <w:pPr>
-              <w:spacing w:before="80" w:after="20" w:line="264" w:lineRule="auto"/>
-            </w:pPr>
-          </w:p>
-        </w:tc>
-        <w:tc>
-          <w:tcPr>
-            <w:tcW w:w="2449" w:type="dxa"/>
-          </w:tcPr>
-          <w:p>
-            <w:pPr>
-              <w:spacing w:before="80" w:after="20" w:line="264" w:lineRule="auto"/>
-            </w:pPr>
-          </w:p>
-        </w:tc>
-        <w:tc>
-          <w:tcPr>
-            <w:tcW w:w="2449" w:type="dxa"/>
-          </w:tcPr>
-          <w:p>
-            <w:pPr>
-              <w:spacing w:before="80" w:after="20" w:line="264" w:lineRule="auto"/>
-            </w:pPr>
-          </w:p>
-        </w:tc>
-        <w:tc>
-          <w:tcPr>
-            <w:tcW w:w="1531" w:type="dxa"/>
-          </w:tcPr>
-          <w:p>
-            <w:pPr>
-              <w:spacing w:before="80" w:after="20" w:line="264" w:lineRule="auto"/>
-            </w:pPr>
+              <w:rPr>
+                <w:color w:val="000000" w:themeColor="text1"/>
+              </w:rPr>
+            </w:pPr>
+            <w:r>
+              <w:rPr>
+                <w:rFonts w:hint="eastAsia"/>
+                <w:color w:val="000000" w:themeColor="text1"/>
+                <w:lang w:eastAsia="ko-KR"/>
+              </w:rPr>
+              <w:t>일부</w:t>
+            </w:r>
+            <w:r>
+              <w:rPr>
+                <w:color w:val="000000" w:themeColor="text1"/>
+                <w:lang w:eastAsia="ko-KR"/>
+              </w:rPr>
+              <w:t xml:space="preserve"> 채택</w:t>
+            </w:r>
           </w:p>
         </w:tc>
       </w:tr>
@@ -5982,36 +10537,47 @@
           <w:color w:val="1F3A5F"/>
           <w:sz w:val="21"/>
         </w:rPr>
-        <w:t>3-4. 선언</w:t>
-      </w:r>
+        <w:t xml:space="preserve">3-4. </w:t>
+      </w:r>
+      <w:proofErr w:type="spellStart"/>
+      <w:r>
+        <w:rPr>
+          <w:b/>
+          <w:color w:val="1F3A5F"/>
+          <w:sz w:val="21"/>
+        </w:rPr>
+        <w:t>선언</w:t>
+      </w:r>
+      <w:proofErr w:type="spellEnd"/>
     </w:p>
     <w:p>
       <w:pPr>
         <w:spacing w:after="20"/>
         <w:ind w:left="227" w:hanging="227"/>
         <w:rPr>
+          <w:color w:val="000000" w:themeColor="text1"/>
           <w:lang w:eastAsia="ko-KR"/>
         </w:rPr>
       </w:pPr>
       <w:r>
         <w:rPr>
-          <w:lang w:eastAsia="ko-KR"/>
-        </w:rPr>
-        <w:t xml:space="preserve">☐ </w:t>
-      </w:r>
-      <w:r>
-        <w:rPr>
-          <w:rFonts w:ascii="Consolas" w:hAnsi="Consolas"/>
-          <w:sz w:val="19"/>
-          <w:lang w:eastAsia="ko-KR"/>
-        </w:rPr>
-        <w:t>log/</w:t>
+          <w:rFonts w:ascii="Segoe UI Symbol" w:hAnsi="Segoe UI Symbol" w:cs="Segoe UI Symbol"/>
+          <w:color w:val="000000" w:themeColor="text1"/>
+          <w:lang w:eastAsia="ko-KR"/>
+        </w:rPr>
+        <w:t>✓</w:t>
+      </w:r>
+      <w:r>
+        <w:rPr>
+          <w:color w:val="000000" w:themeColor="text1"/>
+          <w:lang w:eastAsia="ko-KR"/>
+        </w:rPr>
+        <w:t xml:space="preserve"> log/</w:t>
       </w:r>
       <w:proofErr w:type="spellStart"/>
       <w:r>
         <w:rPr>
-          <w:rFonts w:ascii="Consolas" w:hAnsi="Consolas"/>
-          <w:sz w:val="19"/>
+          <w:color w:val="000000" w:themeColor="text1"/>
           <w:lang w:eastAsia="ko-KR"/>
         </w:rPr>
         <w:t>claude</w:t>
@@ -6019,17 +10585,10 @@
       <w:proofErr w:type="spellEnd"/>
       <w:r>
         <w:rPr>
-          <w:rFonts w:ascii="Consolas" w:hAnsi="Consolas"/>
-          <w:sz w:val="19"/>
-          <w:lang w:eastAsia="ko-KR"/>
-        </w:rPr>
-        <w:t>/</w:t>
-      </w:r>
-      <w:r>
-        <w:rPr>
-          <w:lang w:eastAsia="ko-KR"/>
-        </w:rPr>
-        <w:t>는 복사한 그대로이며, 파일을 고치거나 지우지 않았습니다.</w:t>
+          <w:color w:val="000000" w:themeColor="text1"/>
+          <w:lang w:eastAsia="ko-KR"/>
+        </w:rPr>
+        <w:t>/는 복사한 그대로이며, 파일을 고치거나 지우지 않았습니다.</w:t>
       </w:r>
     </w:p>
     <w:p>
@@ -6037,14 +10596,24 @@
         <w:spacing w:after="20"/>
         <w:ind w:left="227" w:hanging="227"/>
         <w:rPr>
+          <w:color w:val="000000" w:themeColor="text1"/>
           <w:lang w:eastAsia="ko-KR"/>
         </w:rPr>
       </w:pPr>
       <w:r>
         <w:rPr>
-          <w:lang w:eastAsia="ko-KR"/>
-        </w:rPr>
-        <w:t>☐ 3-2에 적은 것 외에 로그에 없는 AI 사용은 없습니다.</w:t>
+          <w:rFonts w:ascii="Segoe UI Symbol" w:hAnsi="Segoe UI Symbol" w:cs="Segoe UI Symbol"/>
+          <w:color w:val="000000" w:themeColor="text1"/>
+          <w:lang w:eastAsia="ko-KR"/>
+        </w:rPr>
+        <w:t>✓</w:t>
+      </w:r>
+      <w:r>
+        <w:rPr>
+          <w:color w:val="000000" w:themeColor="text1"/>
+          <w:lang w:eastAsia="ko-KR"/>
+        </w:rPr>
+        <w:t xml:space="preserve"> 3-2에 적은 것 외에 로그에 없는 AI 사용은 없습니다.</w:t>
       </w:r>
     </w:p>
     <w:p>
@@ -6052,27 +10621,80 @@
         <w:spacing w:after="20"/>
         <w:ind w:left="227" w:hanging="227"/>
         <w:rPr>
+          <w:color w:val="000000" w:themeColor="text1"/>
           <w:lang w:eastAsia="ko-KR"/>
         </w:rPr>
       </w:pPr>
       <w:r>
         <w:rPr>
-          <w:lang w:eastAsia="ko-KR"/>
-        </w:rPr>
-        <w:t>☐ ②에 적은 설명은 제가 이해한 것이며, 다른 사람이 대신 써 주지 않았습니다.</w:t>
+          <w:rFonts w:ascii="Segoe UI Symbol" w:hAnsi="Segoe UI Symbol" w:cs="Segoe UI Symbol"/>
+          <w:color w:val="000000" w:themeColor="text1"/>
+          <w:lang w:eastAsia="ko-KR"/>
+        </w:rPr>
+        <w:t>✓</w:t>
+      </w:r>
+      <w:r>
+        <w:rPr>
+          <w:color w:val="000000" w:themeColor="text1"/>
+          <w:lang w:eastAsia="ko-KR"/>
+        </w:rPr>
+        <w:t xml:space="preserve"> ②에 적은 설명은 제가 이해한 것이며, 다른 사람이 대신 써 주지 않았습니다.</w:t>
       </w:r>
     </w:p>
     <w:p>
       <w:pPr>
         <w:rPr>
+          <w:rFonts w:hint="eastAsia"/>
+          <w:color w:val="000000" w:themeColor="text1"/>
           <w:lang w:eastAsia="ko-KR"/>
         </w:rPr>
       </w:pPr>
       <w:r>
         <w:rPr>
-          <w:lang w:eastAsia="ko-KR"/>
-        </w:rPr>
-        <w:t>서명: ______________    날짜: 2026-__-__</w:t>
+          <w:color w:val="000000" w:themeColor="text1"/>
+          <w:lang w:eastAsia="ko-KR"/>
+        </w:rPr>
+        <w:t xml:space="preserve">서명: </w:t>
+      </w:r>
+      <w:proofErr w:type="spellStart"/>
+      <w:r>
+        <w:rPr>
+          <w:rFonts w:hint="eastAsia"/>
+          <w:color w:val="000000" w:themeColor="text1"/>
+          <w:lang w:eastAsia="ko-KR"/>
+        </w:rPr>
+        <w:t>박대승</w:t>
+      </w:r>
+      <w:proofErr w:type="spellEnd"/>
+      <w:r>
+        <w:rPr>
+          <w:color w:val="000000" w:themeColor="text1"/>
+          <w:lang w:eastAsia="ko-KR"/>
+        </w:rPr>
+        <w:t xml:space="preserve">    날짜: 2026-</w:t>
+      </w:r>
+      <w:r>
+        <w:rPr>
+          <w:rFonts w:hint="eastAsia"/>
+          <w:color w:val="000000" w:themeColor="text1"/>
+          <w:lang w:eastAsia="ko-KR"/>
+        </w:rPr>
+        <w:t>10</w:t>
+      </w:r>
+      <w:r>
+        <w:rPr>
+          <w:color w:val="000000" w:themeColor="text1"/>
+          <w:lang w:eastAsia="ko-KR"/>
+        </w:rPr>
+        <w:t>-</w:t>
+      </w:r>
+      <w:r>
+        <w:rPr>
+          <w:rFonts w:hint="eastAsia"/>
+          <w:color w:val="000000" w:themeColor="text1"/>
+          <w:lang w:eastAsia="ko-KR"/>
+        </w:rPr>
+        <w:t>23</w:t>
       </w:r>
     </w:p>
     <w:p>
@@ -6099,19 +10721,29 @@
         <w:spacing w:after="20"/>
         <w:ind w:left="227" w:hanging="227"/>
         <w:rPr>
+          <w:color w:val="000000" w:themeColor="text1"/>
           <w:lang w:eastAsia="ko-KR"/>
         </w:rPr>
       </w:pPr>
       <w:r>
         <w:rPr>
-          <w:lang w:eastAsia="ko-KR"/>
-        </w:rPr>
-        <w:t xml:space="preserve">☐ 앱 주소를 </w:t>
+          <w:rFonts w:ascii="Segoe UI Symbol" w:hAnsi="Segoe UI Symbol" w:cs="Segoe UI Symbol"/>
+          <w:color w:val="000000" w:themeColor="text1"/>
+          <w:lang w:eastAsia="ko-KR"/>
+        </w:rPr>
+        <w:t>✓</w:t>
+      </w:r>
+      <w:r>
+        <w:rPr>
+          <w:color w:val="000000" w:themeColor="text1"/>
+          <w:lang w:eastAsia="ko-KR"/>
+        </w:rPr>
+        <w:t xml:space="preserve"> 앱 주소를 </w:t>
       </w:r>
       <w:proofErr w:type="spellStart"/>
       <w:r>
         <w:rPr>
-          <w:b/>
+          <w:color w:val="000000" w:themeColor="text1"/>
           <w:lang w:eastAsia="ko-KR"/>
         </w:rPr>
         <w:t>로그아웃했다가</w:t>
@@ -6119,16 +10751,10 @@
       <w:proofErr w:type="spellEnd"/>
       <w:r>
         <w:rPr>
-          <w:b/>
-          <w:lang w:eastAsia="ko-KR"/>
-        </w:rPr>
-        <w:t xml:space="preserve"> 다시 로그인한 뒤</w:t>
-      </w:r>
-      <w:r>
-        <w:rPr>
-          <w:lang w:eastAsia="ko-KR"/>
-        </w:rPr>
-        <w:t xml:space="preserve"> 열어 3화면이 뜹니다</w:t>
+          <w:color w:val="000000" w:themeColor="text1"/>
+          <w:lang w:eastAsia="ko-KR"/>
+        </w:rPr>
+        <w:t xml:space="preserve"> 다시 로그인한 뒤 열어 3화면이 뜹니다</w:t>
       </w:r>
     </w:p>
     <w:p>
@@ -6136,20 +10762,29 @@
         <w:spacing w:after="20"/>
         <w:ind w:left="227" w:hanging="227"/>
         <w:rPr>
+          <w:color w:val="000000" w:themeColor="text1"/>
           <w:lang w:eastAsia="ko-KR"/>
         </w:rPr>
       </w:pPr>
       <w:r>
         <w:rPr>
-          <w:lang w:eastAsia="ko-KR"/>
-        </w:rPr>
-        <w:t xml:space="preserve">☐ 예외 입력(①)에서 오류 화면 대신 </w:t>
+          <w:b/>
+          <w:sz w:val="19"/>
+          <w:lang w:eastAsia="ko-KR"/>
+        </w:rPr>
+        <w:t>△</w:t>
+      </w:r>
+      <w:r>
+        <w:rPr>
+          <w:color w:val="000000" w:themeColor="text1"/>
+          <w:lang w:eastAsia="ko-KR"/>
+        </w:rPr>
+        <w:t xml:space="preserve"> 예외 입력(①)에서 오류 화면 대신 </w:t>
       </w:r>
       <w:proofErr w:type="spellStart"/>
       <w:r>
         <w:rPr>
-          <w:rFonts w:ascii="Consolas" w:hAnsi="Consolas"/>
-          <w:sz w:val="19"/>
+          <w:color w:val="000000" w:themeColor="text1"/>
           <w:lang w:eastAsia="ko-KR"/>
         </w:rPr>
         <w:t>st.warning</w:t>
@@ -6157,9 +10792,41 @@
       <w:proofErr w:type="spellEnd"/>
       <w:r>
         <w:rPr>
-          <w:lang w:eastAsia="ko-KR"/>
-        </w:rPr>
-        <w:t>이 뜹니다</w:t>
+          <w:color w:val="000000" w:themeColor="text1"/>
+          <w:lang w:eastAsia="ko-KR"/>
+        </w:rPr>
+        <w:t xml:space="preserve">이 뜹니다 — 이 앱은 </w:t>
+      </w:r>
+      <w:proofErr w:type="spellStart"/>
+      <w:r>
+        <w:rPr>
+          <w:color w:val="000000" w:themeColor="text1"/>
+          <w:lang w:eastAsia="ko-KR"/>
+        </w:rPr>
+        <w:t>st.toast</w:t>
+      </w:r>
+      <w:proofErr w:type="spellEnd"/>
+      <w:r>
+        <w:rPr>
+          <w:color w:val="000000" w:themeColor="text1"/>
+          <w:lang w:eastAsia="ko-KR"/>
+        </w:rPr>
+        <w:t xml:space="preserve">로 </w:t>
+      </w:r>
+      <w:r>
+        <w:rPr>
+          <w:rFonts w:hint="eastAsia"/>
+          <w:color w:val="000000" w:themeColor="text1"/>
+          <w:lang w:eastAsia="ko-KR"/>
+        </w:rPr>
+        <w:t>동작</w:t>
+      </w:r>
+      <w:r>
+        <w:rPr>
+          <w:color w:val="000000" w:themeColor="text1"/>
+          <w:lang w:eastAsia="ko-KR"/>
+        </w:rPr>
+        <w:t>합니다</w:t>
       </w:r>
     </w:p>
     <w:p>
@@ -6167,28 +10834,29 @@
         <w:spacing w:after="20"/>
         <w:ind w:left="227" w:hanging="227"/>
         <w:rPr>
+          <w:color w:val="000000" w:themeColor="text1"/>
           <w:lang w:eastAsia="ko-KR"/>
         </w:rPr>
       </w:pPr>
       <w:r>
         <w:rPr>
-          <w:lang w:eastAsia="ko-KR"/>
-        </w:rPr>
-        <w:t xml:space="preserve">☐ </w:t>
-      </w:r>
-      <w:r>
-        <w:rPr>
-          <w:rFonts w:ascii="Consolas" w:hAnsi="Consolas"/>
-          <w:sz w:val="19"/>
-          <w:lang w:eastAsia="ko-KR"/>
-        </w:rPr>
-        <w:t xml:space="preserve">python -m </w:t>
+          <w:rFonts w:ascii="Segoe UI Symbol" w:hAnsi="Segoe UI Symbol" w:cs="Segoe UI Symbol"/>
+          <w:color w:val="000000" w:themeColor="text1"/>
+          <w:lang w:eastAsia="ko-KR"/>
+        </w:rPr>
+        <w:t>✓</w:t>
+      </w:r>
+      <w:r>
+        <w:rPr>
+          <w:color w:val="000000" w:themeColor="text1"/>
+          <w:lang w:eastAsia="ko-KR"/>
+        </w:rPr>
+        <w:t xml:space="preserve"> python -m </w:t>
       </w:r>
       <w:proofErr w:type="spellStart"/>
       <w:r>
         <w:rPr>
-          <w:rFonts w:ascii="Consolas" w:hAnsi="Consolas"/>
-          <w:sz w:val="19"/>
+          <w:color w:val="000000" w:themeColor="text1"/>
           <w:lang w:eastAsia="ko-KR"/>
         </w:rPr>
         <w:t>pytest</w:t>
@@ -6196,17 +10864,10 @@
       <w:proofErr w:type="spellEnd"/>
       <w:r>
         <w:rPr>
-          <w:rFonts w:ascii="Consolas" w:hAnsi="Consolas"/>
-          <w:sz w:val="19"/>
-          <w:lang w:eastAsia="ko-KR"/>
-        </w:rPr>
-        <w:t xml:space="preserve"> -q</w:t>
-      </w:r>
-      <w:r>
-        <w:rPr>
-          <w:lang w:eastAsia="ko-KR"/>
-        </w:rPr>
-        <w:t>가 통과합니다 (테스트가 있다면)</w:t>
+          <w:color w:val="000000" w:themeColor="text1"/>
+          <w:lang w:eastAsia="ko-KR"/>
+        </w:rPr>
+        <w:t xml:space="preserve"> -q가 통과합니다 (테스트가 있다면</w:t>
       </w:r>
     </w:p>
     <w:p>
@@ -6214,42 +10875,24 @@
         <w:spacing w:after="20"/>
         <w:ind w:left="227" w:hanging="227"/>
         <w:rPr>
+          <w:color w:val="000000" w:themeColor="text1"/>
           <w:lang w:eastAsia="ko-KR"/>
         </w:rPr>
       </w:pPr>
       <w:r>
         <w:rPr>
-          <w:lang w:eastAsia="ko-KR"/>
-        </w:rPr>
-        <w:t xml:space="preserve">☐ (선택) </w:t>
-      </w:r>
-      <w:r>
-        <w:rPr>
-          <w:rFonts w:ascii="Consolas" w:hAnsi="Consolas"/>
-          <w:sz w:val="19"/>
-          <w:lang w:eastAsia="ko-KR"/>
-        </w:rPr>
-        <w:t>requirements.txt</w:t>
-      </w:r>
-      <w:r>
-        <w:rPr>
-          <w:lang w:eastAsia="ko-KR"/>
-        </w:rPr>
-        <w:t xml:space="preserve">에 내가 </w:t>
-      </w:r>
-      <w:r>
-        <w:rPr>
-          <w:rFonts w:ascii="Consolas" w:hAnsi="Consolas"/>
-          <w:sz w:val="19"/>
-          <w:lang w:eastAsia="ko-KR"/>
-        </w:rPr>
-        <w:t>pip install</w:t>
-      </w:r>
-      <w:r>
-        <w:rPr>
-          <w:lang w:eastAsia="ko-KR"/>
-        </w:rPr>
-        <w:t>한 패키지가 모두 있습니다</w:t>
+          <w:rFonts w:ascii="Segoe UI Symbol" w:hAnsi="Segoe UI Symbol" w:cs="Segoe UI Symbol"/>
+          <w:color w:val="000000" w:themeColor="text1"/>
+          <w:lang w:eastAsia="ko-KR"/>
+        </w:rPr>
+        <w:t>✓</w:t>
+      </w:r>
+      <w:r>
+        <w:rPr>
+          <w:color w:val="000000" w:themeColor="text1"/>
+          <w:lang w:eastAsia="ko-KR"/>
+        </w:rPr>
+        <w:t xml:space="preserve"> (선택) requirements.txt에 내가 pip install한 패키지가 모두 있습니다</w:t>
       </w:r>
     </w:p>
     <w:p>
@@ -6257,28 +10900,29 @@
         <w:spacing w:after="20"/>
         <w:ind w:left="227" w:hanging="227"/>
         <w:rPr>
+          <w:color w:val="000000" w:themeColor="text1"/>
           <w:lang w:eastAsia="ko-KR"/>
         </w:rPr>
       </w:pPr>
       <w:r>
         <w:rPr>
-          <w:lang w:eastAsia="ko-KR"/>
-        </w:rPr>
-        <w:t xml:space="preserve">☐ 제출 폴더에 </w:t>
-      </w:r>
-      <w:r>
-        <w:rPr>
-          <w:rFonts w:ascii="Consolas" w:hAnsi="Consolas"/>
-          <w:sz w:val="19"/>
-          <w:lang w:eastAsia="ko-KR"/>
-        </w:rPr>
-        <w:t>.</w:t>
+          <w:rFonts w:ascii="Segoe UI Symbol" w:hAnsi="Segoe UI Symbol" w:cs="Segoe UI Symbol"/>
+          <w:color w:val="000000" w:themeColor="text1"/>
+          <w:lang w:eastAsia="ko-KR"/>
+        </w:rPr>
+        <w:t>✓</w:t>
+      </w:r>
+      <w:r>
+        <w:rPr>
+          <w:color w:val="000000" w:themeColor="text1"/>
+          <w:lang w:eastAsia="ko-KR"/>
+        </w:rPr>
+        <w:t xml:space="preserve"> 제출 폴더에 .</w:t>
       </w:r>
       <w:proofErr w:type="spellStart"/>
       <w:r>
         <w:rPr>
-          <w:rFonts w:ascii="Consolas" w:hAnsi="Consolas"/>
-          <w:sz w:val="19"/>
+          <w:color w:val="000000" w:themeColor="text1"/>
           <w:lang w:eastAsia="ko-KR"/>
         </w:rPr>
         <w:t>streamlit</w:t>
@@ -6286,8 +10930,7 @@
       <w:proofErr w:type="spellEnd"/>
       <w:r>
         <w:rPr>
-          <w:rFonts w:ascii="Consolas" w:hAnsi="Consolas"/>
-          <w:sz w:val="19"/>
+          <w:color w:val="000000" w:themeColor="text1"/>
           <w:lang w:eastAsia="ko-KR"/>
         </w:rPr>
         <w:t>/</w:t>
@@ -6295,8 +10938,7 @@
       <w:proofErr w:type="spellStart"/>
       <w:r>
         <w:rPr>
-          <w:rFonts w:ascii="Consolas" w:hAnsi="Consolas"/>
-          <w:sz w:val="19"/>
+          <w:color w:val="000000" w:themeColor="text1"/>
           <w:lang w:eastAsia="ko-KR"/>
         </w:rPr>
         <w:t>secrets.toml</w:t>
@@ -6304,6 +10946,7 @@
       <w:proofErr w:type="spellEnd"/>
       <w:r>
         <w:rPr>
+          <w:color w:val="000000" w:themeColor="text1"/>
           <w:lang w:eastAsia="ko-KR"/>
         </w:rPr>
         <w:t xml:space="preserve"> 같은 </w:t>
@@ -6311,6 +10954,7 @@
       <w:proofErr w:type="spellStart"/>
       <w:r>
         <w:rPr>
+          <w:color w:val="000000" w:themeColor="text1"/>
           <w:lang w:eastAsia="ko-KR"/>
         </w:rPr>
         <w:t>비밀값</w:t>
@@ -6318,6 +10962,7 @@
       <w:proofErr w:type="spellEnd"/>
       <w:r>
         <w:rPr>
+          <w:color w:val="000000" w:themeColor="text1"/>
           <w:lang w:eastAsia="ko-KR"/>
         </w:rPr>
         <w:t xml:space="preserve"> 파일이 들어 있지 않습니다</w:t>
@@ -6328,28 +10973,29 @@
         <w:spacing w:after="20"/>
         <w:ind w:left="227" w:hanging="227"/>
         <w:rPr>
+          <w:color w:val="000000" w:themeColor="text1"/>
           <w:lang w:eastAsia="ko-KR"/>
         </w:rPr>
       </w:pPr>
       <w:r>
         <w:rPr>
-          <w:lang w:eastAsia="ko-KR"/>
-        </w:rPr>
-        <w:t xml:space="preserve">☐ </w:t>
-      </w:r>
-      <w:r>
-        <w:rPr>
-          <w:rFonts w:ascii="Consolas" w:hAnsi="Consolas"/>
-          <w:sz w:val="19"/>
-          <w:lang w:eastAsia="ko-KR"/>
-        </w:rPr>
-        <w:t>log/</w:t>
+          <w:rFonts w:ascii="Segoe UI Symbol" w:hAnsi="Segoe UI Symbol" w:cs="Segoe UI Symbol"/>
+          <w:color w:val="000000" w:themeColor="text1"/>
+          <w:lang w:eastAsia="ko-KR"/>
+        </w:rPr>
+        <w:t>✓</w:t>
+      </w:r>
+      <w:r>
+        <w:rPr>
+          <w:color w:val="000000" w:themeColor="text1"/>
+          <w:lang w:eastAsia="ko-KR"/>
+        </w:rPr>
+        <w:t xml:space="preserve"> log/</w:t>
       </w:r>
       <w:proofErr w:type="spellStart"/>
       <w:r>
         <w:rPr>
-          <w:rFonts w:ascii="Consolas" w:hAnsi="Consolas"/>
-          <w:sz w:val="19"/>
+          <w:color w:val="000000" w:themeColor="text1"/>
           <w:lang w:eastAsia="ko-KR"/>
         </w:rPr>
         <w:t>claude</w:t>
@@ -6357,49 +11003,10 @@
       <w:proofErr w:type="spellEnd"/>
       <w:r>
         <w:rPr>
-          <w:rFonts w:ascii="Consolas" w:hAnsi="Consolas"/>
-          <w:sz w:val="19"/>
-          <w:lang w:eastAsia="ko-KR"/>
-        </w:rPr>
-        <w:t>/</w:t>
-      </w:r>
-      <w:proofErr w:type="spellStart"/>
-      <w:r>
-        <w:rPr>
-          <w:lang w:eastAsia="ko-KR"/>
-        </w:rPr>
-        <w:t>를</w:t>
-      </w:r>
-      <w:proofErr w:type="spellEnd"/>
-      <w:r>
-        <w:rPr>
-          <w:lang w:eastAsia="ko-KR"/>
-        </w:rPr>
-        <w:t xml:space="preserve"> 제출 직전에 복사했습니다 (</w:t>
-      </w:r>
-      <w:r>
-        <w:rPr>
-          <w:rFonts w:ascii="Consolas" w:hAnsi="Consolas"/>
-          <w:sz w:val="19"/>
-          <w:lang w:eastAsia="ko-KR"/>
-        </w:rPr>
-        <w:t>.</w:t>
-      </w:r>
-      <w:proofErr w:type="spellStart"/>
-      <w:r>
-        <w:rPr>
-          <w:rFonts w:ascii="Consolas" w:hAnsi="Consolas"/>
-          <w:sz w:val="19"/>
-          <w:lang w:eastAsia="ko-KR"/>
-        </w:rPr>
-        <w:t>jsonl</w:t>
-      </w:r>
-      <w:proofErr w:type="spellEnd"/>
-      <w:r>
-        <w:rPr>
-          <w:lang w:eastAsia="ko-KR"/>
-        </w:rPr>
-        <w:t xml:space="preserve"> 파일이 보입니다)</w:t>
+          <w:color w:val="000000" w:themeColor="text1"/>
+          <w:lang w:eastAsia="ko-KR"/>
+        </w:rPr>
+        <w:t>/를 제출 직전에 복사했습니다 (.jsonl 파일이 보입니다)</w:t>
       </w:r>
     </w:p>
     <w:p>
@@ -6407,14 +11014,24 @@
         <w:spacing w:after="20"/>
         <w:ind w:left="227" w:hanging="227"/>
         <w:rPr>
+          <w:color w:val="000000" w:themeColor="text1"/>
           <w:lang w:eastAsia="ko-KR"/>
         </w:rPr>
       </w:pPr>
       <w:r>
         <w:rPr>
-          <w:lang w:eastAsia="ko-KR"/>
-        </w:rPr>
-        <w:t>☐ 2-5 "AI 없이 직접 바꾼 것"의 시각에 로그 지시가 없습니다</w:t>
+          <w:rFonts w:ascii="Segoe UI Symbol" w:hAnsi="Segoe UI Symbol" w:cs="Segoe UI Symbol"/>
+          <w:color w:val="000000" w:themeColor="text1"/>
+          <w:lang w:eastAsia="ko-KR"/>
+        </w:rPr>
+        <w:t>✓</w:t>
+      </w:r>
+      <w:r>
+        <w:rPr>
+          <w:color w:val="000000" w:themeColor="text1"/>
+          <w:lang w:eastAsia="ko-KR"/>
+        </w:rPr>
+        <w:t xml:space="preserve"> 2-5 "AI 없이 직접 바꾼 것"의 시각에 로그 지시가 없습니다</w:t>
       </w:r>
     </w:p>
     <w:p>
@@ -6422,21 +11039,30 @@
         <w:spacing w:after="20"/>
         <w:ind w:left="227" w:hanging="227"/>
         <w:rPr>
+          <w:rFonts w:hint="eastAsia"/>
+          <w:color w:val="000000" w:themeColor="text1"/>
           <w:lang w:eastAsia="ko-KR"/>
         </w:rPr>
       </w:pPr>
       <w:r>
         <w:rPr>
-          <w:lang w:eastAsia="ko-KR"/>
-        </w:rPr>
-        <w:lastRenderedPageBreak/>
-        <w:t xml:space="preserve">☐ 폴더 이름 </w:t>
+          <w:rFonts w:ascii="Segoe UI Symbol" w:hAnsi="Segoe UI Symbol" w:cs="Segoe UI Symbol"/>
+          <w:color w:val="000000" w:themeColor="text1"/>
+          <w:lang w:eastAsia="ko-KR"/>
+        </w:rPr>
+        <w:t>✓</w:t>
+      </w:r>
+      <w:r>
+        <w:rPr>
+          <w:color w:val="000000" w:themeColor="text1"/>
+          <w:lang w:eastAsia="ko-KR"/>
+        </w:rPr>
+        <w:t xml:space="preserve"> 폴더 이름 </w:t>
       </w:r>
       <w:proofErr w:type="spellStart"/>
       <w:r>
         <w:rPr>
-          <w:rFonts w:ascii="Consolas" w:hAnsi="Consolas"/>
-          <w:sz w:val="19"/>
+          <w:color w:val="000000" w:themeColor="text1"/>
           <w:lang w:eastAsia="ko-KR"/>
         </w:rPr>
         <w:t>이름</w:t>
@@ -6444,66 +11070,14 @@
       <w:proofErr w:type="spellEnd"/>
       <w:r>
         <w:rPr>
-          <w:rFonts w:ascii="Consolas" w:hAnsi="Consolas"/>
-          <w:sz w:val="19"/>
-          <w:lang w:eastAsia="ko-KR"/>
-        </w:rPr>
-        <w:t>_</w:t>
-      </w:r>
-      <w:r>
-        <w:rPr>
-          <w:rFonts w:ascii="Consolas" w:hAnsi="Consolas"/>
-          <w:sz w:val="19"/>
-          <w:lang w:eastAsia="ko-KR"/>
-        </w:rPr>
-        <w:t>학번</w:t>
-      </w:r>
-      <w:r>
-        <w:rPr>
-          <w:rFonts w:ascii="Consolas" w:hAnsi="Consolas"/>
-          <w:sz w:val="19"/>
-          <w:lang w:eastAsia="ko-KR"/>
-        </w:rPr>
-        <w:t>_1</w:t>
-      </w:r>
-      <w:r>
-        <w:rPr>
-          <w:rFonts w:ascii="Consolas" w:hAnsi="Consolas"/>
-          <w:sz w:val="19"/>
-          <w:lang w:eastAsia="ko-KR"/>
-        </w:rPr>
-        <w:t>단계프로젝트</w:t>
-      </w:r>
-      <w:r>
-        <w:rPr>
-          <w:lang w:eastAsia="ko-KR"/>
-        </w:rPr>
-        <w:t xml:space="preserve"> → zip → </w:t>
-      </w:r>
-      <w:r>
-        <w:rPr>
-          <w:b/>
-          <w:lang w:eastAsia="ko-KR"/>
-        </w:rPr>
-        <w:t>soonchan.kim@suwon.ac.kr</w:t>
-      </w:r>
-      <w:r>
-        <w:rPr>
-          <w:lang w:eastAsia="ko-KR"/>
-        </w:rPr>
-        <w:t xml:space="preserve"> (메일 제목도 같은 형식, 본문에 앱 주소)</w:t>
-      </w:r>
-    </w:p>
-    <w:p>
-      <w:pPr>
-        <w:spacing w:before="200"/>
-        <w:rPr>
-          <w:lang w:eastAsia="ko-KR"/>
-        </w:rPr>
-      </w:pPr>
+          <w:color w:val="000000" w:themeColor="text1"/>
+          <w:lang w:eastAsia="ko-KR"/>
+        </w:rPr>
+        <w:t>_학번_1단계프로젝트 → zip → soonchan.kim@suwon.ac.kr (메일 제목도 같은 형식, 본문에 앱 주소)</w:t>
+      </w:r>
     </w:p>
     <w:sectPr>
-      <w:footerReference w:type="default" r:id="rId8"/>
+      <w:footerReference w:type="default" r:id="rId10"/>
       <w:pgSz w:w="11906" w:h="16838"/>
       <w:pgMar w:top="907" w:right="850" w:bottom="907" w:left="850" w:header="720" w:footer="720" w:gutter="0"/>
       <w:cols w:space="720"/>
@@ -7416,7 +11990,6 @@
   <w:style w:type="character" w:default="1" w:styleId="a2">
     <w:name w:val="Default Paragraph Font"/>
     <w:uiPriority w:val="1"/>
-    <w:semiHidden/>
     <w:unhideWhenUsed/>
   </w:style>
   <w:style w:type="table" w:default="1" w:styleId="a3">
@@ -18193,6 +22766,19 @@
       </w:tcPr>
     </w:tblStylePr>
   </w:style>
+  <w:style w:type="character" w:styleId="HTML">
+    <w:name w:val="HTML Code"/>
+    <w:basedOn w:val="a2"/>
+    <w:uiPriority w:val="99"/>
+    <w:semiHidden/>
+    <w:unhideWhenUsed/>
+    <w:rsid w:val="00E95BED"/>
+    <w:rPr>
+      <w:rFonts w:ascii="굴림체" w:eastAsia="굴림체" w:hAnsi="굴림체" w:cs="굴림체"/>
+      <w:sz w:val="24"/>
+      <w:szCs w:val="24"/>
+    </w:rPr>
+  </w:style>
 </w:styles>
 </file>
 
